--- a/zht/docx/164.content.docx
+++ b/zht/docx/164.content.docx
@@ -299,66 +299,48 @@
           <w:lang w:val="zh_TW" w:bidi="zh_TW"/>
         </w:rPr>
       </w:r>
-      <w:hyperlink r:id="rId13">
-        <w:r>
-          <w:rPr>
-            <w:lang w:val="zh_TW" w:bidi="zh_TW"/>
-          </w:rPr>
-          <w:rPr>
-            <w:color w:val="0000EE"/>
-            <w:u w:val="single"/>
-          </w:rPr>
-          <w:t>使徒行傳3:1–3</w:t>
-        </w:r>
-      </w:hyperlink>
-    </w:p>
-    <w:p>
-      <w:pPr>
-        <w:pStyle w:val="ListBullet"/>
-        <w:spacing w:line="240" w:lineRule="auto"/>
-        <w:ind w:left="720"/>
-      </w:pPr>
-      <w:r>
-        <w:rPr>
-          <w:lang w:val="zh_TW" w:bidi="zh_TW"/>
-        </w:rPr>
-      </w:r>
-      <w:hyperlink r:id="rId14">
-        <w:r>
-          <w:rPr>
-            <w:lang w:val="zh_TW" w:bidi="zh_TW"/>
-          </w:rPr>
-          <w:rPr>
-            <w:color w:val="0000EE"/>
-            <w:u w:val="single"/>
-          </w:rPr>
-          <w:t>馬太福音6:1</w:t>
-        </w:r>
-      </w:hyperlink>
-    </w:p>
-    <w:p>
-      <w:pPr>
-        <w:pStyle w:val="ListBullet"/>
-        <w:spacing w:line="240" w:lineRule="auto"/>
-        <w:ind w:left="720"/>
-      </w:pPr>
-      <w:r>
-        <w:rPr>
-          <w:lang w:val="zh_TW" w:bidi="zh_TW"/>
-        </w:rPr>
-      </w:r>
-      <w:hyperlink r:id="rId15">
-        <w:r>
-          <w:rPr>
-            <w:lang w:val="zh_TW" w:bidi="zh_TW"/>
-          </w:rPr>
-          <w:rPr>
-            <w:color w:val="0000EE"/>
-            <w:u w:val="single"/>
-          </w:rPr>
-          <w:t>馬太福音6:3</w:t>
-        </w:r>
-      </w:hyperlink>
+      <w:r>
+        <w:rPr>
+          <w:lang w:val="zh_TW" w:bidi="zh_TW"/>
+        </w:rPr>
+        <w:t>使徒行傳3:1–3</w:t>
+      </w:r>
+    </w:p>
+    <w:p>
+      <w:pPr>
+        <w:pStyle w:val="ListBullet"/>
+        <w:spacing w:line="240" w:lineRule="auto"/>
+        <w:ind w:left="720"/>
+      </w:pPr>
+      <w:r>
+        <w:rPr>
+          <w:lang w:val="zh_TW" w:bidi="zh_TW"/>
+        </w:rPr>
+      </w:r>
+      <w:r>
+        <w:rPr>
+          <w:lang w:val="zh_TW" w:bidi="zh_TW"/>
+        </w:rPr>
+        <w:t>馬太福音6:1</w:t>
+      </w:r>
+    </w:p>
+    <w:p>
+      <w:pPr>
+        <w:pStyle w:val="ListBullet"/>
+        <w:spacing w:line="240" w:lineRule="auto"/>
+        <w:ind w:left="720"/>
+      </w:pPr>
+      <w:r>
+        <w:rPr>
+          <w:lang w:val="zh_TW" w:bidi="zh_TW"/>
+        </w:rPr>
+      </w:r>
+      <w:r>
+        <w:rPr>
+          <w:lang w:val="zh_TW" w:bidi="zh_TW"/>
+        </w:rPr>
+        <w:t>馬太福音6:3</w:t>
+      </w:r>
     </w:p>
     <w:p>
       <w:pPr>
@@ -617,162 +599,120 @@
           <w:lang w:val="zh_TW" w:bidi="zh_TW"/>
         </w:rPr>
       </w:r>
-      <w:hyperlink r:id="rId16">
-        <w:r>
-          <w:rPr>
-            <w:lang w:val="zh_TW" w:bidi="zh_TW"/>
-          </w:rPr>
-          <w:rPr>
-            <w:color w:val="0000EE"/>
-            <w:u w:val="single"/>
-          </w:rPr>
-          <w:t>使徒行傳2:38</w:t>
-        </w:r>
-      </w:hyperlink>
-    </w:p>
-    <w:p>
-      <w:pPr>
-        <w:pStyle w:val="ListBullet"/>
-        <w:spacing w:line="240" w:lineRule="auto"/>
-        <w:ind w:left="720"/>
-      </w:pPr>
-      <w:r>
-        <w:rPr>
-          <w:lang w:val="zh_TW" w:bidi="zh_TW"/>
-        </w:rPr>
-      </w:r>
-      <w:hyperlink r:id="rId17">
-        <w:r>
-          <w:rPr>
-            <w:lang w:val="zh_TW" w:bidi="zh_TW"/>
-          </w:rPr>
-          <w:rPr>
-            <w:color w:val="0000EE"/>
-            <w:u w:val="single"/>
-          </w:rPr>
-          <w:t>使徒行傳8:36</w:t>
-        </w:r>
-      </w:hyperlink>
-    </w:p>
-    <w:p>
-      <w:pPr>
-        <w:pStyle w:val="ListBullet"/>
-        <w:spacing w:line="240" w:lineRule="auto"/>
-        <w:ind w:left="720"/>
-      </w:pPr>
-      <w:r>
-        <w:rPr>
-          <w:lang w:val="zh_TW" w:bidi="zh_TW"/>
-        </w:rPr>
-      </w:r>
-      <w:hyperlink r:id="rId18">
-        <w:r>
-          <w:rPr>
-            <w:lang w:val="zh_TW" w:bidi="zh_TW"/>
-          </w:rPr>
-          <w:rPr>
-            <w:color w:val="0000EE"/>
-            <w:u w:val="single"/>
-          </w:rPr>
-          <w:t>使徒行傳9:18</w:t>
-        </w:r>
-      </w:hyperlink>
-    </w:p>
-    <w:p>
-      <w:pPr>
-        <w:pStyle w:val="ListBullet"/>
-        <w:spacing w:line="240" w:lineRule="auto"/>
-        <w:ind w:left="720"/>
-      </w:pPr>
-      <w:r>
-        <w:rPr>
-          <w:lang w:val="zh_TW" w:bidi="zh_TW"/>
-        </w:rPr>
-      </w:r>
-      <w:hyperlink r:id="rId19">
-        <w:r>
-          <w:rPr>
-            <w:lang w:val="zh_TW" w:bidi="zh_TW"/>
-          </w:rPr>
-          <w:rPr>
-            <w:color w:val="0000EE"/>
-            <w:u w:val="single"/>
-          </w:rPr>
-          <w:t>使徒行傳10:48</w:t>
-        </w:r>
-      </w:hyperlink>
-    </w:p>
-    <w:p>
-      <w:pPr>
-        <w:pStyle w:val="ListBullet"/>
-        <w:spacing w:line="240" w:lineRule="auto"/>
-        <w:ind w:left="720"/>
-      </w:pPr>
-      <w:r>
-        <w:rPr>
-          <w:lang w:val="zh_TW" w:bidi="zh_TW"/>
-        </w:rPr>
-      </w:r>
-      <w:hyperlink r:id="rId20">
-        <w:r>
-          <w:rPr>
-            <w:lang w:val="zh_TW" w:bidi="zh_TW"/>
-          </w:rPr>
-          <w:rPr>
-            <w:color w:val="0000EE"/>
-            <w:u w:val="single"/>
-          </w:rPr>
-          <w:t>路加福音3:16</w:t>
-        </w:r>
-      </w:hyperlink>
-    </w:p>
-    <w:p>
-      <w:pPr>
-        <w:pStyle w:val="ListBullet"/>
-        <w:spacing w:line="240" w:lineRule="auto"/>
-        <w:ind w:left="720"/>
-      </w:pPr>
-      <w:r>
-        <w:rPr>
-          <w:lang w:val="zh_TW" w:bidi="zh_TW"/>
-        </w:rPr>
-      </w:r>
-      <w:hyperlink r:id="rId21">
-        <w:r>
-          <w:rPr>
-            <w:lang w:val="zh_TW" w:bidi="zh_TW"/>
-          </w:rPr>
-          <w:rPr>
-            <w:color w:val="0000EE"/>
-            <w:u w:val="single"/>
-          </w:rPr>
-          <w:t>馬太福音3:14</w:t>
-        </w:r>
-      </w:hyperlink>
-    </w:p>
-    <w:p>
-      <w:pPr>
-        <w:pStyle w:val="ListBullet"/>
-        <w:spacing w:line="240" w:lineRule="auto"/>
-        <w:ind w:left="720"/>
-      </w:pPr>
-      <w:r>
-        <w:rPr>
-          <w:lang w:val="zh_TW" w:bidi="zh_TW"/>
-        </w:rPr>
-      </w:r>
-      <w:hyperlink r:id="rId22">
-        <w:r>
-          <w:rPr>
-            <w:lang w:val="zh_TW" w:bidi="zh_TW"/>
-          </w:rPr>
-          <w:rPr>
-            <w:color w:val="0000EE"/>
-            <w:u w:val="single"/>
-          </w:rPr>
-          <w:t>馬太福音28:18–19</w:t>
-        </w:r>
-      </w:hyperlink>
+      <w:r>
+        <w:rPr>
+          <w:lang w:val="zh_TW" w:bidi="zh_TW"/>
+        </w:rPr>
+        <w:t>使徒行傳2:38</w:t>
+      </w:r>
+    </w:p>
+    <w:p>
+      <w:pPr>
+        <w:pStyle w:val="ListBullet"/>
+        <w:spacing w:line="240" w:lineRule="auto"/>
+        <w:ind w:left="720"/>
+      </w:pPr>
+      <w:r>
+        <w:rPr>
+          <w:lang w:val="zh_TW" w:bidi="zh_TW"/>
+        </w:rPr>
+      </w:r>
+      <w:r>
+        <w:rPr>
+          <w:lang w:val="zh_TW" w:bidi="zh_TW"/>
+        </w:rPr>
+        <w:t>使徒行傳8:36</w:t>
+      </w:r>
+    </w:p>
+    <w:p>
+      <w:pPr>
+        <w:pStyle w:val="ListBullet"/>
+        <w:spacing w:line="240" w:lineRule="auto"/>
+        <w:ind w:left="720"/>
+      </w:pPr>
+      <w:r>
+        <w:rPr>
+          <w:lang w:val="zh_TW" w:bidi="zh_TW"/>
+        </w:rPr>
+      </w:r>
+      <w:r>
+        <w:rPr>
+          <w:lang w:val="zh_TW" w:bidi="zh_TW"/>
+        </w:rPr>
+        <w:t>使徒行傳9:18</w:t>
+      </w:r>
+    </w:p>
+    <w:p>
+      <w:pPr>
+        <w:pStyle w:val="ListBullet"/>
+        <w:spacing w:line="240" w:lineRule="auto"/>
+        <w:ind w:left="720"/>
+      </w:pPr>
+      <w:r>
+        <w:rPr>
+          <w:lang w:val="zh_TW" w:bidi="zh_TW"/>
+        </w:rPr>
+      </w:r>
+      <w:r>
+        <w:rPr>
+          <w:lang w:val="zh_TW" w:bidi="zh_TW"/>
+        </w:rPr>
+        <w:t>使徒行傳10:48</w:t>
+      </w:r>
+    </w:p>
+    <w:p>
+      <w:pPr>
+        <w:pStyle w:val="ListBullet"/>
+        <w:spacing w:line="240" w:lineRule="auto"/>
+        <w:ind w:left="720"/>
+      </w:pPr>
+      <w:r>
+        <w:rPr>
+          <w:lang w:val="zh_TW" w:bidi="zh_TW"/>
+        </w:rPr>
+      </w:r>
+      <w:r>
+        <w:rPr>
+          <w:lang w:val="zh_TW" w:bidi="zh_TW"/>
+        </w:rPr>
+        <w:t>路加福音3:16</w:t>
+      </w:r>
+    </w:p>
+    <w:p>
+      <w:pPr>
+        <w:pStyle w:val="ListBullet"/>
+        <w:spacing w:line="240" w:lineRule="auto"/>
+        <w:ind w:left="720"/>
+      </w:pPr>
+      <w:r>
+        <w:rPr>
+          <w:lang w:val="zh_TW" w:bidi="zh_TW"/>
+        </w:rPr>
+      </w:r>
+      <w:r>
+        <w:rPr>
+          <w:lang w:val="zh_TW" w:bidi="zh_TW"/>
+        </w:rPr>
+        <w:t>馬太福音3:14</w:t>
+      </w:r>
+    </w:p>
+    <w:p>
+      <w:pPr>
+        <w:pStyle w:val="ListBullet"/>
+        <w:spacing w:line="240" w:lineRule="auto"/>
+        <w:ind w:left="720"/>
+      </w:pPr>
+      <w:r>
+        <w:rPr>
+          <w:lang w:val="zh_TW" w:bidi="zh_TW"/>
+        </w:rPr>
+      </w:r>
+      <w:r>
+        <w:rPr>
+          <w:lang w:val="zh_TW" w:bidi="zh_TW"/>
+        </w:rPr>
+        <w:t>馬太福音28:18–19</w:t>
+      </w:r>
     </w:p>
     <w:p>
       <w:pPr>
@@ -1477,186 +1417,138 @@
           <w:lang w:val="zh_TW" w:bidi="zh_TW"/>
         </w:rPr>
       </w:r>
-      <w:hyperlink r:id="rId23">
-        <w:r>
-          <w:rPr>
-            <w:lang w:val="zh_TW" w:bidi="zh_TW"/>
-          </w:rPr>
-          <w:rPr>
-            <w:color w:val="0000EE"/>
-            <w:u w:val="single"/>
-          </w:rPr>
-          <w:t>約翰福音3:22–24</w:t>
-        </w:r>
-      </w:hyperlink>
-    </w:p>
-    <w:p>
-      <w:pPr>
-        <w:pStyle w:val="ListBullet"/>
-        <w:spacing w:line="240" w:lineRule="auto"/>
-        <w:ind w:left="720"/>
-      </w:pPr>
-      <w:r>
-        <w:rPr>
-          <w:lang w:val="zh_TW" w:bidi="zh_TW"/>
-        </w:rPr>
-      </w:r>
-      <w:hyperlink r:id="rId24">
-        <w:r>
-          <w:rPr>
-            <w:lang w:val="zh_TW" w:bidi="zh_TW"/>
-          </w:rPr>
-          <w:rPr>
-            <w:color w:val="0000EE"/>
-            <w:u w:val="single"/>
-          </w:rPr>
-          <w:t>路加福音1:11–13</w:t>
-        </w:r>
-      </w:hyperlink>
-    </w:p>
-    <w:p>
-      <w:pPr>
-        <w:pStyle w:val="ListBullet"/>
-        <w:spacing w:line="240" w:lineRule="auto"/>
-        <w:ind w:left="720"/>
-      </w:pPr>
-      <w:r>
-        <w:rPr>
-          <w:lang w:val="zh_TW" w:bidi="zh_TW"/>
-        </w:rPr>
-      </w:r>
-      <w:hyperlink r:id="rId25">
-        <w:r>
-          <w:rPr>
-            <w:lang w:val="zh_TW" w:bidi="zh_TW"/>
-          </w:rPr>
-          <w:rPr>
-            <w:color w:val="0000EE"/>
-            <w:u w:val="single"/>
-          </w:rPr>
-          <w:t>路加福音1:62–63</w:t>
-        </w:r>
-      </w:hyperlink>
-    </w:p>
-    <w:p>
-      <w:pPr>
-        <w:pStyle w:val="ListBullet"/>
-        <w:spacing w:line="240" w:lineRule="auto"/>
-        <w:ind w:left="720"/>
-      </w:pPr>
-      <w:r>
-        <w:rPr>
-          <w:lang w:val="zh_TW" w:bidi="zh_TW"/>
-        </w:rPr>
-      </w:r>
-      <w:hyperlink r:id="rId26">
-        <w:r>
-          <w:rPr>
-            <w:lang w:val="zh_TW" w:bidi="zh_TW"/>
-          </w:rPr>
-          <w:rPr>
-            <w:color w:val="0000EE"/>
-            <w:u w:val="single"/>
-          </w:rPr>
-          <w:t>路加福音3:7</w:t>
-        </w:r>
-      </w:hyperlink>
-    </w:p>
-    <w:p>
-      <w:pPr>
-        <w:pStyle w:val="ListBullet"/>
-        <w:spacing w:line="240" w:lineRule="auto"/>
-        <w:ind w:left="720"/>
-      </w:pPr>
-      <w:r>
-        <w:rPr>
-          <w:lang w:val="zh_TW" w:bidi="zh_TW"/>
-        </w:rPr>
-      </w:r>
-      <w:hyperlink r:id="rId27">
-        <w:r>
-          <w:rPr>
-            <w:lang w:val="zh_TW" w:bidi="zh_TW"/>
-          </w:rPr>
-          <w:rPr>
-            <w:color w:val="0000EE"/>
-            <w:u w:val="single"/>
-          </w:rPr>
-          <w:t>路加福音3:15–16</w:t>
-        </w:r>
-      </w:hyperlink>
-    </w:p>
-    <w:p>
-      <w:pPr>
-        <w:pStyle w:val="ListBullet"/>
-        <w:spacing w:line="240" w:lineRule="auto"/>
-        <w:ind w:left="720"/>
-      </w:pPr>
-      <w:r>
-        <w:rPr>
-          <w:lang w:val="zh_TW" w:bidi="zh_TW"/>
-        </w:rPr>
-      </w:r>
-      <w:hyperlink r:id="rId28">
-        <w:r>
-          <w:rPr>
-            <w:lang w:val="zh_TW" w:bidi="zh_TW"/>
-          </w:rPr>
-          <w:rPr>
-            <w:color w:val="0000EE"/>
-            <w:u w:val="single"/>
-          </w:rPr>
-          <w:t>路加福音7:27–28</w:t>
-        </w:r>
-      </w:hyperlink>
-    </w:p>
-    <w:p>
-      <w:pPr>
-        <w:pStyle w:val="ListBullet"/>
-        <w:spacing w:line="240" w:lineRule="auto"/>
-        <w:ind w:left="720"/>
-      </w:pPr>
-      <w:r>
-        <w:rPr>
-          <w:lang w:val="zh_TW" w:bidi="zh_TW"/>
-        </w:rPr>
-      </w:r>
-      <w:hyperlink r:id="rId29">
-        <w:r>
-          <w:rPr>
-            <w:lang w:val="zh_TW" w:bidi="zh_TW"/>
-          </w:rPr>
-          <w:rPr>
-            <w:color w:val="0000EE"/>
-            <w:u w:val="single"/>
-          </w:rPr>
-          <w:t>馬太福音3:13</w:t>
-        </w:r>
-      </w:hyperlink>
-    </w:p>
-    <w:p>
-      <w:pPr>
-        <w:pStyle w:val="ListBullet"/>
-        <w:spacing w:line="240" w:lineRule="auto"/>
-        <w:ind w:left="720"/>
-      </w:pPr>
-      <w:r>
-        <w:rPr>
-          <w:lang w:val="zh_TW" w:bidi="zh_TW"/>
-        </w:rPr>
-      </w:r>
-      <w:hyperlink r:id="rId30">
-        <w:r>
-          <w:rPr>
-            <w:lang w:val="zh_TW" w:bidi="zh_TW"/>
-          </w:rPr>
-          <w:rPr>
-            <w:color w:val="0000EE"/>
-            <w:u w:val="single"/>
-          </w:rPr>
-          <w:t>馬太福音11:14</w:t>
-        </w:r>
-      </w:hyperlink>
+      <w:r>
+        <w:rPr>
+          <w:lang w:val="zh_TW" w:bidi="zh_TW"/>
+        </w:rPr>
+        <w:t>約翰福音3:22–24</w:t>
+      </w:r>
+    </w:p>
+    <w:p>
+      <w:pPr>
+        <w:pStyle w:val="ListBullet"/>
+        <w:spacing w:line="240" w:lineRule="auto"/>
+        <w:ind w:left="720"/>
+      </w:pPr>
+      <w:r>
+        <w:rPr>
+          <w:lang w:val="zh_TW" w:bidi="zh_TW"/>
+        </w:rPr>
+      </w:r>
+      <w:r>
+        <w:rPr>
+          <w:lang w:val="zh_TW" w:bidi="zh_TW"/>
+        </w:rPr>
+        <w:t>路加福音1:11–13</w:t>
+      </w:r>
+    </w:p>
+    <w:p>
+      <w:pPr>
+        <w:pStyle w:val="ListBullet"/>
+        <w:spacing w:line="240" w:lineRule="auto"/>
+        <w:ind w:left="720"/>
+      </w:pPr>
+      <w:r>
+        <w:rPr>
+          <w:lang w:val="zh_TW" w:bidi="zh_TW"/>
+        </w:rPr>
+      </w:r>
+      <w:r>
+        <w:rPr>
+          <w:lang w:val="zh_TW" w:bidi="zh_TW"/>
+        </w:rPr>
+        <w:t>路加福音1:62–63</w:t>
+      </w:r>
+    </w:p>
+    <w:p>
+      <w:pPr>
+        <w:pStyle w:val="ListBullet"/>
+        <w:spacing w:line="240" w:lineRule="auto"/>
+        <w:ind w:left="720"/>
+      </w:pPr>
+      <w:r>
+        <w:rPr>
+          <w:lang w:val="zh_TW" w:bidi="zh_TW"/>
+        </w:rPr>
+      </w:r>
+      <w:r>
+        <w:rPr>
+          <w:lang w:val="zh_TW" w:bidi="zh_TW"/>
+        </w:rPr>
+        <w:t>路加福音3:7</w:t>
+      </w:r>
+    </w:p>
+    <w:p>
+      <w:pPr>
+        <w:pStyle w:val="ListBullet"/>
+        <w:spacing w:line="240" w:lineRule="auto"/>
+        <w:ind w:left="720"/>
+      </w:pPr>
+      <w:r>
+        <w:rPr>
+          <w:lang w:val="zh_TW" w:bidi="zh_TW"/>
+        </w:rPr>
+      </w:r>
+      <w:r>
+        <w:rPr>
+          <w:lang w:val="zh_TW" w:bidi="zh_TW"/>
+        </w:rPr>
+        <w:t>路加福音3:15–16</w:t>
+      </w:r>
+    </w:p>
+    <w:p>
+      <w:pPr>
+        <w:pStyle w:val="ListBullet"/>
+        <w:spacing w:line="240" w:lineRule="auto"/>
+        <w:ind w:left="720"/>
+      </w:pPr>
+      <w:r>
+        <w:rPr>
+          <w:lang w:val="zh_TW" w:bidi="zh_TW"/>
+        </w:rPr>
+      </w:r>
+      <w:r>
+        <w:rPr>
+          <w:lang w:val="zh_TW" w:bidi="zh_TW"/>
+        </w:rPr>
+        <w:t>路加福音7:27–28</w:t>
+      </w:r>
+    </w:p>
+    <w:p>
+      <w:pPr>
+        <w:pStyle w:val="ListBullet"/>
+        <w:spacing w:line="240" w:lineRule="auto"/>
+        <w:ind w:left="720"/>
+      </w:pPr>
+      <w:r>
+        <w:rPr>
+          <w:lang w:val="zh_TW" w:bidi="zh_TW"/>
+        </w:rPr>
+      </w:r>
+      <w:r>
+        <w:rPr>
+          <w:lang w:val="zh_TW" w:bidi="zh_TW"/>
+        </w:rPr>
+        <w:t>馬太福音3:13</w:t>
+      </w:r>
+    </w:p>
+    <w:p>
+      <w:pPr>
+        <w:pStyle w:val="ListBullet"/>
+        <w:spacing w:line="240" w:lineRule="auto"/>
+        <w:ind w:left="720"/>
+      </w:pPr>
+      <w:r>
+        <w:rPr>
+          <w:lang w:val="zh_TW" w:bidi="zh_TW"/>
+        </w:rPr>
+      </w:r>
+      <w:r>
+        <w:rPr>
+          <w:lang w:val="zh_TW" w:bidi="zh_TW"/>
+        </w:rPr>
+        <w:t>馬太福音11:14</w:t>
+      </w:r>
     </w:p>
     <w:p>
       <w:pPr>
@@ -2185,114 +2077,84 @@
           <w:lang w:val="zh_TW" w:bidi="zh_TW"/>
         </w:rPr>
       </w:r>
-      <w:hyperlink r:id="rId31">
-        <w:r>
-          <w:rPr>
-            <w:lang w:val="zh_TW" w:bidi="zh_TW"/>
-          </w:rPr>
-          <w:rPr>
-            <w:color w:val="0000EE"/>
-            <w:u w:val="single"/>
-          </w:rPr>
-          <w:t>歷代志上11:22–23</w:t>
-        </w:r>
-      </w:hyperlink>
-    </w:p>
-    <w:p>
-      <w:pPr>
-        <w:pStyle w:val="ListBullet"/>
-        <w:spacing w:line="240" w:lineRule="auto"/>
-        <w:ind w:left="720"/>
-      </w:pPr>
-      <w:r>
-        <w:rPr>
-          <w:lang w:val="zh_TW" w:bidi="zh_TW"/>
-        </w:rPr>
-      </w:r>
-      <w:hyperlink r:id="rId32">
-        <w:r>
-          <w:rPr>
-            <w:lang w:val="zh_TW" w:bidi="zh_TW"/>
-          </w:rPr>
-          <w:rPr>
-            <w:color w:val="0000EE"/>
-            <w:u w:val="single"/>
-          </w:rPr>
-          <w:t>列王紀上7:29</w:t>
-        </w:r>
-      </w:hyperlink>
-    </w:p>
-    <w:p>
-      <w:pPr>
-        <w:pStyle w:val="ListBullet"/>
-        <w:spacing w:line="240" w:lineRule="auto"/>
-        <w:ind w:left="720"/>
-      </w:pPr>
-      <w:r>
-        <w:rPr>
-          <w:lang w:val="zh_TW" w:bidi="zh_TW"/>
-        </w:rPr>
-      </w:r>
-      <w:hyperlink r:id="rId33">
-        <w:r>
-          <w:rPr>
-            <w:lang w:val="zh_TW" w:bidi="zh_TW"/>
-          </w:rPr>
-          <w:rPr>
-            <w:color w:val="0000EE"/>
-            <w:u w:val="single"/>
-          </w:rPr>
-          <w:t>箴言19:12</w:t>
-        </w:r>
-      </w:hyperlink>
-    </w:p>
-    <w:p>
-      <w:pPr>
-        <w:pStyle w:val="ListBullet"/>
-        <w:spacing w:line="240" w:lineRule="auto"/>
-        <w:ind w:left="720"/>
-      </w:pPr>
-      <w:r>
-        <w:rPr>
-          <w:lang w:val="zh_TW" w:bidi="zh_TW"/>
-        </w:rPr>
-      </w:r>
-      <w:hyperlink r:id="rId34">
-        <w:r>
-          <w:rPr>
-            <w:lang w:val="zh_TW" w:bidi="zh_TW"/>
-          </w:rPr>
-          <w:rPr>
-            <w:color w:val="0000EE"/>
-            <w:u w:val="single"/>
-          </w:rPr>
-          <w:t>詩篇17:12</w:t>
-        </w:r>
-      </w:hyperlink>
-    </w:p>
-    <w:p>
-      <w:pPr>
-        <w:pStyle w:val="ListBullet"/>
-        <w:spacing w:line="240" w:lineRule="auto"/>
-        <w:ind w:left="720"/>
-      </w:pPr>
-      <w:r>
-        <w:rPr>
-          <w:lang w:val="zh_TW" w:bidi="zh_TW"/>
-        </w:rPr>
-      </w:r>
-      <w:hyperlink r:id="rId35">
-        <w:r>
-          <w:rPr>
-            <w:lang w:val="zh_TW" w:bidi="zh_TW"/>
-          </w:rPr>
-          <w:rPr>
-            <w:color w:val="0000EE"/>
-            <w:u w:val="single"/>
-          </w:rPr>
-          <w:t>啟示錄5:5</w:t>
-        </w:r>
-      </w:hyperlink>
+      <w:r>
+        <w:rPr>
+          <w:lang w:val="zh_TW" w:bidi="zh_TW"/>
+        </w:rPr>
+        <w:t>歷代志上11:22–23</w:t>
+      </w:r>
+    </w:p>
+    <w:p>
+      <w:pPr>
+        <w:pStyle w:val="ListBullet"/>
+        <w:spacing w:line="240" w:lineRule="auto"/>
+        <w:ind w:left="720"/>
+      </w:pPr>
+      <w:r>
+        <w:rPr>
+          <w:lang w:val="zh_TW" w:bidi="zh_TW"/>
+        </w:rPr>
+      </w:r>
+      <w:r>
+        <w:rPr>
+          <w:lang w:val="zh_TW" w:bidi="zh_TW"/>
+        </w:rPr>
+        <w:t>列王紀上7:29</w:t>
+      </w:r>
+    </w:p>
+    <w:p>
+      <w:pPr>
+        <w:pStyle w:val="ListBullet"/>
+        <w:spacing w:line="240" w:lineRule="auto"/>
+        <w:ind w:left="720"/>
+      </w:pPr>
+      <w:r>
+        <w:rPr>
+          <w:lang w:val="zh_TW" w:bidi="zh_TW"/>
+        </w:rPr>
+      </w:r>
+      <w:r>
+        <w:rPr>
+          <w:lang w:val="zh_TW" w:bidi="zh_TW"/>
+        </w:rPr>
+        <w:t>箴言19:12</w:t>
+      </w:r>
+    </w:p>
+    <w:p>
+      <w:pPr>
+        <w:pStyle w:val="ListBullet"/>
+        <w:spacing w:line="240" w:lineRule="auto"/>
+        <w:ind w:left="720"/>
+      </w:pPr>
+      <w:r>
+        <w:rPr>
+          <w:lang w:val="zh_TW" w:bidi="zh_TW"/>
+        </w:rPr>
+      </w:r>
+      <w:r>
+        <w:rPr>
+          <w:lang w:val="zh_TW" w:bidi="zh_TW"/>
+        </w:rPr>
+        <w:t>詩篇17:12</w:t>
+      </w:r>
+    </w:p>
+    <w:p>
+      <w:pPr>
+        <w:pStyle w:val="ListBullet"/>
+        <w:spacing w:line="240" w:lineRule="auto"/>
+        <w:ind w:left="720"/>
+      </w:pPr>
+      <w:r>
+        <w:rPr>
+          <w:lang w:val="zh_TW" w:bidi="zh_TW"/>
+        </w:rPr>
+      </w:r>
+      <w:r>
+        <w:rPr>
+          <w:lang w:val="zh_TW" w:bidi="zh_TW"/>
+        </w:rPr>
+        <w:t>啟示錄5:5</w:t>
+      </w:r>
     </w:p>
     <w:p>
       <w:pPr>
@@ -2550,90 +2412,66 @@
           <w:lang w:val="zh_TW" w:bidi="zh_TW"/>
         </w:rPr>
       </w:r>
-      <w:hyperlink r:id="rId36">
-        <w:r>
-          <w:rPr>
-            <w:lang w:val="zh_TW" w:bidi="zh_TW"/>
-          </w:rPr>
-          <w:rPr>
-            <w:color w:val="0000EE"/>
-            <w:u w:val="single"/>
-          </w:rPr>
-          <w:t>使徒行傳13:33</w:t>
-        </w:r>
-      </w:hyperlink>
-    </w:p>
-    <w:p>
-      <w:pPr>
-        <w:pStyle w:val="ListBullet"/>
-        <w:spacing w:line="240" w:lineRule="auto"/>
-        <w:ind w:left="720"/>
-      </w:pPr>
-      <w:r>
-        <w:rPr>
-          <w:lang w:val="zh_TW" w:bidi="zh_TW"/>
-        </w:rPr>
-      </w:r>
-      <w:hyperlink r:id="rId37">
-        <w:r>
-          <w:rPr>
-            <w:lang w:val="zh_TW" w:bidi="zh_TW"/>
-          </w:rPr>
-          <w:rPr>
-            <w:color w:val="0000EE"/>
-            <w:u w:val="single"/>
-          </w:rPr>
-          <w:t>使徒行傳13:35</w:t>
-        </w:r>
-      </w:hyperlink>
-    </w:p>
-    <w:p>
-      <w:pPr>
-        <w:pStyle w:val="ListBullet"/>
-        <w:spacing w:line="240" w:lineRule="auto"/>
-        <w:ind w:left="720"/>
-      </w:pPr>
-      <w:r>
-        <w:rPr>
-          <w:lang w:val="zh_TW" w:bidi="zh_TW"/>
-        </w:rPr>
-      </w:r>
-      <w:hyperlink r:id="rId38">
-        <w:r>
-          <w:rPr>
-            <w:lang w:val="zh_TW" w:bidi="zh_TW"/>
-          </w:rPr>
-          <w:rPr>
-            <w:color w:val="0000EE"/>
-            <w:u w:val="single"/>
-          </w:rPr>
-          <w:t>以西結書3:16</w:t>
-        </w:r>
-      </w:hyperlink>
-    </w:p>
-    <w:p>
-      <w:pPr>
-        <w:pStyle w:val="ListBullet"/>
-        <w:spacing w:line="240" w:lineRule="auto"/>
-        <w:ind w:left="720"/>
-      </w:pPr>
-      <w:r>
-        <w:rPr>
-          <w:lang w:val="zh_TW" w:bidi="zh_TW"/>
-        </w:rPr>
-      </w:r>
-      <w:hyperlink r:id="rId39">
-        <w:r>
-          <w:rPr>
-            <w:lang w:val="zh_TW" w:bidi="zh_TW"/>
-          </w:rPr>
-          <w:rPr>
-            <w:color w:val="0000EE"/>
-            <w:u w:val="single"/>
-          </w:rPr>
-          <w:t>路加福音20:42</w:t>
-        </w:r>
-      </w:hyperlink>
+      <w:r>
+        <w:rPr>
+          <w:lang w:val="zh_TW" w:bidi="zh_TW"/>
+        </w:rPr>
+        <w:t>使徒行傳13:33</w:t>
+      </w:r>
+    </w:p>
+    <w:p>
+      <w:pPr>
+        <w:pStyle w:val="ListBullet"/>
+        <w:spacing w:line="240" w:lineRule="auto"/>
+        <w:ind w:left="720"/>
+      </w:pPr>
+      <w:r>
+        <w:rPr>
+          <w:lang w:val="zh_TW" w:bidi="zh_TW"/>
+        </w:rPr>
+      </w:r>
+      <w:r>
+        <w:rPr>
+          <w:lang w:val="zh_TW" w:bidi="zh_TW"/>
+        </w:rPr>
+        <w:t>使徒行傳13:35</w:t>
+      </w:r>
+    </w:p>
+    <w:p>
+      <w:pPr>
+        <w:pStyle w:val="ListBullet"/>
+        <w:spacing w:line="240" w:lineRule="auto"/>
+        <w:ind w:left="720"/>
+      </w:pPr>
+      <w:r>
+        <w:rPr>
+          <w:lang w:val="zh_TW" w:bidi="zh_TW"/>
+        </w:rPr>
+      </w:r>
+      <w:r>
+        <w:rPr>
+          <w:lang w:val="zh_TW" w:bidi="zh_TW"/>
+        </w:rPr>
+        <w:t>以西結書3:16</w:t>
+      </w:r>
+    </w:p>
+    <w:p>
+      <w:pPr>
+        <w:pStyle w:val="ListBullet"/>
+        <w:spacing w:line="240" w:lineRule="auto"/>
+        <w:ind w:left="720"/>
+      </w:pPr>
+      <w:r>
+        <w:rPr>
+          <w:lang w:val="zh_TW" w:bidi="zh_TW"/>
+        </w:rPr>
+      </w:r>
+      <w:r>
+        <w:rPr>
+          <w:lang w:val="zh_TW" w:bidi="zh_TW"/>
+        </w:rPr>
+        <w:t>路加福音20:42</w:t>
+      </w:r>
     </w:p>
     <w:p>
       <w:pPr>
@@ -2902,138 +2740,102 @@
           <w:lang w:val="zh_TW" w:bidi="zh_TW"/>
         </w:rPr>
       </w:r>
-      <w:hyperlink r:id="rId40">
-        <w:r>
-          <w:rPr>
-            <w:lang w:val="zh_TW" w:bidi="zh_TW"/>
-          </w:rPr>
-          <w:rPr>
-            <w:color w:val="0000EE"/>
-            <w:u w:val="single"/>
-          </w:rPr>
-          <w:t>哥林多前書15:5–7</w:t>
-        </w:r>
-      </w:hyperlink>
-    </w:p>
-    <w:p>
-      <w:pPr>
-        <w:pStyle w:val="ListBullet"/>
-        <w:spacing w:line="240" w:lineRule="auto"/>
-        <w:ind w:left="720"/>
-      </w:pPr>
-      <w:r>
-        <w:rPr>
-          <w:lang w:val="zh_TW" w:bidi="zh_TW"/>
-        </w:rPr>
-      </w:r>
-      <w:hyperlink r:id="rId41">
-        <w:r>
-          <w:rPr>
-            <w:lang w:val="zh_TW" w:bidi="zh_TW"/>
-          </w:rPr>
-          <w:rPr>
-            <w:color w:val="0000EE"/>
-            <w:u w:val="single"/>
-          </w:rPr>
-          <w:t>使徒行傳6:2</w:t>
-        </w:r>
-      </w:hyperlink>
-    </w:p>
-    <w:p>
-      <w:pPr>
-        <w:pStyle w:val="ListBullet"/>
-        <w:spacing w:line="240" w:lineRule="auto"/>
-        <w:ind w:left="720"/>
-      </w:pPr>
-      <w:r>
-        <w:rPr>
-          <w:lang w:val="zh_TW" w:bidi="zh_TW"/>
-        </w:rPr>
-      </w:r>
-      <w:hyperlink r:id="rId42">
-        <w:r>
-          <w:rPr>
-            <w:lang w:val="zh_TW" w:bidi="zh_TW"/>
-          </w:rPr>
-          <w:rPr>
-            <w:color w:val="0000EE"/>
-            <w:u w:val="single"/>
-          </w:rPr>
-          <w:t>路加福音9:1</w:t>
-        </w:r>
-      </w:hyperlink>
-    </w:p>
-    <w:p>
-      <w:pPr>
-        <w:pStyle w:val="ListBullet"/>
-        <w:spacing w:line="240" w:lineRule="auto"/>
-        <w:ind w:left="720"/>
-      </w:pPr>
-      <w:r>
-        <w:rPr>
-          <w:lang w:val="zh_TW" w:bidi="zh_TW"/>
-        </w:rPr>
-      </w:r>
-      <w:hyperlink r:id="rId43">
-        <w:r>
-          <w:rPr>
-            <w:lang w:val="zh_TW" w:bidi="zh_TW"/>
-          </w:rPr>
-          <w:rPr>
-            <w:color w:val="0000EE"/>
-            <w:u w:val="single"/>
-          </w:rPr>
-          <w:t>路加福音18:31</w:t>
-        </w:r>
-      </w:hyperlink>
-    </w:p>
-    <w:p>
-      <w:pPr>
-        <w:pStyle w:val="ListBullet"/>
-        <w:spacing w:line="240" w:lineRule="auto"/>
-        <w:ind w:left="720"/>
-      </w:pPr>
-      <w:r>
-        <w:rPr>
-          <w:lang w:val="zh_TW" w:bidi="zh_TW"/>
-        </w:rPr>
-      </w:r>
-      <w:hyperlink r:id="rId44">
-        <w:r>
-          <w:rPr>
-            <w:lang w:val="zh_TW" w:bidi="zh_TW"/>
-          </w:rPr>
-          <w:rPr>
-            <w:color w:val="0000EE"/>
-            <w:u w:val="single"/>
-          </w:rPr>
-          <w:t>馬可福音10:32–34</w:t>
-        </w:r>
-      </w:hyperlink>
-    </w:p>
-    <w:p>
-      <w:pPr>
-        <w:pStyle w:val="ListBullet"/>
-        <w:spacing w:line="240" w:lineRule="auto"/>
-        <w:ind w:left="720"/>
-      </w:pPr>
-      <w:r>
-        <w:rPr>
-          <w:lang w:val="zh_TW" w:bidi="zh_TW"/>
-        </w:rPr>
-      </w:r>
-      <w:hyperlink r:id="rId45">
-        <w:r>
-          <w:rPr>
-            <w:lang w:val="zh_TW" w:bidi="zh_TW"/>
-          </w:rPr>
-          <w:rPr>
-            <w:color w:val="0000EE"/>
-            <w:u w:val="single"/>
-          </w:rPr>
-          <w:t>馬太福音10:7</w:t>
-        </w:r>
-      </w:hyperlink>
+      <w:r>
+        <w:rPr>
+          <w:lang w:val="zh_TW" w:bidi="zh_TW"/>
+        </w:rPr>
+        <w:t>哥林多前書15:5–7</w:t>
+      </w:r>
+    </w:p>
+    <w:p>
+      <w:pPr>
+        <w:pStyle w:val="ListBullet"/>
+        <w:spacing w:line="240" w:lineRule="auto"/>
+        <w:ind w:left="720"/>
+      </w:pPr>
+      <w:r>
+        <w:rPr>
+          <w:lang w:val="zh_TW" w:bidi="zh_TW"/>
+        </w:rPr>
+      </w:r>
+      <w:r>
+        <w:rPr>
+          <w:lang w:val="zh_TW" w:bidi="zh_TW"/>
+        </w:rPr>
+        <w:t>使徒行傳6:2</w:t>
+      </w:r>
+    </w:p>
+    <w:p>
+      <w:pPr>
+        <w:pStyle w:val="ListBullet"/>
+        <w:spacing w:line="240" w:lineRule="auto"/>
+        <w:ind w:left="720"/>
+      </w:pPr>
+      <w:r>
+        <w:rPr>
+          <w:lang w:val="zh_TW" w:bidi="zh_TW"/>
+        </w:rPr>
+      </w:r>
+      <w:r>
+        <w:rPr>
+          <w:lang w:val="zh_TW" w:bidi="zh_TW"/>
+        </w:rPr>
+        <w:t>路加福音9:1</w:t>
+      </w:r>
+    </w:p>
+    <w:p>
+      <w:pPr>
+        <w:pStyle w:val="ListBullet"/>
+        <w:spacing w:line="240" w:lineRule="auto"/>
+        <w:ind w:left="720"/>
+      </w:pPr>
+      <w:r>
+        <w:rPr>
+          <w:lang w:val="zh_TW" w:bidi="zh_TW"/>
+        </w:rPr>
+      </w:r>
+      <w:r>
+        <w:rPr>
+          <w:lang w:val="zh_TW" w:bidi="zh_TW"/>
+        </w:rPr>
+        <w:t>路加福音18:31</w:t>
+      </w:r>
+    </w:p>
+    <w:p>
+      <w:pPr>
+        <w:pStyle w:val="ListBullet"/>
+        <w:spacing w:line="240" w:lineRule="auto"/>
+        <w:ind w:left="720"/>
+      </w:pPr>
+      <w:r>
+        <w:rPr>
+          <w:lang w:val="zh_TW" w:bidi="zh_TW"/>
+        </w:rPr>
+      </w:r>
+      <w:r>
+        <w:rPr>
+          <w:lang w:val="zh_TW" w:bidi="zh_TW"/>
+        </w:rPr>
+        <w:t>馬可福音10:32–34</w:t>
+      </w:r>
+    </w:p>
+    <w:p>
+      <w:pPr>
+        <w:pStyle w:val="ListBullet"/>
+        <w:spacing w:line="240" w:lineRule="auto"/>
+        <w:ind w:left="720"/>
+      </w:pPr>
+      <w:r>
+        <w:rPr>
+          <w:lang w:val="zh_TW" w:bidi="zh_TW"/>
+        </w:rPr>
+      </w:r>
+      <w:r>
+        <w:rPr>
+          <w:lang w:val="zh_TW" w:bidi="zh_TW"/>
+        </w:rPr>
+        <w:t>馬太福音10:7</w:t>
+      </w:r>
     </w:p>
     <w:p>
       <w:pPr>
@@ -3339,162 +3141,120 @@
           <w:lang w:val="zh_TW" w:bidi="zh_TW"/>
         </w:rPr>
       </w:r>
-      <w:hyperlink r:id="rId46">
-        <w:r>
-          <w:rPr>
-            <w:lang w:val="zh_TW" w:bidi="zh_TW"/>
-          </w:rPr>
-          <w:rPr>
-            <w:color w:val="0000EE"/>
-            <w:u w:val="single"/>
-          </w:rPr>
-          <w:t>創世記14:19–20</w:t>
-        </w:r>
-      </w:hyperlink>
-    </w:p>
-    <w:p>
-      <w:pPr>
-        <w:pStyle w:val="ListBullet"/>
-        <w:spacing w:line="240" w:lineRule="auto"/>
-        <w:ind w:left="720"/>
-      </w:pPr>
-      <w:r>
-        <w:rPr>
-          <w:lang w:val="zh_TW" w:bidi="zh_TW"/>
-        </w:rPr>
-      </w:r>
-      <w:hyperlink r:id="rId47">
-        <w:r>
-          <w:rPr>
-            <w:lang w:val="zh_TW" w:bidi="zh_TW"/>
-          </w:rPr>
-          <w:rPr>
-            <w:color w:val="0000EE"/>
-            <w:u w:val="single"/>
-          </w:rPr>
-          <w:t>創世記28:20–22</w:t>
-        </w:r>
-      </w:hyperlink>
-    </w:p>
-    <w:p>
-      <w:pPr>
-        <w:pStyle w:val="ListBullet"/>
-        <w:spacing w:line="240" w:lineRule="auto"/>
-        <w:ind w:left="720"/>
-      </w:pPr>
-      <w:r>
-        <w:rPr>
-          <w:lang w:val="zh_TW" w:bidi="zh_TW"/>
-        </w:rPr>
-      </w:r>
-      <w:hyperlink r:id="rId48">
-        <w:r>
-          <w:rPr>
-            <w:lang w:val="zh_TW" w:bidi="zh_TW"/>
-          </w:rPr>
-          <w:rPr>
-            <w:color w:val="0000EE"/>
-            <w:u w:val="single"/>
-          </w:rPr>
-          <w:t>希伯來書7:4–6</w:t>
-        </w:r>
-      </w:hyperlink>
-    </w:p>
-    <w:p>
-      <w:pPr>
-        <w:pStyle w:val="ListBullet"/>
-        <w:spacing w:line="240" w:lineRule="auto"/>
-        <w:ind w:left="720"/>
-      </w:pPr>
-      <w:r>
-        <w:rPr>
-          <w:lang w:val="zh_TW" w:bidi="zh_TW"/>
-        </w:rPr>
-      </w:r>
-      <w:hyperlink r:id="rId49">
-        <w:r>
-          <w:rPr>
-            <w:lang w:val="zh_TW" w:bidi="zh_TW"/>
-          </w:rPr>
-          <w:rPr>
-            <w:color w:val="0000EE"/>
-            <w:u w:val="single"/>
-          </w:rPr>
-          <w:t>以賽亞書6:13</w:t>
-        </w:r>
-      </w:hyperlink>
-    </w:p>
-    <w:p>
-      <w:pPr>
-        <w:pStyle w:val="ListBullet"/>
-        <w:spacing w:line="240" w:lineRule="auto"/>
-        <w:ind w:left="720"/>
-      </w:pPr>
-      <w:r>
-        <w:rPr>
-          <w:lang w:val="zh_TW" w:bidi="zh_TW"/>
-        </w:rPr>
-      </w:r>
-      <w:hyperlink r:id="rId50">
-        <w:r>
-          <w:rPr>
-            <w:lang w:val="zh_TW" w:bidi="zh_TW"/>
-          </w:rPr>
-          <w:rPr>
-            <w:color w:val="0000EE"/>
-            <w:u w:val="single"/>
-          </w:rPr>
-          <w:t>路加福音11:42</w:t>
-        </w:r>
-      </w:hyperlink>
-    </w:p>
-    <w:p>
-      <w:pPr>
-        <w:pStyle w:val="ListBullet"/>
-        <w:spacing w:line="240" w:lineRule="auto"/>
-        <w:ind w:left="720"/>
-      </w:pPr>
-      <w:r>
-        <w:rPr>
-          <w:lang w:val="zh_TW" w:bidi="zh_TW"/>
-        </w:rPr>
-      </w:r>
-      <w:hyperlink r:id="rId51">
-        <w:r>
-          <w:rPr>
-            <w:lang w:val="zh_TW" w:bidi="zh_TW"/>
-          </w:rPr>
-          <w:rPr>
-            <w:color w:val="0000EE"/>
-            <w:u w:val="single"/>
-          </w:rPr>
-          <w:t>路加福音18:11–12</w:t>
-        </w:r>
-      </w:hyperlink>
-    </w:p>
-    <w:p>
-      <w:pPr>
-        <w:pStyle w:val="ListBullet"/>
-        <w:spacing w:line="240" w:lineRule="auto"/>
-        <w:ind w:left="720"/>
-      </w:pPr>
-      <w:r>
-        <w:rPr>
-          <w:lang w:val="zh_TW" w:bidi="zh_TW"/>
-        </w:rPr>
-      </w:r>
-      <w:hyperlink r:id="rId52">
-        <w:r>
-          <w:rPr>
-            <w:lang w:val="zh_TW" w:bidi="zh_TW"/>
-          </w:rPr>
-          <w:rPr>
-            <w:color w:val="0000EE"/>
-            <w:u w:val="single"/>
-          </w:rPr>
-          <w:t>馬太福音23:23–24</w:t>
-        </w:r>
-      </w:hyperlink>
+      <w:r>
+        <w:rPr>
+          <w:lang w:val="zh_TW" w:bidi="zh_TW"/>
+        </w:rPr>
+        <w:t>創世記14:19–20</w:t>
+      </w:r>
+    </w:p>
+    <w:p>
+      <w:pPr>
+        <w:pStyle w:val="ListBullet"/>
+        <w:spacing w:line="240" w:lineRule="auto"/>
+        <w:ind w:left="720"/>
+      </w:pPr>
+      <w:r>
+        <w:rPr>
+          <w:lang w:val="zh_TW" w:bidi="zh_TW"/>
+        </w:rPr>
+      </w:r>
+      <w:r>
+        <w:rPr>
+          <w:lang w:val="zh_TW" w:bidi="zh_TW"/>
+        </w:rPr>
+        <w:t>創世記28:20–22</w:t>
+      </w:r>
+    </w:p>
+    <w:p>
+      <w:pPr>
+        <w:pStyle w:val="ListBullet"/>
+        <w:spacing w:line="240" w:lineRule="auto"/>
+        <w:ind w:left="720"/>
+      </w:pPr>
+      <w:r>
+        <w:rPr>
+          <w:lang w:val="zh_TW" w:bidi="zh_TW"/>
+        </w:rPr>
+      </w:r>
+      <w:r>
+        <w:rPr>
+          <w:lang w:val="zh_TW" w:bidi="zh_TW"/>
+        </w:rPr>
+        <w:t>希伯來書7:4–6</w:t>
+      </w:r>
+    </w:p>
+    <w:p>
+      <w:pPr>
+        <w:pStyle w:val="ListBullet"/>
+        <w:spacing w:line="240" w:lineRule="auto"/>
+        <w:ind w:left="720"/>
+      </w:pPr>
+      <w:r>
+        <w:rPr>
+          <w:lang w:val="zh_TW" w:bidi="zh_TW"/>
+        </w:rPr>
+      </w:r>
+      <w:r>
+        <w:rPr>
+          <w:lang w:val="zh_TW" w:bidi="zh_TW"/>
+        </w:rPr>
+        <w:t>以賽亞書6:13</w:t>
+      </w:r>
+    </w:p>
+    <w:p>
+      <w:pPr>
+        <w:pStyle w:val="ListBullet"/>
+        <w:spacing w:line="240" w:lineRule="auto"/>
+        <w:ind w:left="720"/>
+      </w:pPr>
+      <w:r>
+        <w:rPr>
+          <w:lang w:val="zh_TW" w:bidi="zh_TW"/>
+        </w:rPr>
+      </w:r>
+      <w:r>
+        <w:rPr>
+          <w:lang w:val="zh_TW" w:bidi="zh_TW"/>
+        </w:rPr>
+        <w:t>路加福音11:42</w:t>
+      </w:r>
+    </w:p>
+    <w:p>
+      <w:pPr>
+        <w:pStyle w:val="ListBullet"/>
+        <w:spacing w:line="240" w:lineRule="auto"/>
+        <w:ind w:left="720"/>
+      </w:pPr>
+      <w:r>
+        <w:rPr>
+          <w:lang w:val="zh_TW" w:bidi="zh_TW"/>
+        </w:rPr>
+      </w:r>
+      <w:r>
+        <w:rPr>
+          <w:lang w:val="zh_TW" w:bidi="zh_TW"/>
+        </w:rPr>
+        <w:t>路加福音18:11–12</w:t>
+      </w:r>
+    </w:p>
+    <w:p>
+      <w:pPr>
+        <w:pStyle w:val="ListBullet"/>
+        <w:spacing w:line="240" w:lineRule="auto"/>
+        <w:ind w:left="720"/>
+      </w:pPr>
+      <w:r>
+        <w:rPr>
+          <w:lang w:val="zh_TW" w:bidi="zh_TW"/>
+        </w:rPr>
+      </w:r>
+      <w:r>
+        <w:rPr>
+          <w:lang w:val="zh_TW" w:bidi="zh_TW"/>
+        </w:rPr>
+        <w:t>馬太福音23:23–24</w:t>
+      </w:r>
     </w:p>
     <w:p>
       <w:pPr>
@@ -3776,90 +3536,66 @@
           <w:lang w:val="zh_TW" w:bidi="zh_TW"/>
         </w:rPr>
       </w:r>
-      <w:hyperlink r:id="rId53">
-        <w:r>
-          <w:rPr>
-            <w:lang w:val="zh_TW" w:bidi="zh_TW"/>
-          </w:rPr>
-          <w:rPr>
-            <w:color w:val="0000EE"/>
-            <w:u w:val="single"/>
-          </w:rPr>
-          <w:t>申命記4:13–14</w:t>
-        </w:r>
-      </w:hyperlink>
-    </w:p>
-    <w:p>
-      <w:pPr>
-        <w:pStyle w:val="ListBullet"/>
-        <w:spacing w:line="240" w:lineRule="auto"/>
-        <w:ind w:left="720"/>
-      </w:pPr>
-      <w:r>
-        <w:rPr>
-          <w:lang w:val="zh_TW" w:bidi="zh_TW"/>
-        </w:rPr>
-      </w:r>
-      <w:hyperlink r:id="rId54">
-        <w:r>
-          <w:rPr>
-            <w:lang w:val="zh_TW" w:bidi="zh_TW"/>
-          </w:rPr>
-          <w:rPr>
-            <w:color w:val="0000EE"/>
-            <w:u w:val="single"/>
-          </w:rPr>
-          <w:t>申命記10:3–4</w:t>
-        </w:r>
-      </w:hyperlink>
-    </w:p>
-    <w:p>
-      <w:pPr>
-        <w:pStyle w:val="ListBullet"/>
-        <w:spacing w:line="240" w:lineRule="auto"/>
-        <w:ind w:left="720"/>
-      </w:pPr>
-      <w:r>
-        <w:rPr>
-          <w:lang w:val="zh_TW" w:bidi="zh_TW"/>
-        </w:rPr>
-      </w:r>
-      <w:hyperlink r:id="rId55">
-        <w:r>
-          <w:rPr>
-            <w:lang w:val="zh_TW" w:bidi="zh_TW"/>
-          </w:rPr>
-          <w:rPr>
-            <w:color w:val="0000EE"/>
-            <w:u w:val="single"/>
-          </w:rPr>
-          <w:t>出埃及記34:27–28</w:t>
-        </w:r>
-      </w:hyperlink>
-    </w:p>
-    <w:p>
-      <w:pPr>
-        <w:pStyle w:val="ListBullet"/>
-        <w:spacing w:line="240" w:lineRule="auto"/>
-        <w:ind w:left="720"/>
-      </w:pPr>
-      <w:r>
-        <w:rPr>
-          <w:lang w:val="zh_TW" w:bidi="zh_TW"/>
-        </w:rPr>
-      </w:r>
-      <w:hyperlink r:id="rId56">
-        <w:r>
-          <w:rPr>
-            <w:lang w:val="zh_TW" w:bidi="zh_TW"/>
-          </w:rPr>
-          <w:rPr>
-            <w:color w:val="0000EE"/>
-            <w:u w:val="single"/>
-          </w:rPr>
-          <w:t>路加福音18:18–21</w:t>
-        </w:r>
-      </w:hyperlink>
+      <w:r>
+        <w:rPr>
+          <w:lang w:val="zh_TW" w:bidi="zh_TW"/>
+        </w:rPr>
+        <w:t>申命記4:13–14</w:t>
+      </w:r>
+    </w:p>
+    <w:p>
+      <w:pPr>
+        <w:pStyle w:val="ListBullet"/>
+        <w:spacing w:line="240" w:lineRule="auto"/>
+        <w:ind w:left="720"/>
+      </w:pPr>
+      <w:r>
+        <w:rPr>
+          <w:lang w:val="zh_TW" w:bidi="zh_TW"/>
+        </w:rPr>
+      </w:r>
+      <w:r>
+        <w:rPr>
+          <w:lang w:val="zh_TW" w:bidi="zh_TW"/>
+        </w:rPr>
+        <w:t>申命記10:3–4</w:t>
+      </w:r>
+    </w:p>
+    <w:p>
+      <w:pPr>
+        <w:pStyle w:val="ListBullet"/>
+        <w:spacing w:line="240" w:lineRule="auto"/>
+        <w:ind w:left="720"/>
+      </w:pPr>
+      <w:r>
+        <w:rPr>
+          <w:lang w:val="zh_TW" w:bidi="zh_TW"/>
+        </w:rPr>
+      </w:r>
+      <w:r>
+        <w:rPr>
+          <w:lang w:val="zh_TW" w:bidi="zh_TW"/>
+        </w:rPr>
+        <w:t>出埃及記34:27–28</w:t>
+      </w:r>
+    </w:p>
+    <w:p>
+      <w:pPr>
+        <w:pStyle w:val="ListBullet"/>
+        <w:spacing w:line="240" w:lineRule="auto"/>
+        <w:ind w:left="720"/>
+      </w:pPr>
+      <w:r>
+        <w:rPr>
+          <w:lang w:val="zh_TW" w:bidi="zh_TW"/>
+        </w:rPr>
+      </w:r>
+      <w:r>
+        <w:rPr>
+          <w:lang w:val="zh_TW" w:bidi="zh_TW"/>
+        </w:rPr>
+        <w:t>路加福音18:18–21</w:t>
+      </w:r>
     </w:p>
     <w:p>
       <w:pPr>
@@ -4253,186 +3989,138 @@
           <w:lang w:val="zh_TW" w:bidi="zh_TW"/>
         </w:rPr>
       </w:r>
-      <w:hyperlink r:id="rId57">
-        <w:r>
-          <w:rPr>
-            <w:lang w:val="zh_TW" w:bidi="zh_TW"/>
-          </w:rPr>
-          <w:rPr>
-            <w:color w:val="0000EE"/>
-            <w:u w:val="single"/>
-          </w:rPr>
-          <w:t>哥林多前書1:17</w:t>
-        </w:r>
-      </w:hyperlink>
-    </w:p>
-    <w:p>
-      <w:pPr>
-        <w:pStyle w:val="ListBullet"/>
-        <w:spacing w:line="240" w:lineRule="auto"/>
-        <w:ind w:left="720"/>
-      </w:pPr>
-      <w:r>
-        <w:rPr>
-          <w:lang w:val="zh_TW" w:bidi="zh_TW"/>
-        </w:rPr>
-      </w:r>
-      <w:hyperlink r:id="rId58">
-        <w:r>
-          <w:rPr>
-            <w:lang w:val="zh_TW" w:bidi="zh_TW"/>
-          </w:rPr>
-          <w:rPr>
-            <w:color w:val="0000EE"/>
-            <w:u w:val="single"/>
-          </w:rPr>
-          <w:t>歌羅西書2:15</w:t>
-        </w:r>
-      </w:hyperlink>
-    </w:p>
-    <w:p>
-      <w:pPr>
-        <w:pStyle w:val="ListBullet"/>
-        <w:spacing w:line="240" w:lineRule="auto"/>
-        <w:ind w:left="720"/>
-      </w:pPr>
-      <w:r>
-        <w:rPr>
-          <w:lang w:val="zh_TW" w:bidi="zh_TW"/>
-        </w:rPr>
-      </w:r>
-      <w:hyperlink r:id="rId59">
-        <w:r>
-          <w:rPr>
-            <w:lang w:val="zh_TW" w:bidi="zh_TW"/>
-          </w:rPr>
-          <w:rPr>
-            <w:color w:val="0000EE"/>
-            <w:u w:val="single"/>
-          </w:rPr>
-          <w:t>加拉太書6:12</w:t>
-        </w:r>
-      </w:hyperlink>
-    </w:p>
-    <w:p>
-      <w:pPr>
-        <w:pStyle w:val="ListBullet"/>
-        <w:spacing w:line="240" w:lineRule="auto"/>
-        <w:ind w:left="720"/>
-      </w:pPr>
-      <w:r>
-        <w:rPr>
-          <w:lang w:val="zh_TW" w:bidi="zh_TW"/>
-        </w:rPr>
-      </w:r>
-      <w:hyperlink r:id="rId60">
-        <w:r>
-          <w:rPr>
-            <w:lang w:val="zh_TW" w:bidi="zh_TW"/>
-          </w:rPr>
-          <w:rPr>
-            <w:color w:val="0000EE"/>
-            <w:u w:val="single"/>
-          </w:rPr>
-          <w:t>約翰福音19:18</w:t>
-        </w:r>
-      </w:hyperlink>
-    </w:p>
-    <w:p>
-      <w:pPr>
-        <w:pStyle w:val="ListBullet"/>
-        <w:spacing w:line="240" w:lineRule="auto"/>
-        <w:ind w:left="720"/>
-      </w:pPr>
-      <w:r>
-        <w:rPr>
-          <w:lang w:val="zh_TW" w:bidi="zh_TW"/>
-        </w:rPr>
-      </w:r>
-      <w:hyperlink r:id="rId61">
-        <w:r>
-          <w:rPr>
-            <w:lang w:val="zh_TW" w:bidi="zh_TW"/>
-          </w:rPr>
-          <w:rPr>
-            <w:color w:val="0000EE"/>
-            <w:u w:val="single"/>
-          </w:rPr>
-          <w:t>路加福音9:23</w:t>
-        </w:r>
-      </w:hyperlink>
-    </w:p>
-    <w:p>
-      <w:pPr>
-        <w:pStyle w:val="ListBullet"/>
-        <w:spacing w:line="240" w:lineRule="auto"/>
-        <w:ind w:left="720"/>
-      </w:pPr>
-      <w:r>
-        <w:rPr>
-          <w:lang w:val="zh_TW" w:bidi="zh_TW"/>
-        </w:rPr>
-      </w:r>
-      <w:hyperlink r:id="rId62">
-        <w:r>
-          <w:rPr>
-            <w:lang w:val="zh_TW" w:bidi="zh_TW"/>
-          </w:rPr>
-          <w:rPr>
-            <w:color w:val="0000EE"/>
-            <w:u w:val="single"/>
-          </w:rPr>
-          <w:t>路加福音23:26</w:t>
-        </w:r>
-      </w:hyperlink>
-    </w:p>
-    <w:p>
-      <w:pPr>
-        <w:pStyle w:val="ListBullet"/>
-        <w:spacing w:line="240" w:lineRule="auto"/>
-        <w:ind w:left="720"/>
-      </w:pPr>
-      <w:r>
-        <w:rPr>
-          <w:lang w:val="zh_TW" w:bidi="zh_TW"/>
-        </w:rPr>
-      </w:r>
-      <w:hyperlink r:id="rId63">
-        <w:r>
-          <w:rPr>
-            <w:lang w:val="zh_TW" w:bidi="zh_TW"/>
-          </w:rPr>
-          <w:rPr>
-            <w:color w:val="0000EE"/>
-            <w:u w:val="single"/>
-          </w:rPr>
-          <w:t>馬太福音10:38</w:t>
-        </w:r>
-      </w:hyperlink>
-    </w:p>
-    <w:p>
-      <w:pPr>
-        <w:pStyle w:val="ListBullet"/>
-        <w:spacing w:line="240" w:lineRule="auto"/>
-        <w:ind w:left="720"/>
-      </w:pPr>
-      <w:r>
-        <w:rPr>
-          <w:lang w:val="zh_TW" w:bidi="zh_TW"/>
-        </w:rPr>
-      </w:r>
-      <w:hyperlink r:id="rId64">
-        <w:r>
-          <w:rPr>
-            <w:lang w:val="zh_TW" w:bidi="zh_TW"/>
-          </w:rPr>
-          <w:rPr>
-            <w:color w:val="0000EE"/>
-            <w:u w:val="single"/>
-          </w:rPr>
-          <w:t>腓立比書2:8</w:t>
-        </w:r>
-      </w:hyperlink>
+      <w:r>
+        <w:rPr>
+          <w:lang w:val="zh_TW" w:bidi="zh_TW"/>
+        </w:rPr>
+        <w:t>哥林多前書1:17</w:t>
+      </w:r>
+    </w:p>
+    <w:p>
+      <w:pPr>
+        <w:pStyle w:val="ListBullet"/>
+        <w:spacing w:line="240" w:lineRule="auto"/>
+        <w:ind w:left="720"/>
+      </w:pPr>
+      <w:r>
+        <w:rPr>
+          <w:lang w:val="zh_TW" w:bidi="zh_TW"/>
+        </w:rPr>
+      </w:r>
+      <w:r>
+        <w:rPr>
+          <w:lang w:val="zh_TW" w:bidi="zh_TW"/>
+        </w:rPr>
+        <w:t>歌羅西書2:15</w:t>
+      </w:r>
+    </w:p>
+    <w:p>
+      <w:pPr>
+        <w:pStyle w:val="ListBullet"/>
+        <w:spacing w:line="240" w:lineRule="auto"/>
+        <w:ind w:left="720"/>
+      </w:pPr>
+      <w:r>
+        <w:rPr>
+          <w:lang w:val="zh_TW" w:bidi="zh_TW"/>
+        </w:rPr>
+      </w:r>
+      <w:r>
+        <w:rPr>
+          <w:lang w:val="zh_TW" w:bidi="zh_TW"/>
+        </w:rPr>
+        <w:t>加拉太書6:12</w:t>
+      </w:r>
+    </w:p>
+    <w:p>
+      <w:pPr>
+        <w:pStyle w:val="ListBullet"/>
+        <w:spacing w:line="240" w:lineRule="auto"/>
+        <w:ind w:left="720"/>
+      </w:pPr>
+      <w:r>
+        <w:rPr>
+          <w:lang w:val="zh_TW" w:bidi="zh_TW"/>
+        </w:rPr>
+      </w:r>
+      <w:r>
+        <w:rPr>
+          <w:lang w:val="zh_TW" w:bidi="zh_TW"/>
+        </w:rPr>
+        <w:t>約翰福音19:18</w:t>
+      </w:r>
+    </w:p>
+    <w:p>
+      <w:pPr>
+        <w:pStyle w:val="ListBullet"/>
+        <w:spacing w:line="240" w:lineRule="auto"/>
+        <w:ind w:left="720"/>
+      </w:pPr>
+      <w:r>
+        <w:rPr>
+          <w:lang w:val="zh_TW" w:bidi="zh_TW"/>
+        </w:rPr>
+      </w:r>
+      <w:r>
+        <w:rPr>
+          <w:lang w:val="zh_TW" w:bidi="zh_TW"/>
+        </w:rPr>
+        <w:t>路加福音9:23</w:t>
+      </w:r>
+    </w:p>
+    <w:p>
+      <w:pPr>
+        <w:pStyle w:val="ListBullet"/>
+        <w:spacing w:line="240" w:lineRule="auto"/>
+        <w:ind w:left="720"/>
+      </w:pPr>
+      <w:r>
+        <w:rPr>
+          <w:lang w:val="zh_TW" w:bidi="zh_TW"/>
+        </w:rPr>
+      </w:r>
+      <w:r>
+        <w:rPr>
+          <w:lang w:val="zh_TW" w:bidi="zh_TW"/>
+        </w:rPr>
+        <w:t>路加福音23:26</w:t>
+      </w:r>
+    </w:p>
+    <w:p>
+      <w:pPr>
+        <w:pStyle w:val="ListBullet"/>
+        <w:spacing w:line="240" w:lineRule="auto"/>
+        <w:ind w:left="720"/>
+      </w:pPr>
+      <w:r>
+        <w:rPr>
+          <w:lang w:val="zh_TW" w:bidi="zh_TW"/>
+        </w:rPr>
+      </w:r>
+      <w:r>
+        <w:rPr>
+          <w:lang w:val="zh_TW" w:bidi="zh_TW"/>
+        </w:rPr>
+        <w:t>馬太福音10:38</w:t>
+      </w:r>
+    </w:p>
+    <w:p>
+      <w:pPr>
+        <w:pStyle w:val="ListBullet"/>
+        <w:spacing w:line="240" w:lineRule="auto"/>
+        <w:ind w:left="720"/>
+      </w:pPr>
+      <w:r>
+        <w:rPr>
+          <w:lang w:val="zh_TW" w:bidi="zh_TW"/>
+        </w:rPr>
+      </w:r>
+      <w:r>
+        <w:rPr>
+          <w:lang w:val="zh_TW" w:bidi="zh_TW"/>
+        </w:rPr>
+        <w:t>腓立比書2:8</w:t>
+      </w:r>
     </w:p>
     <w:p>
       <w:pPr>
@@ -4927,114 +4615,84 @@
           <w:lang w:val="zh_TW" w:bidi="zh_TW"/>
         </w:rPr>
       </w:r>
-      <w:hyperlink r:id="rId65">
-        <w:r>
-          <w:rPr>
-            <w:lang w:val="zh_TW" w:bidi="zh_TW"/>
-          </w:rPr>
-          <w:rPr>
-            <w:color w:val="0000EE"/>
-            <w:u w:val="single"/>
-          </w:rPr>
-          <w:t>列王紀下25:16–17</w:t>
-        </w:r>
-      </w:hyperlink>
-    </w:p>
-    <w:p>
-      <w:pPr>
-        <w:pStyle w:val="ListBullet"/>
-        <w:spacing w:line="240" w:lineRule="auto"/>
-        <w:ind w:left="720"/>
-      </w:pPr>
-      <w:r>
-        <w:rPr>
-          <w:lang w:val="zh_TW" w:bidi="zh_TW"/>
-        </w:rPr>
-      </w:r>
-      <w:hyperlink r:id="rId66">
-        <w:r>
-          <w:rPr>
-            <w:lang w:val="zh_TW" w:bidi="zh_TW"/>
-          </w:rPr>
-          <w:rPr>
-            <w:color w:val="0000EE"/>
-            <w:u w:val="single"/>
-          </w:rPr>
-          <w:t>申命記8:7–8</w:t>
-        </w:r>
-      </w:hyperlink>
-    </w:p>
-    <w:p>
-      <w:pPr>
-        <w:pStyle w:val="ListBullet"/>
-        <w:spacing w:line="240" w:lineRule="auto"/>
-        <w:ind w:left="720"/>
-      </w:pPr>
-      <w:r>
-        <w:rPr>
-          <w:lang w:val="zh_TW" w:bidi="zh_TW"/>
-        </w:rPr>
-      </w:r>
-      <w:hyperlink r:id="rId67">
-        <w:r>
-          <w:rPr>
-            <w:lang w:val="zh_TW" w:bidi="zh_TW"/>
-          </w:rPr>
-          <w:rPr>
-            <w:color w:val="0000EE"/>
-            <w:u w:val="single"/>
-          </w:rPr>
-          <w:t>耶利米書52:22–23</w:t>
-        </w:r>
-      </w:hyperlink>
-    </w:p>
-    <w:p>
-      <w:pPr>
-        <w:pStyle w:val="ListBullet"/>
-        <w:spacing w:line="240" w:lineRule="auto"/>
-        <w:ind w:left="720"/>
-      </w:pPr>
-      <w:r>
-        <w:rPr>
-          <w:lang w:val="zh_TW" w:bidi="zh_TW"/>
-        </w:rPr>
-      </w:r>
-      <w:hyperlink r:id="rId68">
-        <w:r>
-          <w:rPr>
-            <w:lang w:val="zh_TW" w:bidi="zh_TW"/>
-          </w:rPr>
-          <w:rPr>
-            <w:color w:val="0000EE"/>
-            <w:u w:val="single"/>
-          </w:rPr>
-          <w:t>民數記13:23–24</w:t>
-        </w:r>
-      </w:hyperlink>
-    </w:p>
-    <w:p>
-      <w:pPr>
-        <w:pStyle w:val="ListBullet"/>
-        <w:spacing w:line="240" w:lineRule="auto"/>
-        <w:ind w:left="720"/>
-      </w:pPr>
-      <w:r>
-        <w:rPr>
-          <w:lang w:val="zh_TW" w:bidi="zh_TW"/>
-        </w:rPr>
-      </w:r>
-      <w:hyperlink r:id="rId69">
-        <w:r>
-          <w:rPr>
-            <w:lang w:val="zh_TW" w:bidi="zh_TW"/>
-          </w:rPr>
-          <w:rPr>
-            <w:color w:val="0000EE"/>
-            <w:u w:val="single"/>
-          </w:rPr>
-          <w:t>民數記20:5</w:t>
-        </w:r>
-      </w:hyperlink>
+      <w:r>
+        <w:rPr>
+          <w:lang w:val="zh_TW" w:bidi="zh_TW"/>
+        </w:rPr>
+        <w:t>列王紀下25:16–17</w:t>
+      </w:r>
+    </w:p>
+    <w:p>
+      <w:pPr>
+        <w:pStyle w:val="ListBullet"/>
+        <w:spacing w:line="240" w:lineRule="auto"/>
+        <w:ind w:left="720"/>
+      </w:pPr>
+      <w:r>
+        <w:rPr>
+          <w:lang w:val="zh_TW" w:bidi="zh_TW"/>
+        </w:rPr>
+      </w:r>
+      <w:r>
+        <w:rPr>
+          <w:lang w:val="zh_TW" w:bidi="zh_TW"/>
+        </w:rPr>
+        <w:t>申命記8:7–8</w:t>
+      </w:r>
+    </w:p>
+    <w:p>
+      <w:pPr>
+        <w:pStyle w:val="ListBullet"/>
+        <w:spacing w:line="240" w:lineRule="auto"/>
+        <w:ind w:left="720"/>
+      </w:pPr>
+      <w:r>
+        <w:rPr>
+          <w:lang w:val="zh_TW" w:bidi="zh_TW"/>
+        </w:rPr>
+      </w:r>
+      <w:r>
+        <w:rPr>
+          <w:lang w:val="zh_TW" w:bidi="zh_TW"/>
+        </w:rPr>
+        <w:t>耶利米書52:22–23</w:t>
+      </w:r>
+    </w:p>
+    <w:p>
+      <w:pPr>
+        <w:pStyle w:val="ListBullet"/>
+        <w:spacing w:line="240" w:lineRule="auto"/>
+        <w:ind w:left="720"/>
+      </w:pPr>
+      <w:r>
+        <w:rPr>
+          <w:lang w:val="zh_TW" w:bidi="zh_TW"/>
+        </w:rPr>
+      </w:r>
+      <w:r>
+        <w:rPr>
+          <w:lang w:val="zh_TW" w:bidi="zh_TW"/>
+        </w:rPr>
+        <w:t>民數記13:23–24</w:t>
+      </w:r>
+    </w:p>
+    <w:p>
+      <w:pPr>
+        <w:pStyle w:val="ListBullet"/>
+        <w:spacing w:line="240" w:lineRule="auto"/>
+        <w:ind w:left="720"/>
+      </w:pPr>
+      <w:r>
+        <w:rPr>
+          <w:lang w:val="zh_TW" w:bidi="zh_TW"/>
+        </w:rPr>
+      </w:r>
+      <w:r>
+        <w:rPr>
+          <w:lang w:val="zh_TW" w:bidi="zh_TW"/>
+        </w:rPr>
+        <w:t>民數記20:5</w:t>
+      </w:r>
     </w:p>
     <w:p>
       <w:pPr>
@@ -5322,186 +4980,138 @@
           <w:lang w:val="zh_TW" w:bidi="zh_TW"/>
         </w:rPr>
       </w:r>
-      <w:hyperlink r:id="rId70">
-        <w:r>
-          <w:rPr>
-            <w:lang w:val="zh_TW" w:bidi="zh_TW"/>
-          </w:rPr>
-          <w:rPr>
-            <w:color w:val="0000EE"/>
-            <w:u w:val="single"/>
-          </w:rPr>
-          <w:t>使徒行傳7:57–58</w:t>
-        </w:r>
-      </w:hyperlink>
-    </w:p>
-    <w:p>
-      <w:pPr>
-        <w:pStyle w:val="ListBullet"/>
-        <w:spacing w:line="240" w:lineRule="auto"/>
-        <w:ind w:left="720"/>
-      </w:pPr>
-      <w:r>
-        <w:rPr>
-          <w:lang w:val="zh_TW" w:bidi="zh_TW"/>
-        </w:rPr>
-      </w:r>
-      <w:hyperlink r:id="rId71">
-        <w:r>
-          <w:rPr>
-            <w:lang w:val="zh_TW" w:bidi="zh_TW"/>
-          </w:rPr>
-          <w:rPr>
-            <w:color w:val="0000EE"/>
-            <w:u w:val="single"/>
-          </w:rPr>
-          <w:t>使徒行傳7:59–60</w:t>
-        </w:r>
-      </w:hyperlink>
-    </w:p>
-    <w:p>
-      <w:pPr>
-        <w:pStyle w:val="ListBullet"/>
-        <w:spacing w:line="240" w:lineRule="auto"/>
-        <w:ind w:left="720"/>
-      </w:pPr>
-      <w:r>
-        <w:rPr>
-          <w:lang w:val="zh_TW" w:bidi="zh_TW"/>
-        </w:rPr>
-      </w:r>
-      <w:hyperlink r:id="rId72">
-        <w:r>
-          <w:rPr>
-            <w:lang w:val="zh_TW" w:bidi="zh_TW"/>
-          </w:rPr>
-          <w:rPr>
-            <w:color w:val="0000EE"/>
-            <w:u w:val="single"/>
-          </w:rPr>
-          <w:t>使徒行傳14:5</w:t>
-        </w:r>
-      </w:hyperlink>
-    </w:p>
-    <w:p>
-      <w:pPr>
-        <w:pStyle w:val="ListBullet"/>
-        <w:spacing w:line="240" w:lineRule="auto"/>
-        <w:ind w:left="720"/>
-      </w:pPr>
-      <w:r>
-        <w:rPr>
-          <w:lang w:val="zh_TW" w:bidi="zh_TW"/>
-        </w:rPr>
-      </w:r>
-      <w:hyperlink r:id="rId73">
-        <w:r>
-          <w:rPr>
-            <w:lang w:val="zh_TW" w:bidi="zh_TW"/>
-          </w:rPr>
-          <w:rPr>
-            <w:color w:val="0000EE"/>
-            <w:u w:val="single"/>
-          </w:rPr>
-          <w:t>使徒行傳14:19–20</w:t>
-        </w:r>
-      </w:hyperlink>
-    </w:p>
-    <w:p>
-      <w:pPr>
-        <w:pStyle w:val="ListBullet"/>
-        <w:spacing w:line="240" w:lineRule="auto"/>
-        <w:ind w:left="720"/>
-      </w:pPr>
-      <w:r>
-        <w:rPr>
-          <w:lang w:val="zh_TW" w:bidi="zh_TW"/>
-        </w:rPr>
-      </w:r>
-      <w:hyperlink r:id="rId74">
-        <w:r>
-          <w:rPr>
-            <w:lang w:val="zh_TW" w:bidi="zh_TW"/>
-          </w:rPr>
-          <w:rPr>
-            <w:color w:val="0000EE"/>
-            <w:u w:val="single"/>
-          </w:rPr>
-          <w:t>約翰福音8:4–6</w:t>
-        </w:r>
-      </w:hyperlink>
-    </w:p>
-    <w:p>
-      <w:pPr>
-        <w:pStyle w:val="ListBullet"/>
-        <w:spacing w:line="240" w:lineRule="auto"/>
-        <w:ind w:left="720"/>
-      </w:pPr>
-      <w:r>
-        <w:rPr>
-          <w:lang w:val="zh_TW" w:bidi="zh_TW"/>
-        </w:rPr>
-      </w:r>
-      <w:hyperlink r:id="rId75">
-        <w:r>
-          <w:rPr>
-            <w:lang w:val="zh_TW" w:bidi="zh_TW"/>
-          </w:rPr>
-          <w:rPr>
-            <w:color w:val="0000EE"/>
-            <w:u w:val="single"/>
-          </w:rPr>
-          <w:t>路加福音13:34</w:t>
-        </w:r>
-      </w:hyperlink>
-    </w:p>
-    <w:p>
-      <w:pPr>
-        <w:pStyle w:val="ListBullet"/>
-        <w:spacing w:line="240" w:lineRule="auto"/>
-        <w:ind w:left="720"/>
-      </w:pPr>
-      <w:r>
-        <w:rPr>
-          <w:lang w:val="zh_TW" w:bidi="zh_TW"/>
-        </w:rPr>
-      </w:r>
-      <w:hyperlink r:id="rId76">
-        <w:r>
-          <w:rPr>
-            <w:lang w:val="zh_TW" w:bidi="zh_TW"/>
-          </w:rPr>
-          <w:rPr>
-            <w:color w:val="0000EE"/>
-            <w:u w:val="single"/>
-          </w:rPr>
-          <w:t>路加福音20:6</w:t>
-        </w:r>
-      </w:hyperlink>
-    </w:p>
-    <w:p>
-      <w:pPr>
-        <w:pStyle w:val="ListBullet"/>
-        <w:spacing w:line="240" w:lineRule="auto"/>
-        <w:ind w:left="720"/>
-      </w:pPr>
-      <w:r>
-        <w:rPr>
-          <w:lang w:val="zh_TW" w:bidi="zh_TW"/>
-        </w:rPr>
-      </w:r>
-      <w:hyperlink r:id="rId77">
-        <w:r>
-          <w:rPr>
-            <w:lang w:val="zh_TW" w:bidi="zh_TW"/>
-          </w:rPr>
-          <w:rPr>
-            <w:color w:val="0000EE"/>
-            <w:u w:val="single"/>
-          </w:rPr>
-          <w:t>馬太福音23:37–39</w:t>
-        </w:r>
-      </w:hyperlink>
+      <w:r>
+        <w:rPr>
+          <w:lang w:val="zh_TW" w:bidi="zh_TW"/>
+        </w:rPr>
+        <w:t>使徒行傳7:57–58</w:t>
+      </w:r>
+    </w:p>
+    <w:p>
+      <w:pPr>
+        <w:pStyle w:val="ListBullet"/>
+        <w:spacing w:line="240" w:lineRule="auto"/>
+        <w:ind w:left="720"/>
+      </w:pPr>
+      <w:r>
+        <w:rPr>
+          <w:lang w:val="zh_TW" w:bidi="zh_TW"/>
+        </w:rPr>
+      </w:r>
+      <w:r>
+        <w:rPr>
+          <w:lang w:val="zh_TW" w:bidi="zh_TW"/>
+        </w:rPr>
+        <w:t>使徒行傳7:59–60</w:t>
+      </w:r>
+    </w:p>
+    <w:p>
+      <w:pPr>
+        <w:pStyle w:val="ListBullet"/>
+        <w:spacing w:line="240" w:lineRule="auto"/>
+        <w:ind w:left="720"/>
+      </w:pPr>
+      <w:r>
+        <w:rPr>
+          <w:lang w:val="zh_TW" w:bidi="zh_TW"/>
+        </w:rPr>
+      </w:r>
+      <w:r>
+        <w:rPr>
+          <w:lang w:val="zh_TW" w:bidi="zh_TW"/>
+        </w:rPr>
+        <w:t>使徒行傳14:5</w:t>
+      </w:r>
+    </w:p>
+    <w:p>
+      <w:pPr>
+        <w:pStyle w:val="ListBullet"/>
+        <w:spacing w:line="240" w:lineRule="auto"/>
+        <w:ind w:left="720"/>
+      </w:pPr>
+      <w:r>
+        <w:rPr>
+          <w:lang w:val="zh_TW" w:bidi="zh_TW"/>
+        </w:rPr>
+      </w:r>
+      <w:r>
+        <w:rPr>
+          <w:lang w:val="zh_TW" w:bidi="zh_TW"/>
+        </w:rPr>
+        <w:t>使徒行傳14:19–20</w:t>
+      </w:r>
+    </w:p>
+    <w:p>
+      <w:pPr>
+        <w:pStyle w:val="ListBullet"/>
+        <w:spacing w:line="240" w:lineRule="auto"/>
+        <w:ind w:left="720"/>
+      </w:pPr>
+      <w:r>
+        <w:rPr>
+          <w:lang w:val="zh_TW" w:bidi="zh_TW"/>
+        </w:rPr>
+      </w:r>
+      <w:r>
+        <w:rPr>
+          <w:lang w:val="zh_TW" w:bidi="zh_TW"/>
+        </w:rPr>
+        <w:t>約翰福音8:4–6</w:t>
+      </w:r>
+    </w:p>
+    <w:p>
+      <w:pPr>
+        <w:pStyle w:val="ListBullet"/>
+        <w:spacing w:line="240" w:lineRule="auto"/>
+        <w:ind w:left="720"/>
+      </w:pPr>
+      <w:r>
+        <w:rPr>
+          <w:lang w:val="zh_TW" w:bidi="zh_TW"/>
+        </w:rPr>
+      </w:r>
+      <w:r>
+        <w:rPr>
+          <w:lang w:val="zh_TW" w:bidi="zh_TW"/>
+        </w:rPr>
+        <w:t>路加福音13:34</w:t>
+      </w:r>
+    </w:p>
+    <w:p>
+      <w:pPr>
+        <w:pStyle w:val="ListBullet"/>
+        <w:spacing w:line="240" w:lineRule="auto"/>
+        <w:ind w:left="720"/>
+      </w:pPr>
+      <w:r>
+        <w:rPr>
+          <w:lang w:val="zh_TW" w:bidi="zh_TW"/>
+        </w:rPr>
+      </w:r>
+      <w:r>
+        <w:rPr>
+          <w:lang w:val="zh_TW" w:bidi="zh_TW"/>
+        </w:rPr>
+        <w:t>路加福音20:6</w:t>
+      </w:r>
+    </w:p>
+    <w:p>
+      <w:pPr>
+        <w:pStyle w:val="ListBullet"/>
+        <w:spacing w:line="240" w:lineRule="auto"/>
+        <w:ind w:left="720"/>
+      </w:pPr>
+      <w:r>
+        <w:rPr>
+          <w:lang w:val="zh_TW" w:bidi="zh_TW"/>
+        </w:rPr>
+      </w:r>
+      <w:r>
+        <w:rPr>
+          <w:lang w:val="zh_TW" w:bidi="zh_TW"/>
+        </w:rPr>
+        <w:t>馬太福音23:37–39</w:t>
+      </w:r>
     </w:p>
     <w:p>
       <w:pPr>
@@ -5735,114 +5345,84 @@
           <w:lang w:val="zh_TW" w:bidi="zh_TW"/>
         </w:rPr>
       </w:r>
-      <w:hyperlink r:id="rId78">
-        <w:r>
-          <w:rPr>
-            <w:lang w:val="zh_TW" w:bidi="zh_TW"/>
-          </w:rPr>
-          <w:rPr>
-            <w:color w:val="0000EE"/>
-            <w:u w:val="single"/>
-          </w:rPr>
-          <w:t>申命記24:21–22</w:t>
-        </w:r>
-      </w:hyperlink>
-    </w:p>
-    <w:p>
-      <w:pPr>
-        <w:pStyle w:val="ListBullet"/>
-        <w:spacing w:line="240" w:lineRule="auto"/>
-        <w:ind w:left="720"/>
-      </w:pPr>
-      <w:r>
-        <w:rPr>
-          <w:lang w:val="zh_TW" w:bidi="zh_TW"/>
-        </w:rPr>
-      </w:r>
-      <w:hyperlink r:id="rId79">
-        <w:r>
-          <w:rPr>
-            <w:lang w:val="zh_TW" w:bidi="zh_TW"/>
-          </w:rPr>
-          <w:rPr>
-            <w:color w:val="0000EE"/>
-            <w:u w:val="single"/>
-          </w:rPr>
-          <w:t>以賽亞書17:4–5</w:t>
-        </w:r>
-      </w:hyperlink>
-    </w:p>
-    <w:p>
-      <w:pPr>
-        <w:pStyle w:val="ListBullet"/>
-        <w:spacing w:line="240" w:lineRule="auto"/>
-        <w:ind w:left="720"/>
-      </w:pPr>
-      <w:r>
-        <w:rPr>
-          <w:lang w:val="zh_TW" w:bidi="zh_TW"/>
-        </w:rPr>
-      </w:r>
-      <w:hyperlink r:id="rId80">
-        <w:r>
-          <w:rPr>
-            <w:lang w:val="zh_TW" w:bidi="zh_TW"/>
-          </w:rPr>
-          <w:rPr>
-            <w:color w:val="0000EE"/>
-            <w:u w:val="single"/>
-          </w:rPr>
-          <w:t>約伯記24:6</w:t>
-        </w:r>
-      </w:hyperlink>
-    </w:p>
-    <w:p>
-      <w:pPr>
-        <w:pStyle w:val="ListBullet"/>
-        <w:spacing w:line="240" w:lineRule="auto"/>
-        <w:ind w:left="720"/>
-      </w:pPr>
-      <w:r>
-        <w:rPr>
-          <w:lang w:val="zh_TW" w:bidi="zh_TW"/>
-        </w:rPr>
-      </w:r>
-      <w:hyperlink r:id="rId81">
-        <w:r>
-          <w:rPr>
-            <w:lang w:val="zh_TW" w:bidi="zh_TW"/>
-          </w:rPr>
-          <w:rPr>
-            <w:color w:val="0000EE"/>
-            <w:u w:val="single"/>
-          </w:rPr>
-          <w:t>路得記2:2</w:t>
-        </w:r>
-      </w:hyperlink>
-    </w:p>
-    <w:p>
-      <w:pPr>
-        <w:pStyle w:val="ListBullet"/>
-        <w:spacing w:line="240" w:lineRule="auto"/>
-        <w:ind w:left="720"/>
-      </w:pPr>
-      <w:r>
-        <w:rPr>
-          <w:lang w:val="zh_TW" w:bidi="zh_TW"/>
-        </w:rPr>
-      </w:r>
-      <w:hyperlink r:id="rId82">
-        <w:r>
-          <w:rPr>
-            <w:lang w:val="zh_TW" w:bidi="zh_TW"/>
-          </w:rPr>
-          <w:rPr>
-            <w:color w:val="0000EE"/>
-            <w:u w:val="single"/>
-          </w:rPr>
-          <w:t>路得記2:15</w:t>
-        </w:r>
-      </w:hyperlink>
+      <w:r>
+        <w:rPr>
+          <w:lang w:val="zh_TW" w:bidi="zh_TW"/>
+        </w:rPr>
+        <w:t>申命記24:21–22</w:t>
+      </w:r>
+    </w:p>
+    <w:p>
+      <w:pPr>
+        <w:pStyle w:val="ListBullet"/>
+        <w:spacing w:line="240" w:lineRule="auto"/>
+        <w:ind w:left="720"/>
+      </w:pPr>
+      <w:r>
+        <w:rPr>
+          <w:lang w:val="zh_TW" w:bidi="zh_TW"/>
+        </w:rPr>
+      </w:r>
+      <w:r>
+        <w:rPr>
+          <w:lang w:val="zh_TW" w:bidi="zh_TW"/>
+        </w:rPr>
+        <w:t>以賽亞書17:4–5</w:t>
+      </w:r>
+    </w:p>
+    <w:p>
+      <w:pPr>
+        <w:pStyle w:val="ListBullet"/>
+        <w:spacing w:line="240" w:lineRule="auto"/>
+        <w:ind w:left="720"/>
+      </w:pPr>
+      <w:r>
+        <w:rPr>
+          <w:lang w:val="zh_TW" w:bidi="zh_TW"/>
+        </w:rPr>
+      </w:r>
+      <w:r>
+        <w:rPr>
+          <w:lang w:val="zh_TW" w:bidi="zh_TW"/>
+        </w:rPr>
+        <w:t>約伯記24:6</w:t>
+      </w:r>
+    </w:p>
+    <w:p>
+      <w:pPr>
+        <w:pStyle w:val="ListBullet"/>
+        <w:spacing w:line="240" w:lineRule="auto"/>
+        <w:ind w:left="720"/>
+      </w:pPr>
+      <w:r>
+        <w:rPr>
+          <w:lang w:val="zh_TW" w:bidi="zh_TW"/>
+        </w:rPr>
+      </w:r>
+      <w:r>
+        <w:rPr>
+          <w:lang w:val="zh_TW" w:bidi="zh_TW"/>
+        </w:rPr>
+        <w:t>路得記2:2</w:t>
+      </w:r>
+    </w:p>
+    <w:p>
+      <w:pPr>
+        <w:pStyle w:val="ListBullet"/>
+        <w:spacing w:line="240" w:lineRule="auto"/>
+        <w:ind w:left="720"/>
+      </w:pPr>
+      <w:r>
+        <w:rPr>
+          <w:lang w:val="zh_TW" w:bidi="zh_TW"/>
+        </w:rPr>
+      </w:r>
+      <w:r>
+        <w:rPr>
+          <w:lang w:val="zh_TW" w:bidi="zh_TW"/>
+        </w:rPr>
+        <w:t>路得記2:15</w:t>
+      </w:r>
     </w:p>
     <w:p>
       <w:pPr>
@@ -6117,66 +5697,48 @@
           <w:lang w:val="zh_TW" w:bidi="zh_TW"/>
         </w:rPr>
       </w:r>
-      <w:hyperlink r:id="rId83">
-        <w:r>
-          <w:rPr>
-            <w:lang w:val="zh_TW" w:bidi="zh_TW"/>
-          </w:rPr>
-          <w:rPr>
-            <w:color w:val="0000EE"/>
-            <w:u w:val="single"/>
-          </w:rPr>
-          <w:t>哥林多前書15:30</w:t>
-        </w:r>
-      </w:hyperlink>
-    </w:p>
-    <w:p>
-      <w:pPr>
-        <w:pStyle w:val="ListBullet"/>
-        <w:spacing w:line="240" w:lineRule="auto"/>
-        <w:ind w:left="720"/>
-      </w:pPr>
-      <w:r>
-        <w:rPr>
-          <w:lang w:val="zh_TW" w:bidi="zh_TW"/>
-        </w:rPr>
-      </w:r>
-      <w:hyperlink r:id="rId84">
-        <w:r>
-          <w:rPr>
-            <w:lang w:val="zh_TW" w:bidi="zh_TW"/>
-          </w:rPr>
-          <w:rPr>
-            <w:color w:val="0000EE"/>
-            <w:u w:val="single"/>
-          </w:rPr>
-          <w:t>使徒行傳10:30</w:t>
-        </w:r>
-      </w:hyperlink>
-    </w:p>
-    <w:p>
-      <w:pPr>
-        <w:pStyle w:val="ListBullet"/>
-        <w:spacing w:line="240" w:lineRule="auto"/>
-        <w:ind w:left="720"/>
-      </w:pPr>
-      <w:r>
-        <w:rPr>
-          <w:lang w:val="zh_TW" w:bidi="zh_TW"/>
-        </w:rPr>
-      </w:r>
-      <w:hyperlink r:id="rId85">
-        <w:r>
-          <w:rPr>
-            <w:lang w:val="zh_TW" w:bidi="zh_TW"/>
-          </w:rPr>
-          <w:rPr>
-            <w:color w:val="0000EE"/>
-            <w:u w:val="single"/>
-          </w:rPr>
-          <w:t>馬可福音14:35</w:t>
-        </w:r>
-      </w:hyperlink>
+      <w:r>
+        <w:rPr>
+          <w:lang w:val="zh_TW" w:bidi="zh_TW"/>
+        </w:rPr>
+        <w:t>哥林多前書15:30</w:t>
+      </w:r>
+    </w:p>
+    <w:p>
+      <w:pPr>
+        <w:pStyle w:val="ListBullet"/>
+        <w:spacing w:line="240" w:lineRule="auto"/>
+        <w:ind w:left="720"/>
+      </w:pPr>
+      <w:r>
+        <w:rPr>
+          <w:lang w:val="zh_TW" w:bidi="zh_TW"/>
+        </w:rPr>
+      </w:r>
+      <w:r>
+        <w:rPr>
+          <w:lang w:val="zh_TW" w:bidi="zh_TW"/>
+        </w:rPr>
+        <w:t>使徒行傳10:30</w:t>
+      </w:r>
+    </w:p>
+    <w:p>
+      <w:pPr>
+        <w:pStyle w:val="ListBullet"/>
+        <w:spacing w:line="240" w:lineRule="auto"/>
+        <w:ind w:left="720"/>
+      </w:pPr>
+      <w:r>
+        <w:rPr>
+          <w:lang w:val="zh_TW" w:bidi="zh_TW"/>
+        </w:rPr>
+      </w:r>
+      <w:r>
+        <w:rPr>
+          <w:lang w:val="zh_TW" w:bidi="zh_TW"/>
+        </w:rPr>
+        <w:t>馬可福音14:35</w:t>
+      </w:r>
     </w:p>
     <w:p>
       <w:pPr>
@@ -6380,138 +5942,102 @@
           <w:lang w:val="zh_TW" w:bidi="zh_TW"/>
         </w:rPr>
       </w:r>
-      <w:hyperlink r:id="rId86">
-        <w:r>
-          <w:rPr>
-            <w:lang w:val="zh_TW" w:bidi="zh_TW"/>
-          </w:rPr>
-          <w:rPr>
-            <w:color w:val="0000EE"/>
-            <w:u w:val="single"/>
-          </w:rPr>
-          <w:t>使徒行傳1:7</w:t>
-        </w:r>
-      </w:hyperlink>
-    </w:p>
-    <w:p>
-      <w:pPr>
-        <w:pStyle w:val="ListBullet"/>
-        <w:spacing w:line="240" w:lineRule="auto"/>
-        <w:ind w:left="720"/>
-      </w:pPr>
-      <w:r>
-        <w:rPr>
-          <w:lang w:val="zh_TW" w:bidi="zh_TW"/>
-        </w:rPr>
-      </w:r>
-      <w:hyperlink r:id="rId87">
-        <w:r>
-          <w:rPr>
-            <w:lang w:val="zh_TW" w:bidi="zh_TW"/>
-          </w:rPr>
-          <w:rPr>
-            <w:color w:val="0000EE"/>
-            <w:u w:val="single"/>
-          </w:rPr>
-          <w:t>但以理書12:1–2</w:t>
-        </w:r>
-      </w:hyperlink>
-    </w:p>
-    <w:p>
-      <w:pPr>
-        <w:pStyle w:val="ListBullet"/>
-        <w:spacing w:line="240" w:lineRule="auto"/>
-        <w:ind w:left="720"/>
-      </w:pPr>
-      <w:r>
-        <w:rPr>
-          <w:lang w:val="zh_TW" w:bidi="zh_TW"/>
-        </w:rPr>
-      </w:r>
-      <w:hyperlink r:id="rId88">
-        <w:r>
-          <w:rPr>
-            <w:lang w:val="zh_TW" w:bidi="zh_TW"/>
-          </w:rPr>
-          <w:rPr>
-            <w:color w:val="0000EE"/>
-            <w:u w:val="single"/>
-          </w:rPr>
-          <w:t>馬可福音11:11</w:t>
-        </w:r>
-      </w:hyperlink>
-    </w:p>
-    <w:p>
-      <w:pPr>
-        <w:pStyle w:val="ListBullet"/>
-        <w:spacing w:line="240" w:lineRule="auto"/>
-        <w:ind w:left="720"/>
-      </w:pPr>
-      <w:r>
-        <w:rPr>
-          <w:lang w:val="zh_TW" w:bidi="zh_TW"/>
-        </w:rPr>
-      </w:r>
-      <w:hyperlink r:id="rId89">
-        <w:r>
-          <w:rPr>
-            <w:lang w:val="zh_TW" w:bidi="zh_TW"/>
-          </w:rPr>
-          <w:rPr>
-            <w:color w:val="0000EE"/>
-            <w:u w:val="single"/>
-          </w:rPr>
-          <w:t>馬太福音8:29</w:t>
-        </w:r>
-      </w:hyperlink>
-    </w:p>
-    <w:p>
-      <w:pPr>
-        <w:pStyle w:val="ListBullet"/>
-        <w:spacing w:line="240" w:lineRule="auto"/>
-        <w:ind w:left="720"/>
-      </w:pPr>
-      <w:r>
-        <w:rPr>
-          <w:lang w:val="zh_TW" w:bidi="zh_TW"/>
-        </w:rPr>
-      </w:r>
-      <w:hyperlink r:id="rId90">
-        <w:r>
-          <w:rPr>
-            <w:lang w:val="zh_TW" w:bidi="zh_TW"/>
-          </w:rPr>
-          <w:rPr>
-            <w:color w:val="0000EE"/>
-            <w:u w:val="single"/>
-          </w:rPr>
-          <w:t>詩篇68:28–29</w:t>
-        </w:r>
-      </w:hyperlink>
-    </w:p>
-    <w:p>
-      <w:pPr>
-        <w:pStyle w:val="ListBullet"/>
-        <w:spacing w:line="240" w:lineRule="auto"/>
-        <w:ind w:left="720"/>
-      </w:pPr>
-      <w:r>
-        <w:rPr>
-          <w:lang w:val="zh_TW" w:bidi="zh_TW"/>
-        </w:rPr>
-      </w:r>
-      <w:hyperlink r:id="rId91">
-        <w:r>
-          <w:rPr>
-            <w:lang w:val="zh_TW" w:bidi="zh_TW"/>
-          </w:rPr>
-          <w:rPr>
-            <w:color w:val="0000EE"/>
-            <w:u w:val="single"/>
-          </w:rPr>
-          <w:t>啟示錄14:15</w:t>
-        </w:r>
-      </w:hyperlink>
+      <w:r>
+        <w:rPr>
+          <w:lang w:val="zh_TW" w:bidi="zh_TW"/>
+        </w:rPr>
+        <w:t>使徒行傳1:7</w:t>
+      </w:r>
+    </w:p>
+    <w:p>
+      <w:pPr>
+        <w:pStyle w:val="ListBullet"/>
+        <w:spacing w:line="240" w:lineRule="auto"/>
+        <w:ind w:left="720"/>
+      </w:pPr>
+      <w:r>
+        <w:rPr>
+          <w:lang w:val="zh_TW" w:bidi="zh_TW"/>
+        </w:rPr>
+      </w:r>
+      <w:r>
+        <w:rPr>
+          <w:lang w:val="zh_TW" w:bidi="zh_TW"/>
+        </w:rPr>
+        <w:t>但以理書12:1–2</w:t>
+      </w:r>
+    </w:p>
+    <w:p>
+      <w:pPr>
+        <w:pStyle w:val="ListBullet"/>
+        <w:spacing w:line="240" w:lineRule="auto"/>
+        <w:ind w:left="720"/>
+      </w:pPr>
+      <w:r>
+        <w:rPr>
+          <w:lang w:val="zh_TW" w:bidi="zh_TW"/>
+        </w:rPr>
+      </w:r>
+      <w:r>
+        <w:rPr>
+          <w:lang w:val="zh_TW" w:bidi="zh_TW"/>
+        </w:rPr>
+        <w:t>馬可福音11:11</w:t>
+      </w:r>
+    </w:p>
+    <w:p>
+      <w:pPr>
+        <w:pStyle w:val="ListBullet"/>
+        <w:spacing w:line="240" w:lineRule="auto"/>
+        <w:ind w:left="720"/>
+      </w:pPr>
+      <w:r>
+        <w:rPr>
+          <w:lang w:val="zh_TW" w:bidi="zh_TW"/>
+        </w:rPr>
+      </w:r>
+      <w:r>
+        <w:rPr>
+          <w:lang w:val="zh_TW" w:bidi="zh_TW"/>
+        </w:rPr>
+        <w:t>馬太福音8:29</w:t>
+      </w:r>
+    </w:p>
+    <w:p>
+      <w:pPr>
+        <w:pStyle w:val="ListBullet"/>
+        <w:spacing w:line="240" w:lineRule="auto"/>
+        <w:ind w:left="720"/>
+      </w:pPr>
+      <w:r>
+        <w:rPr>
+          <w:lang w:val="zh_TW" w:bidi="zh_TW"/>
+        </w:rPr>
+      </w:r>
+      <w:r>
+        <w:rPr>
+          <w:lang w:val="zh_TW" w:bidi="zh_TW"/>
+        </w:rPr>
+        <w:t>詩篇68:28–29</w:t>
+      </w:r>
+    </w:p>
+    <w:p>
+      <w:pPr>
+        <w:pStyle w:val="ListBullet"/>
+        <w:spacing w:line="240" w:lineRule="auto"/>
+        <w:ind w:left="720"/>
+      </w:pPr>
+      <w:r>
+        <w:rPr>
+          <w:lang w:val="zh_TW" w:bidi="zh_TW"/>
+        </w:rPr>
+      </w:r>
+      <w:r>
+        <w:rPr>
+          <w:lang w:val="zh_TW" w:bidi="zh_TW"/>
+        </w:rPr>
+        <w:t>啟示錄14:15</w:t>
+      </w:r>
     </w:p>
     <w:p>
       <w:pPr>
@@ -7197,42 +6723,30 @@
           <w:lang w:val="zh_TW" w:bidi="zh_TW"/>
         </w:rPr>
       </w:r>
-      <w:hyperlink r:id="rId92">
-        <w:r>
-          <w:rPr>
-            <w:lang w:val="zh_TW" w:bidi="zh_TW"/>
-          </w:rPr>
-          <w:rPr>
-            <w:color w:val="0000EE"/>
-            <w:u w:val="single"/>
-          </w:rPr>
-          <w:t>猶大書1:17–19</w:t>
-        </w:r>
-      </w:hyperlink>
-    </w:p>
-    <w:p>
-      <w:pPr>
-        <w:pStyle w:val="ListBullet"/>
-        <w:spacing w:line="240" w:lineRule="auto"/>
-        <w:ind w:left="720"/>
-      </w:pPr>
-      <w:r>
-        <w:rPr>
-          <w:lang w:val="zh_TW" w:bidi="zh_TW"/>
-        </w:rPr>
-      </w:r>
-      <w:hyperlink r:id="rId93">
-        <w:r>
-          <w:rPr>
-            <w:lang w:val="zh_TW" w:bidi="zh_TW"/>
-          </w:rPr>
-          <w:rPr>
-            <w:color w:val="0000EE"/>
-            <w:u w:val="single"/>
-          </w:rPr>
-          <w:t>路加福音9:12–14</w:t>
-        </w:r>
-      </w:hyperlink>
+      <w:r>
+        <w:rPr>
+          <w:lang w:val="zh_TW" w:bidi="zh_TW"/>
+        </w:rPr>
+        <w:t>猶大書1:17–19</w:t>
+      </w:r>
+    </w:p>
+    <w:p>
+      <w:pPr>
+        <w:pStyle w:val="ListBullet"/>
+        <w:spacing w:line="240" w:lineRule="auto"/>
+        <w:ind w:left="720"/>
+      </w:pPr>
+      <w:r>
+        <w:rPr>
+          <w:lang w:val="zh_TW" w:bidi="zh_TW"/>
+        </w:rPr>
+      </w:r>
+      <w:r>
+        <w:rPr>
+          <w:lang w:val="zh_TW" w:bidi="zh_TW"/>
+        </w:rPr>
+        <w:t>路加福音9:12–14</w:t>
+      </w:r>
     </w:p>
     <w:p>
       <w:pPr>
@@ -7730,114 +7244,84 @@
           <w:lang w:val="zh_TW" w:bidi="zh_TW"/>
         </w:rPr>
       </w:r>
-      <w:hyperlink r:id="rId94">
-        <w:r>
-          <w:rPr>
-            <w:lang w:val="zh_TW" w:bidi="zh_TW"/>
-          </w:rPr>
-          <w:rPr>
-            <w:color w:val="0000EE"/>
-            <w:u w:val="single"/>
-          </w:rPr>
-          <w:t>使徒行傳1:14</w:t>
-        </w:r>
-      </w:hyperlink>
-    </w:p>
-    <w:p>
-      <w:pPr>
-        <w:pStyle w:val="ListBullet"/>
-        <w:spacing w:line="240" w:lineRule="auto"/>
-        <w:ind w:left="720"/>
-      </w:pPr>
-      <w:r>
-        <w:rPr>
-          <w:lang w:val="zh_TW" w:bidi="zh_TW"/>
-        </w:rPr>
-      </w:r>
-      <w:hyperlink r:id="rId95">
-        <w:r>
-          <w:rPr>
-            <w:lang w:val="zh_TW" w:bidi="zh_TW"/>
-          </w:rPr>
-          <w:rPr>
-            <w:color w:val="0000EE"/>
-            <w:u w:val="single"/>
-          </w:rPr>
-          <w:t>約翰福音1:44</w:t>
-        </w:r>
-      </w:hyperlink>
-    </w:p>
-    <w:p>
-      <w:pPr>
-        <w:pStyle w:val="ListBullet"/>
-        <w:spacing w:line="240" w:lineRule="auto"/>
-        <w:ind w:left="720"/>
-      </w:pPr>
-      <w:r>
-        <w:rPr>
-          <w:lang w:val="zh_TW" w:bidi="zh_TW"/>
-        </w:rPr>
-      </w:r>
-      <w:hyperlink r:id="rId96">
-        <w:r>
-          <w:rPr>
-            <w:lang w:val="zh_TW" w:bidi="zh_TW"/>
-          </w:rPr>
-          <w:rPr>
-            <w:color w:val="0000EE"/>
-            <w:u w:val="single"/>
-          </w:rPr>
-          <w:t>約翰福音6:6</w:t>
-        </w:r>
-      </w:hyperlink>
-    </w:p>
-    <w:p>
-      <w:pPr>
-        <w:pStyle w:val="ListBullet"/>
-        <w:spacing w:line="240" w:lineRule="auto"/>
-        <w:ind w:left="720"/>
-      </w:pPr>
-      <w:r>
-        <w:rPr>
-          <w:lang w:val="zh_TW" w:bidi="zh_TW"/>
-        </w:rPr>
-      </w:r>
-      <w:hyperlink r:id="rId97">
-        <w:r>
-          <w:rPr>
-            <w:lang w:val="zh_TW" w:bidi="zh_TW"/>
-          </w:rPr>
-          <w:rPr>
-            <w:color w:val="0000EE"/>
-            <w:u w:val="single"/>
-          </w:rPr>
-          <w:t>路加福音6:14</w:t>
-        </w:r>
-      </w:hyperlink>
-    </w:p>
-    <w:p>
-      <w:pPr>
-        <w:pStyle w:val="ListBullet"/>
-        <w:spacing w:line="240" w:lineRule="auto"/>
-        <w:ind w:left="720"/>
-      </w:pPr>
-      <w:r>
-        <w:rPr>
-          <w:lang w:val="zh_TW" w:bidi="zh_TW"/>
-        </w:rPr>
-      </w:r>
-      <w:hyperlink r:id="rId98">
-        <w:r>
-          <w:rPr>
-            <w:lang w:val="zh_TW" w:bidi="zh_TW"/>
-          </w:rPr>
-          <w:rPr>
-            <w:color w:val="0000EE"/>
-            <w:u w:val="single"/>
-          </w:rPr>
-          <w:t>馬可福音3:17–19</w:t>
-        </w:r>
-      </w:hyperlink>
+      <w:r>
+        <w:rPr>
+          <w:lang w:val="zh_TW" w:bidi="zh_TW"/>
+        </w:rPr>
+        <w:t>使徒行傳1:14</w:t>
+      </w:r>
+    </w:p>
+    <w:p>
+      <w:pPr>
+        <w:pStyle w:val="ListBullet"/>
+        <w:spacing w:line="240" w:lineRule="auto"/>
+        <w:ind w:left="720"/>
+      </w:pPr>
+      <w:r>
+        <w:rPr>
+          <w:lang w:val="zh_TW" w:bidi="zh_TW"/>
+        </w:rPr>
+      </w:r>
+      <w:r>
+        <w:rPr>
+          <w:lang w:val="zh_TW" w:bidi="zh_TW"/>
+        </w:rPr>
+        <w:t>約翰福音1:44</w:t>
+      </w:r>
+    </w:p>
+    <w:p>
+      <w:pPr>
+        <w:pStyle w:val="ListBullet"/>
+        <w:spacing w:line="240" w:lineRule="auto"/>
+        <w:ind w:left="720"/>
+      </w:pPr>
+      <w:r>
+        <w:rPr>
+          <w:lang w:val="zh_TW" w:bidi="zh_TW"/>
+        </w:rPr>
+      </w:r>
+      <w:r>
+        <w:rPr>
+          <w:lang w:val="zh_TW" w:bidi="zh_TW"/>
+        </w:rPr>
+        <w:t>約翰福音6:6</w:t>
+      </w:r>
+    </w:p>
+    <w:p>
+      <w:pPr>
+        <w:pStyle w:val="ListBullet"/>
+        <w:spacing w:line="240" w:lineRule="auto"/>
+        <w:ind w:left="720"/>
+      </w:pPr>
+      <w:r>
+        <w:rPr>
+          <w:lang w:val="zh_TW" w:bidi="zh_TW"/>
+        </w:rPr>
+      </w:r>
+      <w:r>
+        <w:rPr>
+          <w:lang w:val="zh_TW" w:bidi="zh_TW"/>
+        </w:rPr>
+        <w:t>路加福音6:14</w:t>
+      </w:r>
+    </w:p>
+    <w:p>
+      <w:pPr>
+        <w:pStyle w:val="ListBullet"/>
+        <w:spacing w:line="240" w:lineRule="auto"/>
+        <w:ind w:left="720"/>
+      </w:pPr>
+      <w:r>
+        <w:rPr>
+          <w:lang w:val="zh_TW" w:bidi="zh_TW"/>
+        </w:rPr>
+      </w:r>
+      <w:r>
+        <w:rPr>
+          <w:lang w:val="zh_TW" w:bidi="zh_TW"/>
+        </w:rPr>
+        <w:t>馬可福音3:17–19</w:t>
+      </w:r>
     </w:p>
     <w:p>
       <w:pPr>
@@ -8109,114 +7593,84 @@
           <w:lang w:val="zh_TW" w:bidi="zh_TW"/>
         </w:rPr>
       </w:r>
-      <w:hyperlink r:id="rId99">
-        <w:r>
-          <w:rPr>
-            <w:lang w:val="zh_TW" w:bidi="zh_TW"/>
-          </w:rPr>
-          <w:rPr>
-            <w:color w:val="0000EE"/>
-            <w:u w:val="single"/>
-          </w:rPr>
-          <w:t>加拉太書2:9–10</w:t>
-        </w:r>
-      </w:hyperlink>
-    </w:p>
-    <w:p>
-      <w:pPr>
-        <w:pStyle w:val="ListBullet"/>
-        <w:spacing w:line="240" w:lineRule="auto"/>
-        <w:ind w:left="720"/>
-      </w:pPr>
-      <w:r>
-        <w:rPr>
-          <w:lang w:val="zh_TW" w:bidi="zh_TW"/>
-        </w:rPr>
-      </w:r>
-      <w:hyperlink r:id="rId100">
-        <w:r>
-          <w:rPr>
-            <w:lang w:val="zh_TW" w:bidi="zh_TW"/>
-          </w:rPr>
-          <w:rPr>
-            <w:color w:val="0000EE"/>
-            <w:u w:val="single"/>
-          </w:rPr>
-          <w:t>約翰福音1:19–21</w:t>
-        </w:r>
-      </w:hyperlink>
-    </w:p>
-    <w:p>
-      <w:pPr>
-        <w:pStyle w:val="ListBullet"/>
-        <w:spacing w:line="240" w:lineRule="auto"/>
-        <w:ind w:left="720"/>
-      </w:pPr>
-      <w:r>
-        <w:rPr>
-          <w:lang w:val="zh_TW" w:bidi="zh_TW"/>
-        </w:rPr>
-      </w:r>
-      <w:hyperlink r:id="rId98">
-        <w:r>
-          <w:rPr>
-            <w:lang w:val="zh_TW" w:bidi="zh_TW"/>
-          </w:rPr>
-          <w:rPr>
-            <w:color w:val="0000EE"/>
-            <w:u w:val="single"/>
-          </w:rPr>
-          <w:t>馬可福音3:17–19</w:t>
-        </w:r>
-      </w:hyperlink>
-    </w:p>
-    <w:p>
-      <w:pPr>
-        <w:pStyle w:val="ListBullet"/>
-        <w:spacing w:line="240" w:lineRule="auto"/>
-        <w:ind w:left="720"/>
-      </w:pPr>
-      <w:r>
-        <w:rPr>
-          <w:lang w:val="zh_TW" w:bidi="zh_TW"/>
-        </w:rPr>
-      </w:r>
-      <w:hyperlink r:id="rId101">
-        <w:r>
-          <w:rPr>
-            <w:lang w:val="zh_TW" w:bidi="zh_TW"/>
-          </w:rPr>
-          <w:rPr>
-            <w:color w:val="0000EE"/>
-            <w:u w:val="single"/>
-          </w:rPr>
-          <w:t>馬太福音4:21–22</w:t>
-        </w:r>
-      </w:hyperlink>
-    </w:p>
-    <w:p>
-      <w:pPr>
-        <w:pStyle w:val="ListBullet"/>
-        <w:spacing w:line="240" w:lineRule="auto"/>
-        <w:ind w:left="720"/>
-      </w:pPr>
-      <w:r>
-        <w:rPr>
-          <w:lang w:val="zh_TW" w:bidi="zh_TW"/>
-        </w:rPr>
-      </w:r>
-      <w:hyperlink r:id="rId102">
-        <w:r>
-          <w:rPr>
-            <w:lang w:val="zh_TW" w:bidi="zh_TW"/>
-          </w:rPr>
-          <w:rPr>
-            <w:color w:val="0000EE"/>
-            <w:u w:val="single"/>
-          </w:rPr>
-          <w:t>啟示錄1:1–3</w:t>
-        </w:r>
-      </w:hyperlink>
+      <w:r>
+        <w:rPr>
+          <w:lang w:val="zh_TW" w:bidi="zh_TW"/>
+        </w:rPr>
+        <w:t>加拉太書2:9–10</w:t>
+      </w:r>
+    </w:p>
+    <w:p>
+      <w:pPr>
+        <w:pStyle w:val="ListBullet"/>
+        <w:spacing w:line="240" w:lineRule="auto"/>
+        <w:ind w:left="720"/>
+      </w:pPr>
+      <w:r>
+        <w:rPr>
+          <w:lang w:val="zh_TW" w:bidi="zh_TW"/>
+        </w:rPr>
+      </w:r>
+      <w:r>
+        <w:rPr>
+          <w:lang w:val="zh_TW" w:bidi="zh_TW"/>
+        </w:rPr>
+        <w:t>約翰福音1:19–21</w:t>
+      </w:r>
+    </w:p>
+    <w:p>
+      <w:pPr>
+        <w:pStyle w:val="ListBullet"/>
+        <w:spacing w:line="240" w:lineRule="auto"/>
+        <w:ind w:left="720"/>
+      </w:pPr>
+      <w:r>
+        <w:rPr>
+          <w:lang w:val="zh_TW" w:bidi="zh_TW"/>
+        </w:rPr>
+      </w:r>
+      <w:r>
+        <w:rPr>
+          <w:lang w:val="zh_TW" w:bidi="zh_TW"/>
+        </w:rPr>
+        <w:t>馬可福音3:17–19</w:t>
+      </w:r>
+    </w:p>
+    <w:p>
+      <w:pPr>
+        <w:pStyle w:val="ListBullet"/>
+        <w:spacing w:line="240" w:lineRule="auto"/>
+        <w:ind w:left="720"/>
+      </w:pPr>
+      <w:r>
+        <w:rPr>
+          <w:lang w:val="zh_TW" w:bidi="zh_TW"/>
+        </w:rPr>
+      </w:r>
+      <w:r>
+        <w:rPr>
+          <w:lang w:val="zh_TW" w:bidi="zh_TW"/>
+        </w:rPr>
+        <w:t>馬太福音4:21–22</w:t>
+      </w:r>
+    </w:p>
+    <w:p>
+      <w:pPr>
+        <w:pStyle w:val="ListBullet"/>
+        <w:spacing w:line="240" w:lineRule="auto"/>
+        <w:ind w:left="720"/>
+      </w:pPr>
+      <w:r>
+        <w:rPr>
+          <w:lang w:val="zh_TW" w:bidi="zh_TW"/>
+        </w:rPr>
+      </w:r>
+      <w:r>
+        <w:rPr>
+          <w:lang w:val="zh_TW" w:bidi="zh_TW"/>
+        </w:rPr>
+        <w:t>啟示錄1:1–3</w:t>
+      </w:r>
     </w:p>
     <w:p>
       <w:pPr>
@@ -8733,114 +8187,84 @@
           <w:lang w:val="zh_TW" w:bidi="zh_TW"/>
         </w:rPr>
       </w:r>
-      <w:hyperlink r:id="rId103">
-        <w:r>
-          <w:rPr>
-            <w:lang w:val="zh_TW" w:bidi="zh_TW"/>
-          </w:rPr>
-          <w:rPr>
-            <w:color w:val="0000EE"/>
-            <w:u w:val="single"/>
-          </w:rPr>
-          <w:t>列王紀上19:1–3</w:t>
-        </w:r>
-      </w:hyperlink>
-    </w:p>
-    <w:p>
-      <w:pPr>
-        <w:pStyle w:val="ListBullet"/>
-        <w:spacing w:line="240" w:lineRule="auto"/>
-        <w:ind w:left="720"/>
-      </w:pPr>
-      <w:r>
-        <w:rPr>
-          <w:lang w:val="zh_TW" w:bidi="zh_TW"/>
-        </w:rPr>
-      </w:r>
-      <w:hyperlink r:id="rId104">
-        <w:r>
-          <w:rPr>
-            <w:lang w:val="zh_TW" w:bidi="zh_TW"/>
-          </w:rPr>
-          <w:rPr>
-            <w:color w:val="0000EE"/>
-            <w:u w:val="single"/>
-          </w:rPr>
-          <w:t>撒母耳記上6:21</w:t>
-        </w:r>
-      </w:hyperlink>
-    </w:p>
-    <w:p>
-      <w:pPr>
-        <w:pStyle w:val="ListBullet"/>
-        <w:spacing w:line="240" w:lineRule="auto"/>
-        <w:ind w:left="720"/>
-      </w:pPr>
-      <w:r>
-        <w:rPr>
-          <w:lang w:val="zh_TW" w:bidi="zh_TW"/>
-        </w:rPr>
-      </w:r>
-      <w:hyperlink r:id="rId105">
-        <w:r>
-          <w:rPr>
-            <w:lang w:val="zh_TW" w:bidi="zh_TW"/>
-          </w:rPr>
-          <w:rPr>
-            <w:color w:val="0000EE"/>
-            <w:u w:val="single"/>
-          </w:rPr>
-          <w:t>列王紀下1:1–2</w:t>
-        </w:r>
-      </w:hyperlink>
-    </w:p>
-    <w:p>
-      <w:pPr>
-        <w:pStyle w:val="ListBullet"/>
-        <w:spacing w:line="240" w:lineRule="auto"/>
-        <w:ind w:left="720"/>
-      </w:pPr>
-      <w:r>
-        <w:rPr>
-          <w:lang w:val="zh_TW" w:bidi="zh_TW"/>
-        </w:rPr>
-      </w:r>
-      <w:hyperlink r:id="rId106">
-        <w:r>
-          <w:rPr>
-            <w:lang w:val="zh_TW" w:bidi="zh_TW"/>
-          </w:rPr>
-          <w:rPr>
-            <w:color w:val="0000EE"/>
-            <w:u w:val="single"/>
-          </w:rPr>
-          <w:t>路加福音7:27</w:t>
-        </w:r>
-      </w:hyperlink>
-    </w:p>
-    <w:p>
-      <w:pPr>
-        <w:pStyle w:val="ListBullet"/>
-        <w:spacing w:line="240" w:lineRule="auto"/>
-        <w:ind w:left="720"/>
-      </w:pPr>
-      <w:r>
-        <w:rPr>
-          <w:lang w:val="zh_TW" w:bidi="zh_TW"/>
-        </w:rPr>
-      </w:r>
-      <w:hyperlink r:id="rId107">
-        <w:r>
-          <w:rPr>
-            <w:lang w:val="zh_TW" w:bidi="zh_TW"/>
-          </w:rPr>
-          <w:rPr>
-            <w:color w:val="0000EE"/>
-            <w:u w:val="single"/>
-          </w:rPr>
-          <w:t>馬太福音11:10</w:t>
-        </w:r>
-      </w:hyperlink>
+      <w:r>
+        <w:rPr>
+          <w:lang w:val="zh_TW" w:bidi="zh_TW"/>
+        </w:rPr>
+        <w:t>列王紀上19:1–3</w:t>
+      </w:r>
+    </w:p>
+    <w:p>
+      <w:pPr>
+        <w:pStyle w:val="ListBullet"/>
+        <w:spacing w:line="240" w:lineRule="auto"/>
+        <w:ind w:left="720"/>
+      </w:pPr>
+      <w:r>
+        <w:rPr>
+          <w:lang w:val="zh_TW" w:bidi="zh_TW"/>
+        </w:rPr>
+      </w:r>
+      <w:r>
+        <w:rPr>
+          <w:lang w:val="zh_TW" w:bidi="zh_TW"/>
+        </w:rPr>
+        <w:t>撒母耳記上6:21</w:t>
+      </w:r>
+    </w:p>
+    <w:p>
+      <w:pPr>
+        <w:pStyle w:val="ListBullet"/>
+        <w:spacing w:line="240" w:lineRule="auto"/>
+        <w:ind w:left="720"/>
+      </w:pPr>
+      <w:r>
+        <w:rPr>
+          <w:lang w:val="zh_TW" w:bidi="zh_TW"/>
+        </w:rPr>
+      </w:r>
+      <w:r>
+        <w:rPr>
+          <w:lang w:val="zh_TW" w:bidi="zh_TW"/>
+        </w:rPr>
+        <w:t>列王紀下1:1–2</w:t>
+      </w:r>
+    </w:p>
+    <w:p>
+      <w:pPr>
+        <w:pStyle w:val="ListBullet"/>
+        <w:spacing w:line="240" w:lineRule="auto"/>
+        <w:ind w:left="720"/>
+      </w:pPr>
+      <w:r>
+        <w:rPr>
+          <w:lang w:val="zh_TW" w:bidi="zh_TW"/>
+        </w:rPr>
+      </w:r>
+      <w:r>
+        <w:rPr>
+          <w:lang w:val="zh_TW" w:bidi="zh_TW"/>
+        </w:rPr>
+        <w:t>路加福音7:27</w:t>
+      </w:r>
+    </w:p>
+    <w:p>
+      <w:pPr>
+        <w:pStyle w:val="ListBullet"/>
+        <w:spacing w:line="240" w:lineRule="auto"/>
+        <w:ind w:left="720"/>
+      </w:pPr>
+      <w:r>
+        <w:rPr>
+          <w:lang w:val="zh_TW" w:bidi="zh_TW"/>
+        </w:rPr>
+      </w:r>
+      <w:r>
+        <w:rPr>
+          <w:lang w:val="zh_TW" w:bidi="zh_TW"/>
+        </w:rPr>
+        <w:t>馬太福音11:10</w:t>
+      </w:r>
     </w:p>
     <w:p>
       <w:pPr>
@@ -9139,114 +8563,84 @@
           <w:lang w:val="zh_TW" w:bidi="zh_TW"/>
         </w:rPr>
       </w:r>
-      <w:hyperlink r:id="rId108">
-        <w:r>
-          <w:rPr>
-            <w:lang w:val="zh_TW" w:bidi="zh_TW"/>
-          </w:rPr>
-          <w:rPr>
-            <w:color w:val="0000EE"/>
-            <w:u w:val="single"/>
-          </w:rPr>
-          <w:t>帖撒羅尼迦前書4:3–6</w:t>
-        </w:r>
-      </w:hyperlink>
-    </w:p>
-    <w:p>
-      <w:pPr>
-        <w:pStyle w:val="ListBullet"/>
-        <w:spacing w:line="240" w:lineRule="auto"/>
-        <w:ind w:left="720"/>
-      </w:pPr>
-      <w:r>
-        <w:rPr>
-          <w:lang w:val="zh_TW" w:bidi="zh_TW"/>
-        </w:rPr>
-      </w:r>
-      <w:hyperlink r:id="rId109">
-        <w:r>
-          <w:rPr>
-            <w:lang w:val="zh_TW" w:bidi="zh_TW"/>
-          </w:rPr>
-          <w:rPr>
-            <w:color w:val="0000EE"/>
-            <w:u w:val="single"/>
-          </w:rPr>
-          <w:t>帖撒羅尼迦後書2:13</w:t>
-        </w:r>
-      </w:hyperlink>
-    </w:p>
-    <w:p>
-      <w:pPr>
-        <w:pStyle w:val="ListBullet"/>
-        <w:spacing w:line="240" w:lineRule="auto"/>
-        <w:ind w:left="720"/>
-      </w:pPr>
-      <w:r>
-        <w:rPr>
-          <w:lang w:val="zh_TW" w:bidi="zh_TW"/>
-        </w:rPr>
-      </w:r>
-      <w:hyperlink r:id="rId110">
-        <w:r>
-          <w:rPr>
-            <w:lang w:val="zh_TW" w:bidi="zh_TW"/>
-          </w:rPr>
-          <w:rPr>
-            <w:color w:val="0000EE"/>
-            <w:u w:val="single"/>
-          </w:rPr>
-          <w:t>創世記2:1–3</w:t>
-        </w:r>
-      </w:hyperlink>
-    </w:p>
-    <w:p>
-      <w:pPr>
-        <w:pStyle w:val="ListBullet"/>
-        <w:spacing w:line="240" w:lineRule="auto"/>
-        <w:ind w:left="720"/>
-      </w:pPr>
-      <w:r>
-        <w:rPr>
-          <w:lang w:val="zh_TW" w:bidi="zh_TW"/>
-        </w:rPr>
-      </w:r>
-      <w:hyperlink r:id="rId111">
-        <w:r>
-          <w:rPr>
-            <w:lang w:val="zh_TW" w:bidi="zh_TW"/>
-          </w:rPr>
-          <w:rPr>
-            <w:color w:val="0000EE"/>
-            <w:u w:val="single"/>
-          </w:rPr>
-          <w:t>路加福音11:2</w:t>
-        </w:r>
-      </w:hyperlink>
-    </w:p>
-    <w:p>
-      <w:pPr>
-        <w:pStyle w:val="ListBullet"/>
-        <w:spacing w:line="240" w:lineRule="auto"/>
-        <w:ind w:left="720"/>
-      </w:pPr>
-      <w:r>
-        <w:rPr>
-          <w:lang w:val="zh_TW" w:bidi="zh_TW"/>
-        </w:rPr>
-      </w:r>
-      <w:hyperlink r:id="rId112">
-        <w:r>
-          <w:rPr>
-            <w:lang w:val="zh_TW" w:bidi="zh_TW"/>
-          </w:rPr>
-          <w:rPr>
-            <w:color w:val="0000EE"/>
-            <w:u w:val="single"/>
-          </w:rPr>
-          <w:t>馬太福音6:8–10</w:t>
-        </w:r>
-      </w:hyperlink>
+      <w:r>
+        <w:rPr>
+          <w:lang w:val="zh_TW" w:bidi="zh_TW"/>
+        </w:rPr>
+        <w:t>帖撒羅尼迦前書4:3–6</w:t>
+      </w:r>
+    </w:p>
+    <w:p>
+      <w:pPr>
+        <w:pStyle w:val="ListBullet"/>
+        <w:spacing w:line="240" w:lineRule="auto"/>
+        <w:ind w:left="720"/>
+      </w:pPr>
+      <w:r>
+        <w:rPr>
+          <w:lang w:val="zh_TW" w:bidi="zh_TW"/>
+        </w:rPr>
+      </w:r>
+      <w:r>
+        <w:rPr>
+          <w:lang w:val="zh_TW" w:bidi="zh_TW"/>
+        </w:rPr>
+        <w:t>帖撒羅尼迦後書2:13</w:t>
+      </w:r>
+    </w:p>
+    <w:p>
+      <w:pPr>
+        <w:pStyle w:val="ListBullet"/>
+        <w:spacing w:line="240" w:lineRule="auto"/>
+        <w:ind w:left="720"/>
+      </w:pPr>
+      <w:r>
+        <w:rPr>
+          <w:lang w:val="zh_TW" w:bidi="zh_TW"/>
+        </w:rPr>
+      </w:r>
+      <w:r>
+        <w:rPr>
+          <w:lang w:val="zh_TW" w:bidi="zh_TW"/>
+        </w:rPr>
+        <w:t>創世記2:1–3</w:t>
+      </w:r>
+    </w:p>
+    <w:p>
+      <w:pPr>
+        <w:pStyle w:val="ListBullet"/>
+        <w:spacing w:line="240" w:lineRule="auto"/>
+        <w:ind w:left="720"/>
+      </w:pPr>
+      <w:r>
+        <w:rPr>
+          <w:lang w:val="zh_TW" w:bidi="zh_TW"/>
+        </w:rPr>
+      </w:r>
+      <w:r>
+        <w:rPr>
+          <w:lang w:val="zh_TW" w:bidi="zh_TW"/>
+        </w:rPr>
+        <w:t>路加福音11:2</w:t>
+      </w:r>
+    </w:p>
+    <w:p>
+      <w:pPr>
+        <w:pStyle w:val="ListBullet"/>
+        <w:spacing w:line="240" w:lineRule="auto"/>
+        <w:ind w:left="720"/>
+      </w:pPr>
+      <w:r>
+        <w:rPr>
+          <w:lang w:val="zh_TW" w:bidi="zh_TW"/>
+        </w:rPr>
+      </w:r>
+      <w:r>
+        <w:rPr>
+          <w:lang w:val="zh_TW" w:bidi="zh_TW"/>
+        </w:rPr>
+        <w:t>馬太福音6:8–10</w:t>
+      </w:r>
     </w:p>
     <w:p>
       <w:pPr>
@@ -10107,114 +9501,84 @@
           <w:lang w:val="zh_TW" w:bidi="zh_TW"/>
         </w:rPr>
       </w:r>
-      <w:hyperlink r:id="rId113">
-        <w:r>
-          <w:rPr>
-            <w:lang w:val="zh_TW" w:bidi="zh_TW"/>
-          </w:rPr>
-          <w:rPr>
-            <w:color w:val="0000EE"/>
-            <w:u w:val="single"/>
-          </w:rPr>
-          <w:t>約翰壹書2:15</w:t>
-        </w:r>
-      </w:hyperlink>
-    </w:p>
-    <w:p>
-      <w:pPr>
-        <w:pStyle w:val="ListBullet"/>
-        <w:spacing w:line="240" w:lineRule="auto"/>
-        <w:ind w:left="720"/>
-      </w:pPr>
-      <w:r>
-        <w:rPr>
-          <w:lang w:val="zh_TW" w:bidi="zh_TW"/>
-        </w:rPr>
-      </w:r>
-      <w:hyperlink r:id="rId114">
-        <w:r>
-          <w:rPr>
-            <w:lang w:val="zh_TW" w:bidi="zh_TW"/>
-          </w:rPr>
-          <w:rPr>
-            <w:color w:val="0000EE"/>
-            <w:u w:val="single"/>
-          </w:rPr>
-          <w:t>約翰壹書4:5</w:t>
-        </w:r>
-      </w:hyperlink>
-    </w:p>
-    <w:p>
-      <w:pPr>
-        <w:pStyle w:val="ListBullet"/>
-        <w:spacing w:line="240" w:lineRule="auto"/>
-        <w:ind w:left="720"/>
-      </w:pPr>
-      <w:r>
-        <w:rPr>
-          <w:lang w:val="zh_TW" w:bidi="zh_TW"/>
-        </w:rPr>
-      </w:r>
-      <w:hyperlink r:id="rId115">
-        <w:r>
-          <w:rPr>
-            <w:lang w:val="zh_TW" w:bidi="zh_TW"/>
-          </w:rPr>
-          <w:rPr>
-            <w:color w:val="0000EE"/>
-            <w:u w:val="single"/>
-          </w:rPr>
-          <w:t>約翰壹書5:5</w:t>
-        </w:r>
-      </w:hyperlink>
-    </w:p>
-    <w:p>
-      <w:pPr>
-        <w:pStyle w:val="ListBullet"/>
-        <w:spacing w:line="240" w:lineRule="auto"/>
-        <w:ind w:left="720"/>
-      </w:pPr>
-      <w:r>
-        <w:rPr>
-          <w:lang w:val="zh_TW" w:bidi="zh_TW"/>
-        </w:rPr>
-      </w:r>
-      <w:hyperlink r:id="rId116">
-        <w:r>
-          <w:rPr>
-            <w:lang w:val="zh_TW" w:bidi="zh_TW"/>
-          </w:rPr>
-          <w:rPr>
-            <w:color w:val="0000EE"/>
-            <w:u w:val="single"/>
-          </w:rPr>
-          <w:t>約翰福音1:29</w:t>
-        </w:r>
-      </w:hyperlink>
-    </w:p>
-    <w:p>
-      <w:pPr>
-        <w:pStyle w:val="ListBullet"/>
-        <w:spacing w:line="240" w:lineRule="auto"/>
-        <w:ind w:left="720"/>
-      </w:pPr>
-      <w:r>
-        <w:rPr>
-          <w:lang w:val="zh_TW" w:bidi="zh_TW"/>
-        </w:rPr>
-      </w:r>
-      <w:hyperlink r:id="rId117">
-        <w:r>
-          <w:rPr>
-            <w:lang w:val="zh_TW" w:bidi="zh_TW"/>
-          </w:rPr>
-          <w:rPr>
-            <w:color w:val="0000EE"/>
-            <w:u w:val="single"/>
-          </w:rPr>
-          <w:t>馬太福音13:36–39</w:t>
-        </w:r>
-      </w:hyperlink>
+      <w:r>
+        <w:rPr>
+          <w:lang w:val="zh_TW" w:bidi="zh_TW"/>
+        </w:rPr>
+        <w:t>約翰壹書2:15</w:t>
+      </w:r>
+    </w:p>
+    <w:p>
+      <w:pPr>
+        <w:pStyle w:val="ListBullet"/>
+        <w:spacing w:line="240" w:lineRule="auto"/>
+        <w:ind w:left="720"/>
+      </w:pPr>
+      <w:r>
+        <w:rPr>
+          <w:lang w:val="zh_TW" w:bidi="zh_TW"/>
+        </w:rPr>
+      </w:r>
+      <w:r>
+        <w:rPr>
+          <w:lang w:val="zh_TW" w:bidi="zh_TW"/>
+        </w:rPr>
+        <w:t>約翰壹書4:5</w:t>
+      </w:r>
+    </w:p>
+    <w:p>
+      <w:pPr>
+        <w:pStyle w:val="ListBullet"/>
+        <w:spacing w:line="240" w:lineRule="auto"/>
+        <w:ind w:left="720"/>
+      </w:pPr>
+      <w:r>
+        <w:rPr>
+          <w:lang w:val="zh_TW" w:bidi="zh_TW"/>
+        </w:rPr>
+      </w:r>
+      <w:r>
+        <w:rPr>
+          <w:lang w:val="zh_TW" w:bidi="zh_TW"/>
+        </w:rPr>
+        <w:t>約翰壹書5:5</w:t>
+      </w:r>
+    </w:p>
+    <w:p>
+      <w:pPr>
+        <w:pStyle w:val="ListBullet"/>
+        <w:spacing w:line="240" w:lineRule="auto"/>
+        <w:ind w:left="720"/>
+      </w:pPr>
+      <w:r>
+        <w:rPr>
+          <w:lang w:val="zh_TW" w:bidi="zh_TW"/>
+        </w:rPr>
+      </w:r>
+      <w:r>
+        <w:rPr>
+          <w:lang w:val="zh_TW" w:bidi="zh_TW"/>
+        </w:rPr>
+        <w:t>約翰福音1:29</w:t>
+      </w:r>
+    </w:p>
+    <w:p>
+      <w:pPr>
+        <w:pStyle w:val="ListBullet"/>
+        <w:spacing w:line="240" w:lineRule="auto"/>
+        <w:ind w:left="720"/>
+      </w:pPr>
+      <w:r>
+        <w:rPr>
+          <w:lang w:val="zh_TW" w:bidi="zh_TW"/>
+        </w:rPr>
+      </w:r>
+      <w:r>
+        <w:rPr>
+          <w:lang w:val="zh_TW" w:bidi="zh_TW"/>
+        </w:rPr>
+        <w:t>馬太福音13:36–39</w:t>
+      </w:r>
     </w:p>
     <w:p>
       <w:pPr>
@@ -10492,90 +9856,66 @@
           <w:lang w:val="zh_TW" w:bidi="zh_TW"/>
         </w:rPr>
       </w:r>
-      <w:hyperlink r:id="rId118">
-        <w:r>
-          <w:rPr>
-            <w:lang w:val="zh_TW" w:bidi="zh_TW"/>
-          </w:rPr>
-          <w:rPr>
-            <w:color w:val="0000EE"/>
-            <w:u w:val="single"/>
-          </w:rPr>
-          <w:t>歷代志上1:8–10</w:t>
-        </w:r>
-      </w:hyperlink>
-    </w:p>
-    <w:p>
-      <w:pPr>
-        <w:pStyle w:val="ListBullet"/>
-        <w:spacing w:line="240" w:lineRule="auto"/>
-        <w:ind w:left="720"/>
-      </w:pPr>
-      <w:r>
-        <w:rPr>
-          <w:lang w:val="zh_TW" w:bidi="zh_TW"/>
-        </w:rPr>
-      </w:r>
-      <w:hyperlink r:id="rId119">
-        <w:r>
-          <w:rPr>
-            <w:lang w:val="zh_TW" w:bidi="zh_TW"/>
-          </w:rPr>
-          <w:rPr>
-            <w:color w:val="0000EE"/>
-            <w:u w:val="single"/>
-          </w:rPr>
-          <w:t>列王紀上10:1–2</w:t>
-        </w:r>
-      </w:hyperlink>
-    </w:p>
-    <w:p>
-      <w:pPr>
-        <w:pStyle w:val="ListBullet"/>
-        <w:spacing w:line="240" w:lineRule="auto"/>
-        <w:ind w:left="720"/>
-      </w:pPr>
-      <w:r>
-        <w:rPr>
-          <w:lang w:val="zh_TW" w:bidi="zh_TW"/>
-        </w:rPr>
-      </w:r>
-      <w:hyperlink r:id="rId120">
-        <w:r>
-          <w:rPr>
-            <w:lang w:val="zh_TW" w:bidi="zh_TW"/>
-          </w:rPr>
-          <w:rPr>
-            <w:color w:val="0000EE"/>
-            <w:u w:val="single"/>
-          </w:rPr>
-          <w:t>以賽亞書60:6–7</w:t>
-        </w:r>
-      </w:hyperlink>
-    </w:p>
-    <w:p>
-      <w:pPr>
-        <w:pStyle w:val="ListBullet"/>
-        <w:spacing w:line="240" w:lineRule="auto"/>
-        <w:ind w:left="720"/>
-      </w:pPr>
-      <w:r>
-        <w:rPr>
-          <w:lang w:val="zh_TW" w:bidi="zh_TW"/>
-        </w:rPr>
-      </w:r>
-      <w:hyperlink r:id="rId121">
-        <w:r>
-          <w:rPr>
-            <w:lang w:val="zh_TW" w:bidi="zh_TW"/>
-          </w:rPr>
-          <w:rPr>
-            <w:color w:val="0000EE"/>
-            <w:u w:val="single"/>
-          </w:rPr>
-          <w:t>詩篇72:10</w:t>
-        </w:r>
-      </w:hyperlink>
+      <w:r>
+        <w:rPr>
+          <w:lang w:val="zh_TW" w:bidi="zh_TW"/>
+        </w:rPr>
+        <w:t>歷代志上1:8–10</w:t>
+      </w:r>
+    </w:p>
+    <w:p>
+      <w:pPr>
+        <w:pStyle w:val="ListBullet"/>
+        <w:spacing w:line="240" w:lineRule="auto"/>
+        <w:ind w:left="720"/>
+      </w:pPr>
+      <w:r>
+        <w:rPr>
+          <w:lang w:val="zh_TW" w:bidi="zh_TW"/>
+        </w:rPr>
+      </w:r>
+      <w:r>
+        <w:rPr>
+          <w:lang w:val="zh_TW" w:bidi="zh_TW"/>
+        </w:rPr>
+        <w:t>列王紀上10:1–2</w:t>
+      </w:r>
+    </w:p>
+    <w:p>
+      <w:pPr>
+        <w:pStyle w:val="ListBullet"/>
+        <w:spacing w:line="240" w:lineRule="auto"/>
+        <w:ind w:left="720"/>
+      </w:pPr>
+      <w:r>
+        <w:rPr>
+          <w:lang w:val="zh_TW" w:bidi="zh_TW"/>
+        </w:rPr>
+      </w:r>
+      <w:r>
+        <w:rPr>
+          <w:lang w:val="zh_TW" w:bidi="zh_TW"/>
+        </w:rPr>
+        <w:t>以賽亞書60:6–7</w:t>
+      </w:r>
+    </w:p>
+    <w:p>
+      <w:pPr>
+        <w:pStyle w:val="ListBullet"/>
+        <w:spacing w:line="240" w:lineRule="auto"/>
+        <w:ind w:left="720"/>
+      </w:pPr>
+      <w:r>
+        <w:rPr>
+          <w:lang w:val="zh_TW" w:bidi="zh_TW"/>
+        </w:rPr>
+      </w:r>
+      <w:r>
+        <w:rPr>
+          <w:lang w:val="zh_TW" w:bidi="zh_TW"/>
+        </w:rPr>
+        <w:t>詩篇72:10</w:t>
+      </w:r>
     </w:p>
     <w:p>
       <w:pPr>
@@ -10841,90 +10181,66 @@
           <w:lang w:val="zh_TW" w:bidi="zh_TW"/>
         </w:rPr>
       </w:r>
-      <w:hyperlink r:id="rId122">
-        <w:r>
-          <w:rPr>
-            <w:lang w:val="zh_TW" w:bidi="zh_TW"/>
-          </w:rPr>
-          <w:rPr>
-            <w:color w:val="0000EE"/>
-            <w:u w:val="single"/>
-          </w:rPr>
-          <w:t>使徒行傳7:14–16</w:t>
-        </w:r>
-      </w:hyperlink>
-    </w:p>
-    <w:p>
-      <w:pPr>
-        <w:pStyle w:val="ListBullet"/>
-        <w:spacing w:line="240" w:lineRule="auto"/>
-        <w:ind w:left="720"/>
-      </w:pPr>
-      <w:r>
-        <w:rPr>
-          <w:lang w:val="zh_TW" w:bidi="zh_TW"/>
-        </w:rPr>
-      </w:r>
-      <w:hyperlink r:id="rId123">
-        <w:r>
-          <w:rPr>
-            <w:lang w:val="zh_TW" w:bidi="zh_TW"/>
-          </w:rPr>
-          <w:rPr>
-            <w:color w:val="0000EE"/>
-            <w:u w:val="single"/>
-          </w:rPr>
-          <w:t>創世記12:6–7</w:t>
-        </w:r>
-      </w:hyperlink>
-    </w:p>
-    <w:p>
-      <w:pPr>
-        <w:pStyle w:val="ListBullet"/>
-        <w:spacing w:line="240" w:lineRule="auto"/>
-        <w:ind w:left="720"/>
-      </w:pPr>
-      <w:r>
-        <w:rPr>
-          <w:lang w:val="zh_TW" w:bidi="zh_TW"/>
-        </w:rPr>
-      </w:r>
-      <w:hyperlink r:id="rId124">
-        <w:r>
-          <w:rPr>
-            <w:lang w:val="zh_TW" w:bidi="zh_TW"/>
-          </w:rPr>
-          <w:rPr>
-            <w:color w:val="0000EE"/>
-            <w:u w:val="single"/>
-          </w:rPr>
-          <w:t>創世記33:19</w:t>
-        </w:r>
-      </w:hyperlink>
-    </w:p>
-    <w:p>
-      <w:pPr>
-        <w:pStyle w:val="ListBullet"/>
-        <w:spacing w:line="240" w:lineRule="auto"/>
-        <w:ind w:left="720"/>
-      </w:pPr>
-      <w:r>
-        <w:rPr>
-          <w:lang w:val="zh_TW" w:bidi="zh_TW"/>
-        </w:rPr>
-      </w:r>
-      <w:hyperlink r:id="rId125">
-        <w:r>
-          <w:rPr>
-            <w:lang w:val="zh_TW" w:bidi="zh_TW"/>
-          </w:rPr>
-          <w:rPr>
-            <w:color w:val="0000EE"/>
-            <w:u w:val="single"/>
-          </w:rPr>
-          <w:t>創世記37:13</w:t>
-        </w:r>
-      </w:hyperlink>
+      <w:r>
+        <w:rPr>
+          <w:lang w:val="zh_TW" w:bidi="zh_TW"/>
+        </w:rPr>
+        <w:t>使徒行傳7:14–16</w:t>
+      </w:r>
+    </w:p>
+    <w:p>
+      <w:pPr>
+        <w:pStyle w:val="ListBullet"/>
+        <w:spacing w:line="240" w:lineRule="auto"/>
+        <w:ind w:left="720"/>
+      </w:pPr>
+      <w:r>
+        <w:rPr>
+          <w:lang w:val="zh_TW" w:bidi="zh_TW"/>
+        </w:rPr>
+      </w:r>
+      <w:r>
+        <w:rPr>
+          <w:lang w:val="zh_TW" w:bidi="zh_TW"/>
+        </w:rPr>
+        <w:t>創世記12:6–7</w:t>
+      </w:r>
+    </w:p>
+    <w:p>
+      <w:pPr>
+        <w:pStyle w:val="ListBullet"/>
+        <w:spacing w:line="240" w:lineRule="auto"/>
+        <w:ind w:left="720"/>
+      </w:pPr>
+      <w:r>
+        <w:rPr>
+          <w:lang w:val="zh_TW" w:bidi="zh_TW"/>
+        </w:rPr>
+      </w:r>
+      <w:r>
+        <w:rPr>
+          <w:lang w:val="zh_TW" w:bidi="zh_TW"/>
+        </w:rPr>
+        <w:t>創世記33:19</w:t>
+      </w:r>
+    </w:p>
+    <w:p>
+      <w:pPr>
+        <w:pStyle w:val="ListBullet"/>
+        <w:spacing w:line="240" w:lineRule="auto"/>
+        <w:ind w:left="720"/>
+      </w:pPr>
+      <w:r>
+        <w:rPr>
+          <w:lang w:val="zh_TW" w:bidi="zh_TW"/>
+        </w:rPr>
+      </w:r>
+      <w:r>
+        <w:rPr>
+          <w:lang w:val="zh_TW" w:bidi="zh_TW"/>
+        </w:rPr>
+        <w:t>創世記37:13</w:t>
+      </w:r>
     </w:p>
     <w:p>
       <w:pPr>
@@ -11262,90 +10578,66 @@
           <w:lang w:val="zh_TW" w:bidi="zh_TW"/>
         </w:rPr>
       </w:r>
-      <w:hyperlink r:id="rId126">
-        <w:r>
-          <w:rPr>
-            <w:lang w:val="zh_TW" w:bidi="zh_TW"/>
-          </w:rPr>
-          <w:rPr>
-            <w:color w:val="0000EE"/>
-            <w:u w:val="single"/>
-          </w:rPr>
-          <w:t>列王紀上2:26–27</w:t>
-        </w:r>
-      </w:hyperlink>
-    </w:p>
-    <w:p>
-      <w:pPr>
-        <w:pStyle w:val="ListBullet"/>
-        <w:spacing w:line="240" w:lineRule="auto"/>
-        <w:ind w:left="720"/>
-      </w:pPr>
-      <w:r>
-        <w:rPr>
-          <w:lang w:val="zh_TW" w:bidi="zh_TW"/>
-        </w:rPr>
-      </w:r>
-      <w:hyperlink r:id="rId127">
-        <w:r>
-          <w:rPr>
-            <w:lang w:val="zh_TW" w:bidi="zh_TW"/>
-          </w:rPr>
-          <w:rPr>
-            <w:color w:val="0000EE"/>
-            <w:u w:val="single"/>
-          </w:rPr>
-          <w:t>撒母耳記上1:9–10</w:t>
-        </w:r>
-      </w:hyperlink>
-    </w:p>
-    <w:p>
-      <w:pPr>
-        <w:pStyle w:val="ListBullet"/>
-        <w:spacing w:line="240" w:lineRule="auto"/>
-        <w:ind w:left="720"/>
-      </w:pPr>
-      <w:r>
-        <w:rPr>
-          <w:lang w:val="zh_TW" w:bidi="zh_TW"/>
-        </w:rPr>
-      </w:r>
-      <w:hyperlink r:id="rId128">
-        <w:r>
-          <w:rPr>
-            <w:lang w:val="zh_TW" w:bidi="zh_TW"/>
-          </w:rPr>
-          <w:rPr>
-            <w:color w:val="0000EE"/>
-            <w:u w:val="single"/>
-          </w:rPr>
-          <w:t>約書亞記18:1–2</w:t>
-        </w:r>
-      </w:hyperlink>
-    </w:p>
-    <w:p>
-      <w:pPr>
-        <w:pStyle w:val="ListBullet"/>
-        <w:spacing w:line="240" w:lineRule="auto"/>
-        <w:ind w:left="720"/>
-      </w:pPr>
-      <w:r>
-        <w:rPr>
-          <w:lang w:val="zh_TW" w:bidi="zh_TW"/>
-        </w:rPr>
-      </w:r>
-      <w:hyperlink r:id="rId129">
-        <w:r>
-          <w:rPr>
-            <w:lang w:val="zh_TW" w:bidi="zh_TW"/>
-          </w:rPr>
-          <w:rPr>
-            <w:color w:val="0000EE"/>
-            <w:u w:val="single"/>
-          </w:rPr>
-          <w:t>士師記18:30–31</w:t>
-        </w:r>
-      </w:hyperlink>
+      <w:r>
+        <w:rPr>
+          <w:lang w:val="zh_TW" w:bidi="zh_TW"/>
+        </w:rPr>
+        <w:t>列王紀上2:26–27</w:t>
+      </w:r>
+    </w:p>
+    <w:p>
+      <w:pPr>
+        <w:pStyle w:val="ListBullet"/>
+        <w:spacing w:line="240" w:lineRule="auto"/>
+        <w:ind w:left="720"/>
+      </w:pPr>
+      <w:r>
+        <w:rPr>
+          <w:lang w:val="zh_TW" w:bidi="zh_TW"/>
+        </w:rPr>
+      </w:r>
+      <w:r>
+        <w:rPr>
+          <w:lang w:val="zh_TW" w:bidi="zh_TW"/>
+        </w:rPr>
+        <w:t>撒母耳記上1:9–10</w:t>
+      </w:r>
+    </w:p>
+    <w:p>
+      <w:pPr>
+        <w:pStyle w:val="ListBullet"/>
+        <w:spacing w:line="240" w:lineRule="auto"/>
+        <w:ind w:left="720"/>
+      </w:pPr>
+      <w:r>
+        <w:rPr>
+          <w:lang w:val="zh_TW" w:bidi="zh_TW"/>
+        </w:rPr>
+      </w:r>
+      <w:r>
+        <w:rPr>
+          <w:lang w:val="zh_TW" w:bidi="zh_TW"/>
+        </w:rPr>
+        <w:t>約書亞記18:1–2</w:t>
+      </w:r>
+    </w:p>
+    <w:p>
+      <w:pPr>
+        <w:pStyle w:val="ListBullet"/>
+        <w:spacing w:line="240" w:lineRule="auto"/>
+        <w:ind w:left="720"/>
+      </w:pPr>
+      <w:r>
+        <w:rPr>
+          <w:lang w:val="zh_TW" w:bidi="zh_TW"/>
+        </w:rPr>
+      </w:r>
+      <w:r>
+        <w:rPr>
+          <w:lang w:val="zh_TW" w:bidi="zh_TW"/>
+        </w:rPr>
+        <w:t>士師記18:30–31</w:t>
+      </w:r>
     </w:p>
     <w:p>
       <w:pPr>
@@ -11555,90 +10847,66 @@
           <w:lang w:val="zh_TW" w:bidi="zh_TW"/>
         </w:rPr>
       </w:r>
-      <w:hyperlink r:id="rId130">
-        <w:r>
-          <w:rPr>
-            <w:lang w:val="zh_TW" w:bidi="zh_TW"/>
-          </w:rPr>
-          <w:rPr>
-            <w:color w:val="0000EE"/>
-            <w:u w:val="single"/>
-          </w:rPr>
-          <w:t>歷代志上6:17</w:t>
-        </w:r>
-      </w:hyperlink>
-    </w:p>
-    <w:p>
-      <w:pPr>
-        <w:pStyle w:val="ListBullet"/>
-        <w:spacing w:line="240" w:lineRule="auto"/>
-        <w:ind w:left="720"/>
-      </w:pPr>
-      <w:r>
-        <w:rPr>
-          <w:lang w:val="zh_TW" w:bidi="zh_TW"/>
-        </w:rPr>
-      </w:r>
-      <w:hyperlink r:id="rId131">
-        <w:r>
-          <w:rPr>
-            <w:lang w:val="zh_TW" w:bidi="zh_TW"/>
-          </w:rPr>
-          <w:rPr>
-            <w:color w:val="0000EE"/>
-            <w:u w:val="single"/>
-          </w:rPr>
-          <w:t>列王紀上1:8</w:t>
-        </w:r>
-      </w:hyperlink>
-    </w:p>
-    <w:p>
-      <w:pPr>
-        <w:pStyle w:val="ListBullet"/>
-        <w:spacing w:line="240" w:lineRule="auto"/>
-        <w:ind w:left="720"/>
-      </w:pPr>
-      <w:r>
-        <w:rPr>
-          <w:lang w:val="zh_TW" w:bidi="zh_TW"/>
-        </w:rPr>
-      </w:r>
-      <w:hyperlink r:id="rId132">
-        <w:r>
-          <w:rPr>
-            <w:lang w:val="zh_TW" w:bidi="zh_TW"/>
-          </w:rPr>
-          <w:rPr>
-            <w:color w:val="0000EE"/>
-            <w:u w:val="single"/>
-          </w:rPr>
-          <w:t>撒母耳記下16:13</w:t>
-        </w:r>
-      </w:hyperlink>
-    </w:p>
-    <w:p>
-      <w:pPr>
-        <w:pStyle w:val="ListBullet"/>
-        <w:spacing w:line="240" w:lineRule="auto"/>
-        <w:ind w:left="720"/>
-      </w:pPr>
-      <w:r>
-        <w:rPr>
-          <w:lang w:val="zh_TW" w:bidi="zh_TW"/>
-        </w:rPr>
-      </w:r>
-      <w:hyperlink r:id="rId133">
-        <w:r>
-          <w:rPr>
-            <w:lang w:val="zh_TW" w:bidi="zh_TW"/>
-          </w:rPr>
-          <w:rPr>
-            <w:color w:val="0000EE"/>
-            <w:u w:val="single"/>
-          </w:rPr>
-          <w:t>撒迦利亞書12:12–14</w:t>
-        </w:r>
-      </w:hyperlink>
+      <w:r>
+        <w:rPr>
+          <w:lang w:val="zh_TW" w:bidi="zh_TW"/>
+        </w:rPr>
+        <w:t>歷代志上6:17</w:t>
+      </w:r>
+    </w:p>
+    <w:p>
+      <w:pPr>
+        <w:pStyle w:val="ListBullet"/>
+        <w:spacing w:line="240" w:lineRule="auto"/>
+        <w:ind w:left="720"/>
+      </w:pPr>
+      <w:r>
+        <w:rPr>
+          <w:lang w:val="zh_TW" w:bidi="zh_TW"/>
+        </w:rPr>
+      </w:r>
+      <w:r>
+        <w:rPr>
+          <w:lang w:val="zh_TW" w:bidi="zh_TW"/>
+        </w:rPr>
+        <w:t>列王紀上1:8</w:t>
+      </w:r>
+    </w:p>
+    <w:p>
+      <w:pPr>
+        <w:pStyle w:val="ListBullet"/>
+        <w:spacing w:line="240" w:lineRule="auto"/>
+        <w:ind w:left="720"/>
+      </w:pPr>
+      <w:r>
+        <w:rPr>
+          <w:lang w:val="zh_TW" w:bidi="zh_TW"/>
+        </w:rPr>
+      </w:r>
+      <w:r>
+        <w:rPr>
+          <w:lang w:val="zh_TW" w:bidi="zh_TW"/>
+        </w:rPr>
+        <w:t>撒母耳記下16:13</w:t>
+      </w:r>
+    </w:p>
+    <w:p>
+      <w:pPr>
+        <w:pStyle w:val="ListBullet"/>
+        <w:spacing w:line="240" w:lineRule="auto"/>
+        <w:ind w:left="720"/>
+      </w:pPr>
+      <w:r>
+        <w:rPr>
+          <w:lang w:val="zh_TW" w:bidi="zh_TW"/>
+        </w:rPr>
+      </w:r>
+      <w:r>
+        <w:rPr>
+          <w:lang w:val="zh_TW" w:bidi="zh_TW"/>
+        </w:rPr>
+        <w:t>撒迦利亞書12:12–14</w:t>
+      </w:r>
     </w:p>
     <w:p>
       <w:pPr>
@@ -11916,114 +11184,84 @@
           <w:lang w:val="zh_TW" w:bidi="zh_TW"/>
         </w:rPr>
       </w:r>
-      <w:hyperlink r:id="rId134">
-        <w:r>
-          <w:rPr>
-            <w:lang w:val="zh_TW" w:bidi="zh_TW"/>
-          </w:rPr>
-          <w:rPr>
-            <w:color w:val="0000EE"/>
-            <w:u w:val="single"/>
-          </w:rPr>
-          <w:t>創世記10:8–10</w:t>
-        </w:r>
-      </w:hyperlink>
-    </w:p>
-    <w:p>
-      <w:pPr>
-        <w:pStyle w:val="ListBullet"/>
-        <w:spacing w:line="240" w:lineRule="auto"/>
-        <w:ind w:left="720"/>
-      </w:pPr>
-      <w:r>
-        <w:rPr>
-          <w:lang w:val="zh_TW" w:bidi="zh_TW"/>
-        </w:rPr>
-      </w:r>
-      <w:hyperlink r:id="rId135">
-        <w:r>
-          <w:rPr>
-            <w:lang w:val="zh_TW" w:bidi="zh_TW"/>
-          </w:rPr>
-          <w:rPr>
-            <w:color w:val="0000EE"/>
-            <w:u w:val="single"/>
-          </w:rPr>
-          <w:t>創世記14:1</w:t>
-        </w:r>
-      </w:hyperlink>
-    </w:p>
-    <w:p>
-      <w:pPr>
-        <w:pStyle w:val="ListBullet"/>
-        <w:spacing w:line="240" w:lineRule="auto"/>
-        <w:ind w:left="720"/>
-      </w:pPr>
-      <w:r>
-        <w:rPr>
-          <w:lang w:val="zh_TW" w:bidi="zh_TW"/>
-        </w:rPr>
-      </w:r>
-      <w:hyperlink r:id="rId136">
-        <w:r>
-          <w:rPr>
-            <w:lang w:val="zh_TW" w:bidi="zh_TW"/>
-          </w:rPr>
-          <w:rPr>
-            <w:color w:val="0000EE"/>
-            <w:u w:val="single"/>
-          </w:rPr>
-          <w:t>創世記14:7–9</w:t>
-        </w:r>
-      </w:hyperlink>
-    </w:p>
-    <w:p>
-      <w:pPr>
-        <w:pStyle w:val="ListBullet"/>
-        <w:spacing w:line="240" w:lineRule="auto"/>
-        <w:ind w:left="720"/>
-      </w:pPr>
-      <w:r>
-        <w:rPr>
-          <w:lang w:val="zh_TW" w:bidi="zh_TW"/>
-        </w:rPr>
-      </w:r>
-      <w:hyperlink r:id="rId137">
-        <w:r>
-          <w:rPr>
-            <w:lang w:val="zh_TW" w:bidi="zh_TW"/>
-          </w:rPr>
-          <w:rPr>
-            <w:color w:val="0000EE"/>
-            <w:u w:val="single"/>
-          </w:rPr>
-          <w:t>以賽亞書11:10–11</w:t>
-        </w:r>
-      </w:hyperlink>
-    </w:p>
-    <w:p>
-      <w:pPr>
-        <w:pStyle w:val="ListBullet"/>
-        <w:spacing w:line="240" w:lineRule="auto"/>
-        <w:ind w:left="720"/>
-      </w:pPr>
-      <w:r>
-        <w:rPr>
-          <w:lang w:val="zh_TW" w:bidi="zh_TW"/>
-        </w:rPr>
-      </w:r>
-      <w:hyperlink r:id="rId138">
-        <w:r>
-          <w:rPr>
-            <w:lang w:val="zh_TW" w:bidi="zh_TW"/>
-          </w:rPr>
-          <w:rPr>
-            <w:color w:val="0000EE"/>
-            <w:u w:val="single"/>
-          </w:rPr>
-          <w:t>撒迦利亞書5:11</w:t>
-        </w:r>
-      </w:hyperlink>
+      <w:r>
+        <w:rPr>
+          <w:lang w:val="zh_TW" w:bidi="zh_TW"/>
+        </w:rPr>
+        <w:t>創世記10:8–10</w:t>
+      </w:r>
+    </w:p>
+    <w:p>
+      <w:pPr>
+        <w:pStyle w:val="ListBullet"/>
+        <w:spacing w:line="240" w:lineRule="auto"/>
+        <w:ind w:left="720"/>
+      </w:pPr>
+      <w:r>
+        <w:rPr>
+          <w:lang w:val="zh_TW" w:bidi="zh_TW"/>
+        </w:rPr>
+      </w:r>
+      <w:r>
+        <w:rPr>
+          <w:lang w:val="zh_TW" w:bidi="zh_TW"/>
+        </w:rPr>
+        <w:t>創世記14:1</w:t>
+      </w:r>
+    </w:p>
+    <w:p>
+      <w:pPr>
+        <w:pStyle w:val="ListBullet"/>
+        <w:spacing w:line="240" w:lineRule="auto"/>
+        <w:ind w:left="720"/>
+      </w:pPr>
+      <w:r>
+        <w:rPr>
+          <w:lang w:val="zh_TW" w:bidi="zh_TW"/>
+        </w:rPr>
+      </w:r>
+      <w:r>
+        <w:rPr>
+          <w:lang w:val="zh_TW" w:bidi="zh_TW"/>
+        </w:rPr>
+        <w:t>創世記14:7–9</w:t>
+      </w:r>
+    </w:p>
+    <w:p>
+      <w:pPr>
+        <w:pStyle w:val="ListBullet"/>
+        <w:spacing w:line="240" w:lineRule="auto"/>
+        <w:ind w:left="720"/>
+      </w:pPr>
+      <w:r>
+        <w:rPr>
+          <w:lang w:val="zh_TW" w:bidi="zh_TW"/>
+        </w:rPr>
+      </w:r>
+      <w:r>
+        <w:rPr>
+          <w:lang w:val="zh_TW" w:bidi="zh_TW"/>
+        </w:rPr>
+        <w:t>以賽亞書11:10–11</w:t>
+      </w:r>
+    </w:p>
+    <w:p>
+      <w:pPr>
+        <w:pStyle w:val="ListBullet"/>
+        <w:spacing w:line="240" w:lineRule="auto"/>
+        <w:ind w:left="720"/>
+      </w:pPr>
+      <w:r>
+        <w:rPr>
+          <w:lang w:val="zh_TW" w:bidi="zh_TW"/>
+        </w:rPr>
+      </w:r>
+      <w:r>
+        <w:rPr>
+          <w:lang w:val="zh_TW" w:bidi="zh_TW"/>
+        </w:rPr>
+        <w:t>撒迦利亞書5:11</w:t>
+      </w:r>
     </w:p>
     <w:p>
       <w:pPr>
@@ -12251,90 +11489,66 @@
           <w:lang w:val="zh_TW" w:bidi="zh_TW"/>
         </w:rPr>
       </w:r>
-      <w:hyperlink r:id="rId139">
-        <w:r>
-          <w:rPr>
-            <w:lang w:val="zh_TW" w:bidi="zh_TW"/>
-          </w:rPr>
-          <w:rPr>
-            <w:color w:val="0000EE"/>
-            <w:u w:val="single"/>
-          </w:rPr>
-          <w:t>申命記4:34</w:t>
-        </w:r>
-      </w:hyperlink>
-    </w:p>
-    <w:p>
-      <w:pPr>
-        <w:pStyle w:val="ListBullet"/>
-        <w:spacing w:line="240" w:lineRule="auto"/>
-        <w:ind w:left="720"/>
-      </w:pPr>
-      <w:r>
-        <w:rPr>
-          <w:lang w:val="zh_TW" w:bidi="zh_TW"/>
-        </w:rPr>
-      </w:r>
-      <w:hyperlink r:id="rId140">
-        <w:r>
-          <w:rPr>
-            <w:lang w:val="zh_TW" w:bidi="zh_TW"/>
-          </w:rPr>
-          <w:rPr>
-            <w:color w:val="0000EE"/>
-            <w:u w:val="single"/>
-          </w:rPr>
-          <w:t>以西結書21:12–13</w:t>
-        </w:r>
-      </w:hyperlink>
-    </w:p>
-    <w:p>
-      <w:pPr>
-        <w:pStyle w:val="ListBullet"/>
-        <w:spacing w:line="240" w:lineRule="auto"/>
-        <w:ind w:left="720"/>
-      </w:pPr>
-      <w:r>
-        <w:rPr>
-          <w:lang w:val="zh_TW" w:bidi="zh_TW"/>
-        </w:rPr>
-      </w:r>
-      <w:hyperlink r:id="rId141">
-        <w:r>
-          <w:rPr>
-            <w:lang w:val="zh_TW" w:bidi="zh_TW"/>
-          </w:rPr>
-          <w:rPr>
-            <w:color w:val="0000EE"/>
-            <w:u w:val="single"/>
-          </w:rPr>
-          <w:t>耶利米哀歌3:58–61</w:t>
-        </w:r>
-      </w:hyperlink>
-    </w:p>
-    <w:p>
-      <w:pPr>
-        <w:pStyle w:val="ListBullet"/>
-        <w:spacing w:line="240" w:lineRule="auto"/>
-        <w:ind w:left="720"/>
-      </w:pPr>
-      <w:r>
-        <w:rPr>
-          <w:lang w:val="zh_TW" w:bidi="zh_TW"/>
-        </w:rPr>
-      </w:r>
-      <w:hyperlink r:id="rId142">
-        <w:r>
-          <w:rPr>
-            <w:lang w:val="zh_TW" w:bidi="zh_TW"/>
-          </w:rPr>
-          <w:rPr>
-            <w:color w:val="0000EE"/>
-            <w:u w:val="single"/>
-          </w:rPr>
-          <w:t>箴言25:7–8</w:t>
-        </w:r>
-      </w:hyperlink>
+      <w:r>
+        <w:rPr>
+          <w:lang w:val="zh_TW" w:bidi="zh_TW"/>
+        </w:rPr>
+        <w:t>申命記4:34</w:t>
+      </w:r>
+    </w:p>
+    <w:p>
+      <w:pPr>
+        <w:pStyle w:val="ListBullet"/>
+        <w:spacing w:line="240" w:lineRule="auto"/>
+        <w:ind w:left="720"/>
+      </w:pPr>
+      <w:r>
+        <w:rPr>
+          <w:lang w:val="zh_TW" w:bidi="zh_TW"/>
+        </w:rPr>
+      </w:r>
+      <w:r>
+        <w:rPr>
+          <w:lang w:val="zh_TW" w:bidi="zh_TW"/>
+        </w:rPr>
+        <w:t>以西結書21:12–13</w:t>
+      </w:r>
+    </w:p>
+    <w:p>
+      <w:pPr>
+        <w:pStyle w:val="ListBullet"/>
+        <w:spacing w:line="240" w:lineRule="auto"/>
+        <w:ind w:left="720"/>
+      </w:pPr>
+      <w:r>
+        <w:rPr>
+          <w:lang w:val="zh_TW" w:bidi="zh_TW"/>
+        </w:rPr>
+      </w:r>
+      <w:r>
+        <w:rPr>
+          <w:lang w:val="zh_TW" w:bidi="zh_TW"/>
+        </w:rPr>
+        <w:t>耶利米哀歌3:58–61</w:t>
+      </w:r>
+    </w:p>
+    <w:p>
+      <w:pPr>
+        <w:pStyle w:val="ListBullet"/>
+        <w:spacing w:line="240" w:lineRule="auto"/>
+        <w:ind w:left="720"/>
+      </w:pPr>
+      <w:r>
+        <w:rPr>
+          <w:lang w:val="zh_TW" w:bidi="zh_TW"/>
+        </w:rPr>
+      </w:r>
+      <w:r>
+        <w:rPr>
+          <w:lang w:val="zh_TW" w:bidi="zh_TW"/>
+        </w:rPr>
+        <w:t>箴言25:7–8</w:t>
+      </w:r>
     </w:p>
     <w:p>
       <w:pPr>
@@ -12663,138 +11877,102 @@
           <w:lang w:val="zh_TW" w:bidi="zh_TW"/>
         </w:rPr>
       </w:r>
-      <w:hyperlink r:id="rId143">
-        <w:r>
-          <w:rPr>
-            <w:lang w:val="zh_TW" w:bidi="zh_TW"/>
-          </w:rPr>
-          <w:rPr>
-            <w:color w:val="0000EE"/>
-            <w:u w:val="single"/>
-          </w:rPr>
-          <w:t>帖撒羅尼迦前書3:4–5</w:t>
-        </w:r>
-      </w:hyperlink>
-    </w:p>
-    <w:p>
-      <w:pPr>
-        <w:pStyle w:val="ListBullet"/>
-        <w:spacing w:line="240" w:lineRule="auto"/>
-        <w:ind w:left="720"/>
-      </w:pPr>
-      <w:r>
-        <w:rPr>
-          <w:lang w:val="zh_TW" w:bidi="zh_TW"/>
-        </w:rPr>
-      </w:r>
-      <w:hyperlink r:id="rId144">
-        <w:r>
-          <w:rPr>
-            <w:lang w:val="zh_TW" w:bidi="zh_TW"/>
-          </w:rPr>
-          <w:rPr>
-            <w:color w:val="0000EE"/>
-            <w:u w:val="single"/>
-          </w:rPr>
-          <w:t>希伯來書4:15</w:t>
-        </w:r>
-      </w:hyperlink>
-    </w:p>
-    <w:p>
-      <w:pPr>
-        <w:pStyle w:val="ListBullet"/>
-        <w:spacing w:line="240" w:lineRule="auto"/>
-        <w:ind w:left="720"/>
-      </w:pPr>
-      <w:r>
-        <w:rPr>
-          <w:lang w:val="zh_TW" w:bidi="zh_TW"/>
-        </w:rPr>
-      </w:r>
-      <w:hyperlink r:id="rId145">
-        <w:r>
-          <w:rPr>
-            <w:lang w:val="zh_TW" w:bidi="zh_TW"/>
-          </w:rPr>
-          <w:rPr>
-            <w:color w:val="0000EE"/>
-            <w:u w:val="single"/>
-          </w:rPr>
-          <w:t>雅各書1:13</w:t>
-        </w:r>
-      </w:hyperlink>
-    </w:p>
-    <w:p>
-      <w:pPr>
-        <w:pStyle w:val="ListBullet"/>
-        <w:spacing w:line="240" w:lineRule="auto"/>
-        <w:ind w:left="720"/>
-      </w:pPr>
-      <w:r>
-        <w:rPr>
-          <w:lang w:val="zh_TW" w:bidi="zh_TW"/>
-        </w:rPr>
-      </w:r>
-      <w:hyperlink r:id="rId146">
-        <w:r>
-          <w:rPr>
-            <w:lang w:val="zh_TW" w:bidi="zh_TW"/>
-          </w:rPr>
-          <w:rPr>
-            <w:color w:val="0000EE"/>
-            <w:u w:val="single"/>
-          </w:rPr>
-          <w:t>路加福音4:2</w:t>
-        </w:r>
-      </w:hyperlink>
-    </w:p>
-    <w:p>
-      <w:pPr>
-        <w:pStyle w:val="ListBullet"/>
-        <w:spacing w:line="240" w:lineRule="auto"/>
-        <w:ind w:left="720"/>
-      </w:pPr>
-      <w:r>
-        <w:rPr>
-          <w:lang w:val="zh_TW" w:bidi="zh_TW"/>
-        </w:rPr>
-      </w:r>
-      <w:hyperlink r:id="rId147">
-        <w:r>
-          <w:rPr>
-            <w:lang w:val="zh_TW" w:bidi="zh_TW"/>
-          </w:rPr>
-          <w:rPr>
-            <w:color w:val="0000EE"/>
-            <w:u w:val="single"/>
-          </w:rPr>
-          <w:t>路加福音11:4</w:t>
-        </w:r>
-      </w:hyperlink>
-    </w:p>
-    <w:p>
-      <w:pPr>
-        <w:pStyle w:val="ListBullet"/>
-        <w:spacing w:line="240" w:lineRule="auto"/>
-        <w:ind w:left="720"/>
-      </w:pPr>
-      <w:r>
-        <w:rPr>
-          <w:lang w:val="zh_TW" w:bidi="zh_TW"/>
-        </w:rPr>
-      </w:r>
-      <w:hyperlink r:id="rId148">
-        <w:r>
-          <w:rPr>
-            <w:lang w:val="zh_TW" w:bidi="zh_TW"/>
-          </w:rPr>
-          <w:rPr>
-            <w:color w:val="0000EE"/>
-            <w:u w:val="single"/>
-          </w:rPr>
-          <w:t>馬太福音26:41</w:t>
-        </w:r>
-      </w:hyperlink>
+      <w:r>
+        <w:rPr>
+          <w:lang w:val="zh_TW" w:bidi="zh_TW"/>
+        </w:rPr>
+        <w:t>帖撒羅尼迦前書3:4–5</w:t>
+      </w:r>
+    </w:p>
+    <w:p>
+      <w:pPr>
+        <w:pStyle w:val="ListBullet"/>
+        <w:spacing w:line="240" w:lineRule="auto"/>
+        <w:ind w:left="720"/>
+      </w:pPr>
+      <w:r>
+        <w:rPr>
+          <w:lang w:val="zh_TW" w:bidi="zh_TW"/>
+        </w:rPr>
+      </w:r>
+      <w:r>
+        <w:rPr>
+          <w:lang w:val="zh_TW" w:bidi="zh_TW"/>
+        </w:rPr>
+        <w:t>希伯來書4:15</w:t>
+      </w:r>
+    </w:p>
+    <w:p>
+      <w:pPr>
+        <w:pStyle w:val="ListBullet"/>
+        <w:spacing w:line="240" w:lineRule="auto"/>
+        <w:ind w:left="720"/>
+      </w:pPr>
+      <w:r>
+        <w:rPr>
+          <w:lang w:val="zh_TW" w:bidi="zh_TW"/>
+        </w:rPr>
+      </w:r>
+      <w:r>
+        <w:rPr>
+          <w:lang w:val="zh_TW" w:bidi="zh_TW"/>
+        </w:rPr>
+        <w:t>雅各書1:13</w:t>
+      </w:r>
+    </w:p>
+    <w:p>
+      <w:pPr>
+        <w:pStyle w:val="ListBullet"/>
+        <w:spacing w:line="240" w:lineRule="auto"/>
+        <w:ind w:left="720"/>
+      </w:pPr>
+      <w:r>
+        <w:rPr>
+          <w:lang w:val="zh_TW" w:bidi="zh_TW"/>
+        </w:rPr>
+      </w:r>
+      <w:r>
+        <w:rPr>
+          <w:lang w:val="zh_TW" w:bidi="zh_TW"/>
+        </w:rPr>
+        <w:t>路加福音4:2</w:t>
+      </w:r>
+    </w:p>
+    <w:p>
+      <w:pPr>
+        <w:pStyle w:val="ListBullet"/>
+        <w:spacing w:line="240" w:lineRule="auto"/>
+        <w:ind w:left="720"/>
+      </w:pPr>
+      <w:r>
+        <w:rPr>
+          <w:lang w:val="zh_TW" w:bidi="zh_TW"/>
+        </w:rPr>
+      </w:r>
+      <w:r>
+        <w:rPr>
+          <w:lang w:val="zh_TW" w:bidi="zh_TW"/>
+        </w:rPr>
+        <w:t>路加福音11:4</w:t>
+      </w:r>
+    </w:p>
+    <w:p>
+      <w:pPr>
+        <w:pStyle w:val="ListBullet"/>
+        <w:spacing w:line="240" w:lineRule="auto"/>
+        <w:ind w:left="720"/>
+      </w:pPr>
+      <w:r>
+        <w:rPr>
+          <w:lang w:val="zh_TW" w:bidi="zh_TW"/>
+        </w:rPr>
+      </w:r>
+      <w:r>
+        <w:rPr>
+          <w:lang w:val="zh_TW" w:bidi="zh_TW"/>
+        </w:rPr>
+        <w:t>馬太福音26:41</w:t>
+      </w:r>
     </w:p>
     <w:p>
       <w:pPr>
@@ -13272,234 +12450,174 @@
           <w:lang w:val="zh_TW" w:bidi="zh_TW"/>
         </w:rPr>
       </w:r>
-      <w:hyperlink r:id="rId149">
-        <w:r>
-          <w:rPr>
-            <w:lang w:val="zh_TW" w:bidi="zh_TW"/>
-          </w:rPr>
-          <w:rPr>
-            <w:color w:val="0000EE"/>
-            <w:u w:val="single"/>
-          </w:rPr>
-          <w:t>約翰壹書4:1</w:t>
-        </w:r>
-      </w:hyperlink>
-    </w:p>
-    <w:p>
-      <w:pPr>
-        <w:pStyle w:val="ListBullet"/>
-        <w:spacing w:line="240" w:lineRule="auto"/>
-        <w:ind w:left="720"/>
-      </w:pPr>
-      <w:r>
-        <w:rPr>
-          <w:lang w:val="zh_TW" w:bidi="zh_TW"/>
-        </w:rPr>
-      </w:r>
-      <w:hyperlink r:id="rId150">
-        <w:r>
-          <w:rPr>
-            <w:lang w:val="zh_TW" w:bidi="zh_TW"/>
-          </w:rPr>
-          <w:rPr>
-            <w:color w:val="0000EE"/>
-            <w:u w:val="single"/>
-          </w:rPr>
-          <w:t>帖撒羅尼迦前書5:21</w:t>
-        </w:r>
-      </w:hyperlink>
-    </w:p>
-    <w:p>
-      <w:pPr>
-        <w:pStyle w:val="ListBullet"/>
-        <w:spacing w:line="240" w:lineRule="auto"/>
-        <w:ind w:left="720"/>
-      </w:pPr>
-      <w:r>
-        <w:rPr>
-          <w:lang w:val="zh_TW" w:bidi="zh_TW"/>
-        </w:rPr>
-      </w:r>
-      <w:hyperlink r:id="rId151">
-        <w:r>
-          <w:rPr>
-            <w:lang w:val="zh_TW" w:bidi="zh_TW"/>
-          </w:rPr>
-          <w:rPr>
-            <w:color w:val="0000EE"/>
-            <w:u w:val="single"/>
-          </w:rPr>
-          <w:t>使徒行傳15:10</w:t>
-        </w:r>
-      </w:hyperlink>
-    </w:p>
-    <w:p>
-      <w:pPr>
-        <w:pStyle w:val="ListBullet"/>
-        <w:spacing w:line="240" w:lineRule="auto"/>
-        <w:ind w:left="720"/>
-      </w:pPr>
-      <w:r>
-        <w:rPr>
-          <w:lang w:val="zh_TW" w:bidi="zh_TW"/>
-        </w:rPr>
-      </w:r>
-      <w:hyperlink r:id="rId152">
-        <w:r>
-          <w:rPr>
-            <w:lang w:val="zh_TW" w:bidi="zh_TW"/>
-          </w:rPr>
-          <w:rPr>
-            <w:color w:val="0000EE"/>
-            <w:u w:val="single"/>
-          </w:rPr>
-          <w:t>創世記22:1</w:t>
-        </w:r>
-      </w:hyperlink>
-    </w:p>
-    <w:p>
-      <w:pPr>
-        <w:pStyle w:val="ListBullet"/>
-        <w:spacing w:line="240" w:lineRule="auto"/>
-        <w:ind w:left="720"/>
-      </w:pPr>
-      <w:r>
-        <w:rPr>
-          <w:lang w:val="zh_TW" w:bidi="zh_TW"/>
-        </w:rPr>
-      </w:r>
-      <w:hyperlink r:id="rId153">
-        <w:r>
-          <w:rPr>
-            <w:lang w:val="zh_TW" w:bidi="zh_TW"/>
-          </w:rPr>
-          <w:rPr>
-            <w:color w:val="0000EE"/>
-            <w:u w:val="single"/>
-          </w:rPr>
-          <w:t>以賽亞書7:13</w:t>
-        </w:r>
-      </w:hyperlink>
-    </w:p>
-    <w:p>
-      <w:pPr>
-        <w:pStyle w:val="ListBullet"/>
-        <w:spacing w:line="240" w:lineRule="auto"/>
-        <w:ind w:left="720"/>
-      </w:pPr>
-      <w:r>
-        <w:rPr>
-          <w:lang w:val="zh_TW" w:bidi="zh_TW"/>
-        </w:rPr>
-      </w:r>
-      <w:hyperlink r:id="rId154">
-        <w:r>
-          <w:rPr>
-            <w:lang w:val="zh_TW" w:bidi="zh_TW"/>
-          </w:rPr>
-          <w:rPr>
-            <w:color w:val="0000EE"/>
-            <w:u w:val="single"/>
-          </w:rPr>
-          <w:t>雅各書1:12</w:t>
-        </w:r>
-      </w:hyperlink>
-    </w:p>
-    <w:p>
-      <w:pPr>
-        <w:pStyle w:val="ListBullet"/>
-        <w:spacing w:line="240" w:lineRule="auto"/>
-        <w:ind w:left="720"/>
-      </w:pPr>
-      <w:r>
-        <w:rPr>
-          <w:lang w:val="zh_TW" w:bidi="zh_TW"/>
-        </w:rPr>
-      </w:r>
-      <w:hyperlink r:id="rId155">
-        <w:r>
-          <w:rPr>
-            <w:lang w:val="zh_TW" w:bidi="zh_TW"/>
-          </w:rPr>
-          <w:rPr>
-            <w:color w:val="0000EE"/>
-            <w:u w:val="single"/>
-          </w:rPr>
-          <w:t>耶利米哀歌3:40–43</w:t>
-        </w:r>
-      </w:hyperlink>
-    </w:p>
-    <w:p>
-      <w:pPr>
-        <w:pStyle w:val="ListBullet"/>
-        <w:spacing w:line="240" w:lineRule="auto"/>
-        <w:ind w:left="720"/>
-      </w:pPr>
-      <w:r>
-        <w:rPr>
-          <w:lang w:val="zh_TW" w:bidi="zh_TW"/>
-        </w:rPr>
-      </w:r>
-      <w:hyperlink r:id="rId156">
-        <w:r>
-          <w:rPr>
-            <w:lang w:val="zh_TW" w:bidi="zh_TW"/>
-          </w:rPr>
-          <w:rPr>
-            <w:color w:val="0000EE"/>
-            <w:u w:val="single"/>
-          </w:rPr>
-          <w:t>瑪拉基書3:10</w:t>
-        </w:r>
-      </w:hyperlink>
-    </w:p>
-    <w:p>
-      <w:pPr>
-        <w:pStyle w:val="ListBullet"/>
-        <w:spacing w:line="240" w:lineRule="auto"/>
-        <w:ind w:left="720"/>
-      </w:pPr>
-      <w:r>
-        <w:rPr>
-          <w:lang w:val="zh_TW" w:bidi="zh_TW"/>
-        </w:rPr>
-      </w:r>
-      <w:hyperlink r:id="rId157">
-        <w:r>
-          <w:rPr>
-            <w:lang w:val="zh_TW" w:bidi="zh_TW"/>
-          </w:rPr>
-          <w:rPr>
-            <w:color w:val="0000EE"/>
-            <w:u w:val="single"/>
-          </w:rPr>
-          <w:t>腓立比書1:10</w:t>
-        </w:r>
-      </w:hyperlink>
-    </w:p>
-    <w:p>
-      <w:pPr>
-        <w:pStyle w:val="ListBullet"/>
-        <w:spacing w:line="240" w:lineRule="auto"/>
-        <w:ind w:left="720"/>
-      </w:pPr>
-      <w:r>
-        <w:rPr>
-          <w:lang w:val="zh_TW" w:bidi="zh_TW"/>
-        </w:rPr>
-      </w:r>
-      <w:hyperlink r:id="rId158">
-        <w:r>
-          <w:rPr>
-            <w:lang w:val="zh_TW" w:bidi="zh_TW"/>
-          </w:rPr>
-          <w:rPr>
-            <w:color w:val="0000EE"/>
-            <w:u w:val="single"/>
-          </w:rPr>
-          <w:t>詩篇26:2</w:t>
-        </w:r>
-      </w:hyperlink>
+      <w:r>
+        <w:rPr>
+          <w:lang w:val="zh_TW" w:bidi="zh_TW"/>
+        </w:rPr>
+        <w:t>約翰壹書4:1</w:t>
+      </w:r>
+    </w:p>
+    <w:p>
+      <w:pPr>
+        <w:pStyle w:val="ListBullet"/>
+        <w:spacing w:line="240" w:lineRule="auto"/>
+        <w:ind w:left="720"/>
+      </w:pPr>
+      <w:r>
+        <w:rPr>
+          <w:lang w:val="zh_TW" w:bidi="zh_TW"/>
+        </w:rPr>
+      </w:r>
+      <w:r>
+        <w:rPr>
+          <w:lang w:val="zh_TW" w:bidi="zh_TW"/>
+        </w:rPr>
+        <w:t>帖撒羅尼迦前書5:21</w:t>
+      </w:r>
+    </w:p>
+    <w:p>
+      <w:pPr>
+        <w:pStyle w:val="ListBullet"/>
+        <w:spacing w:line="240" w:lineRule="auto"/>
+        <w:ind w:left="720"/>
+      </w:pPr>
+      <w:r>
+        <w:rPr>
+          <w:lang w:val="zh_TW" w:bidi="zh_TW"/>
+        </w:rPr>
+      </w:r>
+      <w:r>
+        <w:rPr>
+          <w:lang w:val="zh_TW" w:bidi="zh_TW"/>
+        </w:rPr>
+        <w:t>使徒行傳15:10</w:t>
+      </w:r>
+    </w:p>
+    <w:p>
+      <w:pPr>
+        <w:pStyle w:val="ListBullet"/>
+        <w:spacing w:line="240" w:lineRule="auto"/>
+        <w:ind w:left="720"/>
+      </w:pPr>
+      <w:r>
+        <w:rPr>
+          <w:lang w:val="zh_TW" w:bidi="zh_TW"/>
+        </w:rPr>
+      </w:r>
+      <w:r>
+        <w:rPr>
+          <w:lang w:val="zh_TW" w:bidi="zh_TW"/>
+        </w:rPr>
+        <w:t>創世記22:1</w:t>
+      </w:r>
+    </w:p>
+    <w:p>
+      <w:pPr>
+        <w:pStyle w:val="ListBullet"/>
+        <w:spacing w:line="240" w:lineRule="auto"/>
+        <w:ind w:left="720"/>
+      </w:pPr>
+      <w:r>
+        <w:rPr>
+          <w:lang w:val="zh_TW" w:bidi="zh_TW"/>
+        </w:rPr>
+      </w:r>
+      <w:r>
+        <w:rPr>
+          <w:lang w:val="zh_TW" w:bidi="zh_TW"/>
+        </w:rPr>
+        <w:t>以賽亞書7:13</w:t>
+      </w:r>
+    </w:p>
+    <w:p>
+      <w:pPr>
+        <w:pStyle w:val="ListBullet"/>
+        <w:spacing w:line="240" w:lineRule="auto"/>
+        <w:ind w:left="720"/>
+      </w:pPr>
+      <w:r>
+        <w:rPr>
+          <w:lang w:val="zh_TW" w:bidi="zh_TW"/>
+        </w:rPr>
+      </w:r>
+      <w:r>
+        <w:rPr>
+          <w:lang w:val="zh_TW" w:bidi="zh_TW"/>
+        </w:rPr>
+        <w:t>雅各書1:12</w:t>
+      </w:r>
+    </w:p>
+    <w:p>
+      <w:pPr>
+        <w:pStyle w:val="ListBullet"/>
+        <w:spacing w:line="240" w:lineRule="auto"/>
+        <w:ind w:left="720"/>
+      </w:pPr>
+      <w:r>
+        <w:rPr>
+          <w:lang w:val="zh_TW" w:bidi="zh_TW"/>
+        </w:rPr>
+      </w:r>
+      <w:r>
+        <w:rPr>
+          <w:lang w:val="zh_TW" w:bidi="zh_TW"/>
+        </w:rPr>
+        <w:t>耶利米哀歌3:40–43</w:t>
+      </w:r>
+    </w:p>
+    <w:p>
+      <w:pPr>
+        <w:pStyle w:val="ListBullet"/>
+        <w:spacing w:line="240" w:lineRule="auto"/>
+        <w:ind w:left="720"/>
+      </w:pPr>
+      <w:r>
+        <w:rPr>
+          <w:lang w:val="zh_TW" w:bidi="zh_TW"/>
+        </w:rPr>
+      </w:r>
+      <w:r>
+        <w:rPr>
+          <w:lang w:val="zh_TW" w:bidi="zh_TW"/>
+        </w:rPr>
+        <w:t>瑪拉基書3:10</w:t>
+      </w:r>
+    </w:p>
+    <w:p>
+      <w:pPr>
+        <w:pStyle w:val="ListBullet"/>
+        <w:spacing w:line="240" w:lineRule="auto"/>
+        <w:ind w:left="720"/>
+      </w:pPr>
+      <w:r>
+        <w:rPr>
+          <w:lang w:val="zh_TW" w:bidi="zh_TW"/>
+        </w:rPr>
+      </w:r>
+      <w:r>
+        <w:rPr>
+          <w:lang w:val="zh_TW" w:bidi="zh_TW"/>
+        </w:rPr>
+        <w:t>腓立比書1:10</w:t>
+      </w:r>
+    </w:p>
+    <w:p>
+      <w:pPr>
+        <w:pStyle w:val="ListBullet"/>
+        <w:spacing w:line="240" w:lineRule="auto"/>
+        <w:ind w:left="720"/>
+      </w:pPr>
+      <w:r>
+        <w:rPr>
+          <w:lang w:val="zh_TW" w:bidi="zh_TW"/>
+        </w:rPr>
+      </w:r>
+      <w:r>
+        <w:rPr>
+          <w:lang w:val="zh_TW" w:bidi="zh_TW"/>
+        </w:rPr>
+        <w:t>詩篇26:2</w:t>
+      </w:r>
     </w:p>
     <w:p>
       <w:pPr>
@@ -13906,498 +13024,342 @@
           <w:lang w:val="zh_TW" w:bidi="zh_TW"/>
         </w:rPr>
       </w:r>
-      <w:hyperlink r:id="rId159">
-        <w:r>
-          <w:rPr>
-            <w:lang w:val="zh_TW" w:bidi="zh_TW"/>
-          </w:rPr>
-          <w:rPr>
-            <w:color w:val="0000EE"/>
-            <w:u w:val="single"/>
-          </w:rPr>
-          <w:t>創世記21:23</w:t>
-        </w:r>
-      </w:hyperlink>
-    </w:p>
-    <w:p>
-      <w:pPr>
-        <w:pStyle w:val="ListBullet"/>
-        <w:spacing w:line="240" w:lineRule="auto"/>
-        <w:ind w:left="720"/>
-      </w:pPr>
-      <w:r>
-        <w:rPr>
-          <w:lang w:val="zh_TW" w:bidi="zh_TW"/>
-        </w:rPr>
-      </w:r>
-      <w:hyperlink r:id="rId160">
-        <w:r>
-          <w:rPr>
-            <w:lang w:val="zh_TW" w:bidi="zh_TW"/>
-          </w:rPr>
-          <w:rPr>
-            <w:color w:val="0000EE"/>
-            <w:u w:val="single"/>
-          </w:rPr>
-          <w:t>創</w:t>
-        </w:r>
-      </w:hyperlink>
-      <w:hyperlink r:id="rId159">
-        <w:r>
-          <w:rPr>
-            <w:lang w:val="zh_TW" w:bidi="zh_TW"/>
-          </w:rPr>
-          <w:rPr>
-            <w:color w:val="0000EE"/>
-            <w:u w:val="single"/>
-          </w:rPr>
-          <w:t>世記</w:t>
-        </w:r>
-      </w:hyperlink>
-      <w:hyperlink r:id="rId160">
-        <w:r>
-          <w:rPr>
-            <w:lang w:val="zh_TW" w:bidi="zh_TW"/>
-          </w:rPr>
-          <w:rPr>
-            <w:color w:val="0000EE"/>
-            <w:u w:val="single"/>
-          </w:rPr>
-          <w:t>24:3</w:t>
-        </w:r>
-      </w:hyperlink>
-    </w:p>
-    <w:p>
-      <w:pPr>
-        <w:pStyle w:val="ListBullet"/>
-        <w:spacing w:line="240" w:lineRule="auto"/>
-        <w:ind w:left="720"/>
-      </w:pPr>
-      <w:r>
-        <w:rPr>
-          <w:lang w:val="zh_TW" w:bidi="zh_TW"/>
-        </w:rPr>
-      </w:r>
-      <w:hyperlink r:id="rId161">
-        <w:r>
-          <w:rPr>
-            <w:lang w:val="zh_TW" w:bidi="zh_TW"/>
-          </w:rPr>
-          <w:rPr>
-            <w:color w:val="0000EE"/>
-            <w:u w:val="single"/>
-          </w:rPr>
-          <w:t>創</w:t>
-        </w:r>
-      </w:hyperlink>
-      <w:hyperlink r:id="rId159">
-        <w:r>
-          <w:rPr>
-            <w:lang w:val="zh_TW" w:bidi="zh_TW"/>
-          </w:rPr>
-          <w:rPr>
-            <w:color w:val="0000EE"/>
-            <w:u w:val="single"/>
-          </w:rPr>
-          <w:t>世記</w:t>
-        </w:r>
-      </w:hyperlink>
-      <w:hyperlink r:id="rId161">
-        <w:r>
-          <w:rPr>
-            <w:lang w:val="zh_TW" w:bidi="zh_TW"/>
-          </w:rPr>
-          <w:rPr>
-            <w:color w:val="0000EE"/>
-            <w:u w:val="single"/>
-          </w:rPr>
-          <w:t>31:51–53</w:t>
-        </w:r>
-      </w:hyperlink>
-    </w:p>
-    <w:p>
-      <w:pPr>
-        <w:pStyle w:val="ListBullet"/>
-        <w:spacing w:line="240" w:lineRule="auto"/>
-        <w:ind w:left="720"/>
-      </w:pPr>
-      <w:r>
-        <w:rPr>
-          <w:lang w:val="zh_TW" w:bidi="zh_TW"/>
-        </w:rPr>
-      </w:r>
-      <w:hyperlink r:id="rId162">
-        <w:r>
-          <w:rPr>
-            <w:lang w:val="zh_TW" w:bidi="zh_TW"/>
-          </w:rPr>
-          <w:rPr>
-            <w:color w:val="0000EE"/>
-            <w:u w:val="single"/>
-          </w:rPr>
-          <w:t>創</w:t>
-        </w:r>
-      </w:hyperlink>
-      <w:hyperlink r:id="rId159">
-        <w:r>
-          <w:rPr>
-            <w:lang w:val="zh_TW" w:bidi="zh_TW"/>
-          </w:rPr>
-          <w:rPr>
-            <w:color w:val="0000EE"/>
-            <w:u w:val="single"/>
-          </w:rPr>
-          <w:t>世記</w:t>
-        </w:r>
-      </w:hyperlink>
-      <w:hyperlink r:id="rId162">
-        <w:r>
-          <w:rPr>
-            <w:lang w:val="zh_TW" w:bidi="zh_TW"/>
-          </w:rPr>
-          <w:rPr>
-            <w:color w:val="0000EE"/>
-            <w:u w:val="single"/>
-          </w:rPr>
-          <w:t>47:31</w:t>
-        </w:r>
-      </w:hyperlink>
-    </w:p>
-    <w:p>
-      <w:pPr>
-        <w:pStyle w:val="ListBullet"/>
-        <w:spacing w:line="240" w:lineRule="auto"/>
-        <w:ind w:left="720"/>
-      </w:pPr>
-      <w:r>
-        <w:rPr>
-          <w:lang w:val="zh_TW" w:bidi="zh_TW"/>
-        </w:rPr>
-      </w:r>
-      <w:hyperlink r:id="rId163">
-        <w:r>
-          <w:rPr>
-            <w:lang w:val="zh_TW" w:bidi="zh_TW"/>
-          </w:rPr>
-          <w:rPr>
-            <w:color w:val="0000EE"/>
-            <w:u w:val="single"/>
-          </w:rPr>
-          <w:t>路加福音1:73</w:t>
-        </w:r>
-      </w:hyperlink>
-    </w:p>
-    <w:p>
-      <w:pPr>
-        <w:pStyle w:val="ListBullet"/>
-        <w:spacing w:line="240" w:lineRule="auto"/>
-        <w:ind w:left="720"/>
-      </w:pPr>
-      <w:r>
-        <w:rPr>
-          <w:lang w:val="zh_TW" w:bidi="zh_TW"/>
-        </w:rPr>
-      </w:r>
-      <w:hyperlink r:id="rId164">
-        <w:r>
-          <w:rPr>
-            <w:lang w:val="zh_TW" w:bidi="zh_TW"/>
-          </w:rPr>
-          <w:rPr>
-            <w:color w:val="0000EE"/>
-            <w:u w:val="single"/>
-          </w:rPr>
-          <w:t>馬可福音6:26</w:t>
-        </w:r>
-      </w:hyperlink>
-    </w:p>
-    <w:p>
-      <w:pPr>
-        <w:pStyle w:val="ListBullet"/>
-        <w:spacing w:line="240" w:lineRule="auto"/>
-        <w:ind w:left="720"/>
-      </w:pPr>
-      <w:r>
-        <w:rPr>
-          <w:lang w:val="zh_TW" w:bidi="zh_TW"/>
-        </w:rPr>
-      </w:r>
-      <w:hyperlink r:id="rId165">
-        <w:r>
-          <w:rPr>
-            <w:lang w:val="zh_TW" w:bidi="zh_TW"/>
-          </w:rPr>
-          <w:rPr>
-            <w:color w:val="0000EE"/>
-            <w:u w:val="single"/>
-          </w:rPr>
-          <w:t>馬太福音5:36</w:t>
-        </w:r>
-      </w:hyperlink>
-    </w:p>
-    <w:p>
-      <w:pPr>
-        <w:pStyle w:val="ListBullet"/>
-        <w:spacing w:line="240" w:lineRule="auto"/>
-        <w:ind w:left="720"/>
-      </w:pPr>
-      <w:r>
-        <w:rPr>
-          <w:lang w:val="zh_TW" w:bidi="zh_TW"/>
-        </w:rPr>
-      </w:r>
-      <w:hyperlink r:id="rId166">
-        <w:r>
-          <w:rPr>
-            <w:lang w:val="zh_TW" w:bidi="zh_TW"/>
-          </w:rPr>
-          <w:rPr>
-            <w:color w:val="0000EE"/>
-            <w:u w:val="single"/>
-          </w:rPr>
-          <w:t>馬太福音14:6–7</w:t>
-        </w:r>
-      </w:hyperlink>
-    </w:p>
-    <w:p>
-      <w:pPr>
-        <w:pStyle w:val="ListBullet"/>
-        <w:spacing w:line="240" w:lineRule="auto"/>
-        <w:ind w:left="720"/>
-      </w:pPr>
-      <w:r>
-        <w:rPr>
-          <w:lang w:val="zh_TW" w:bidi="zh_TW"/>
-        </w:rPr>
-      </w:r>
-      <w:hyperlink r:id="rId167">
-        <w:r>
-          <w:rPr>
-            <w:lang w:val="zh_TW" w:bidi="zh_TW"/>
-          </w:rPr>
-          <w:rPr>
-            <w:color w:val="0000EE"/>
-            <w:u w:val="single"/>
-          </w:rPr>
-          <w:t>馬太福音26:72</w:t>
-        </w:r>
-      </w:hyperlink>
-    </w:p>
-    <w:p>
-      <w:pPr>
-        <w:pStyle w:val="ListBullet"/>
-        <w:spacing w:line="240" w:lineRule="auto"/>
-        <w:ind w:left="720"/>
-      </w:pPr>
-      <w:r>
-        <w:rPr>
-          <w:lang w:val="zh_TW" w:bidi="zh_TW"/>
-        </w:rPr>
-      </w:r>
-      <w:hyperlink r:id="rId168">
-        <w:r>
-          <w:rPr>
-            <w:lang w:val="zh_TW" w:bidi="zh_TW"/>
-          </w:rPr>
-          <w:rPr>
-            <w:color w:val="0000EE"/>
-            <w:u w:val="single"/>
-          </w:rPr>
-          <w:t>哥林多前書7:27–28</w:t>
-        </w:r>
-      </w:hyperlink>
-    </w:p>
-    <w:p>
-      <w:pPr>
-        <w:pStyle w:val="ListBullet"/>
-        <w:spacing w:line="240" w:lineRule="auto"/>
-        <w:ind w:left="720"/>
-      </w:pPr>
-      <w:r>
-        <w:rPr>
-          <w:lang w:val="zh_TW" w:bidi="zh_TW"/>
-        </w:rPr>
-      </w:r>
-      <w:hyperlink r:id="rId169">
-        <w:r>
-          <w:rPr>
-            <w:lang w:val="zh_TW" w:bidi="zh_TW"/>
-          </w:rPr>
-          <w:rPr>
-            <w:color w:val="0000EE"/>
-            <w:u w:val="single"/>
-          </w:rPr>
-          <w:t>使徒行傳21:23</w:t>
-        </w:r>
-      </w:hyperlink>
-    </w:p>
-    <w:p>
-      <w:pPr>
-        <w:pStyle w:val="ListBullet"/>
-        <w:spacing w:line="240" w:lineRule="auto"/>
-        <w:ind w:left="720"/>
-      </w:pPr>
-      <w:r>
-        <w:rPr>
-          <w:lang w:val="zh_TW" w:bidi="zh_TW"/>
-        </w:rPr>
-      </w:r>
-      <w:hyperlink r:id="rId170">
-        <w:r>
-          <w:rPr>
-            <w:lang w:val="zh_TW" w:bidi="zh_TW"/>
-          </w:rPr>
-          <w:rPr>
-            <w:color w:val="0000EE"/>
-            <w:u w:val="single"/>
-          </w:rPr>
-          <w:t>創</w:t>
-        </w:r>
-      </w:hyperlink>
-      <w:hyperlink r:id="rId159">
-        <w:r>
-          <w:rPr>
-            <w:lang w:val="zh_TW" w:bidi="zh_TW"/>
-          </w:rPr>
-          <w:rPr>
-            <w:color w:val="0000EE"/>
-            <w:u w:val="single"/>
-          </w:rPr>
-          <w:t>世記</w:t>
-        </w:r>
-      </w:hyperlink>
-      <w:hyperlink r:id="rId170">
-        <w:r>
-          <w:rPr>
-            <w:lang w:val="zh_TW" w:bidi="zh_TW"/>
-          </w:rPr>
-          <w:rPr>
-            <w:color w:val="0000EE"/>
-            <w:u w:val="single"/>
-          </w:rPr>
-          <w:t>28:21</w:t>
-        </w:r>
-      </w:hyperlink>
-    </w:p>
-    <w:p>
-      <w:pPr>
-        <w:pStyle w:val="ListBullet"/>
-        <w:spacing w:line="240" w:lineRule="auto"/>
-        <w:ind w:left="720"/>
-      </w:pPr>
-      <w:r>
-        <w:rPr>
-          <w:lang w:val="zh_TW" w:bidi="zh_TW"/>
-        </w:rPr>
-      </w:r>
-      <w:hyperlink r:id="rId171">
-        <w:r>
-          <w:rPr>
-            <w:lang w:val="zh_TW" w:bidi="zh_TW"/>
-          </w:rPr>
-          <w:rPr>
-            <w:color w:val="0000EE"/>
-            <w:u w:val="single"/>
-          </w:rPr>
-          <w:t>創</w:t>
-        </w:r>
-      </w:hyperlink>
-      <w:hyperlink r:id="rId159">
-        <w:r>
-          <w:rPr>
-            <w:lang w:val="zh_TW" w:bidi="zh_TW"/>
-          </w:rPr>
-          <w:rPr>
-            <w:color w:val="0000EE"/>
-            <w:u w:val="single"/>
-          </w:rPr>
-          <w:t>世記</w:t>
-        </w:r>
-      </w:hyperlink>
-      <w:hyperlink r:id="rId171">
-        <w:r>
-          <w:rPr>
-            <w:lang w:val="zh_TW" w:bidi="zh_TW"/>
-          </w:rPr>
-          <w:rPr>
-            <w:color w:val="0000EE"/>
-            <w:u w:val="single"/>
-          </w:rPr>
-          <w:t>31:12–13</w:t>
-        </w:r>
-      </w:hyperlink>
-    </w:p>
-    <w:p>
-      <w:pPr>
-        <w:pStyle w:val="ListBullet"/>
-        <w:spacing w:line="240" w:lineRule="auto"/>
-        <w:ind w:left="720"/>
-      </w:pPr>
-      <w:r>
-        <w:rPr>
-          <w:lang w:val="zh_TW" w:bidi="zh_TW"/>
-        </w:rPr>
-      </w:r>
-      <w:hyperlink r:id="rId172">
-        <w:r>
-          <w:rPr>
-            <w:lang w:val="zh_TW" w:bidi="zh_TW"/>
-          </w:rPr>
-          <w:rPr>
-            <w:color w:val="0000EE"/>
-            <w:u w:val="single"/>
-          </w:rPr>
-          <w:t>約拿書1:14–16</w:t>
-        </w:r>
-      </w:hyperlink>
-    </w:p>
-    <w:p>
-      <w:pPr>
-        <w:pStyle w:val="ListBullet"/>
-        <w:spacing w:line="240" w:lineRule="auto"/>
-        <w:ind w:left="720"/>
-      </w:pPr>
-      <w:r>
-        <w:rPr>
-          <w:lang w:val="zh_TW" w:bidi="zh_TW"/>
-        </w:rPr>
-      </w:r>
-      <w:hyperlink r:id="rId173">
-        <w:r>
-          <w:rPr>
-            <w:lang w:val="zh_TW" w:bidi="zh_TW"/>
-          </w:rPr>
-          <w:rPr>
-            <w:color w:val="0000EE"/>
-            <w:u w:val="single"/>
-          </w:rPr>
-          <w:t>約拿書2:9–10</w:t>
-        </w:r>
-      </w:hyperlink>
-    </w:p>
-    <w:p>
-      <w:pPr>
-        <w:pStyle w:val="ListBullet"/>
-        <w:spacing w:line="240" w:lineRule="auto"/>
-        <w:ind w:left="720"/>
-      </w:pPr>
-      <w:r>
-        <w:rPr>
-          <w:lang w:val="zh_TW" w:bidi="zh_TW"/>
-        </w:rPr>
-      </w:r>
-      <w:hyperlink r:id="rId174">
-        <w:r>
-          <w:rPr>
-            <w:lang w:val="zh_TW" w:bidi="zh_TW"/>
-          </w:rPr>
-          <w:rPr>
-            <w:color w:val="0000EE"/>
-            <w:u w:val="single"/>
-          </w:rPr>
-          <w:t>箴言7:14</w:t>
-        </w:r>
-      </w:hyperlink>
+      <w:r>
+        <w:rPr>
+          <w:lang w:val="zh_TW" w:bidi="zh_TW"/>
+        </w:rPr>
+        <w:t>創世記21:23</w:t>
+      </w:r>
+    </w:p>
+    <w:p>
+      <w:pPr>
+        <w:pStyle w:val="ListBullet"/>
+        <w:spacing w:line="240" w:lineRule="auto"/>
+        <w:ind w:left="720"/>
+      </w:pPr>
+      <w:r>
+        <w:rPr>
+          <w:lang w:val="zh_TW" w:bidi="zh_TW"/>
+        </w:rPr>
+      </w:r>
+      <w:r>
+        <w:rPr>
+          <w:lang w:val="zh_TW" w:bidi="zh_TW"/>
+        </w:rPr>
+        <w:t>創</w:t>
+      </w:r>
+      <w:r>
+        <w:rPr>
+          <w:lang w:val="zh_TW" w:bidi="zh_TW"/>
+        </w:rPr>
+        <w:t>世記</w:t>
+      </w:r>
+      <w:r>
+        <w:rPr>
+          <w:lang w:val="zh_TW" w:bidi="zh_TW"/>
+        </w:rPr>
+        <w:t>24:3</w:t>
+      </w:r>
+    </w:p>
+    <w:p>
+      <w:pPr>
+        <w:pStyle w:val="ListBullet"/>
+        <w:spacing w:line="240" w:lineRule="auto"/>
+        <w:ind w:left="720"/>
+      </w:pPr>
+      <w:r>
+        <w:rPr>
+          <w:lang w:val="zh_TW" w:bidi="zh_TW"/>
+        </w:rPr>
+      </w:r>
+      <w:r>
+        <w:rPr>
+          <w:lang w:val="zh_TW" w:bidi="zh_TW"/>
+        </w:rPr>
+        <w:t>創</w:t>
+      </w:r>
+      <w:r>
+        <w:rPr>
+          <w:lang w:val="zh_TW" w:bidi="zh_TW"/>
+        </w:rPr>
+        <w:t>世記</w:t>
+      </w:r>
+      <w:r>
+        <w:rPr>
+          <w:lang w:val="zh_TW" w:bidi="zh_TW"/>
+        </w:rPr>
+        <w:t>31:51–53</w:t>
+      </w:r>
+    </w:p>
+    <w:p>
+      <w:pPr>
+        <w:pStyle w:val="ListBullet"/>
+        <w:spacing w:line="240" w:lineRule="auto"/>
+        <w:ind w:left="720"/>
+      </w:pPr>
+      <w:r>
+        <w:rPr>
+          <w:lang w:val="zh_TW" w:bidi="zh_TW"/>
+        </w:rPr>
+      </w:r>
+      <w:r>
+        <w:rPr>
+          <w:lang w:val="zh_TW" w:bidi="zh_TW"/>
+        </w:rPr>
+        <w:t>創</w:t>
+      </w:r>
+      <w:r>
+        <w:rPr>
+          <w:lang w:val="zh_TW" w:bidi="zh_TW"/>
+        </w:rPr>
+        <w:t>世記</w:t>
+      </w:r>
+      <w:r>
+        <w:rPr>
+          <w:lang w:val="zh_TW" w:bidi="zh_TW"/>
+        </w:rPr>
+        <w:t>47:31</w:t>
+      </w:r>
+    </w:p>
+    <w:p>
+      <w:pPr>
+        <w:pStyle w:val="ListBullet"/>
+        <w:spacing w:line="240" w:lineRule="auto"/>
+        <w:ind w:left="720"/>
+      </w:pPr>
+      <w:r>
+        <w:rPr>
+          <w:lang w:val="zh_TW" w:bidi="zh_TW"/>
+        </w:rPr>
+      </w:r>
+      <w:r>
+        <w:rPr>
+          <w:lang w:val="zh_TW" w:bidi="zh_TW"/>
+        </w:rPr>
+        <w:t>路加福音1:73</w:t>
+      </w:r>
+    </w:p>
+    <w:p>
+      <w:pPr>
+        <w:pStyle w:val="ListBullet"/>
+        <w:spacing w:line="240" w:lineRule="auto"/>
+        <w:ind w:left="720"/>
+      </w:pPr>
+      <w:r>
+        <w:rPr>
+          <w:lang w:val="zh_TW" w:bidi="zh_TW"/>
+        </w:rPr>
+      </w:r>
+      <w:r>
+        <w:rPr>
+          <w:lang w:val="zh_TW" w:bidi="zh_TW"/>
+        </w:rPr>
+        <w:t>馬可福音6:26</w:t>
+      </w:r>
+    </w:p>
+    <w:p>
+      <w:pPr>
+        <w:pStyle w:val="ListBullet"/>
+        <w:spacing w:line="240" w:lineRule="auto"/>
+        <w:ind w:left="720"/>
+      </w:pPr>
+      <w:r>
+        <w:rPr>
+          <w:lang w:val="zh_TW" w:bidi="zh_TW"/>
+        </w:rPr>
+      </w:r>
+      <w:r>
+        <w:rPr>
+          <w:lang w:val="zh_TW" w:bidi="zh_TW"/>
+        </w:rPr>
+        <w:t>馬太福音5:36</w:t>
+      </w:r>
+    </w:p>
+    <w:p>
+      <w:pPr>
+        <w:pStyle w:val="ListBullet"/>
+        <w:spacing w:line="240" w:lineRule="auto"/>
+        <w:ind w:left="720"/>
+      </w:pPr>
+      <w:r>
+        <w:rPr>
+          <w:lang w:val="zh_TW" w:bidi="zh_TW"/>
+        </w:rPr>
+      </w:r>
+      <w:r>
+        <w:rPr>
+          <w:lang w:val="zh_TW" w:bidi="zh_TW"/>
+        </w:rPr>
+        <w:t>馬太福音14:6–7</w:t>
+      </w:r>
+    </w:p>
+    <w:p>
+      <w:pPr>
+        <w:pStyle w:val="ListBullet"/>
+        <w:spacing w:line="240" w:lineRule="auto"/>
+        <w:ind w:left="720"/>
+      </w:pPr>
+      <w:r>
+        <w:rPr>
+          <w:lang w:val="zh_TW" w:bidi="zh_TW"/>
+        </w:rPr>
+      </w:r>
+      <w:r>
+        <w:rPr>
+          <w:lang w:val="zh_TW" w:bidi="zh_TW"/>
+        </w:rPr>
+        <w:t>馬太福音26:72</w:t>
+      </w:r>
+    </w:p>
+    <w:p>
+      <w:pPr>
+        <w:pStyle w:val="ListBullet"/>
+        <w:spacing w:line="240" w:lineRule="auto"/>
+        <w:ind w:left="720"/>
+      </w:pPr>
+      <w:r>
+        <w:rPr>
+          <w:lang w:val="zh_TW" w:bidi="zh_TW"/>
+        </w:rPr>
+      </w:r>
+      <w:r>
+        <w:rPr>
+          <w:lang w:val="zh_TW" w:bidi="zh_TW"/>
+        </w:rPr>
+        <w:t>哥林多前書7:27–28</w:t>
+      </w:r>
+    </w:p>
+    <w:p>
+      <w:pPr>
+        <w:pStyle w:val="ListBullet"/>
+        <w:spacing w:line="240" w:lineRule="auto"/>
+        <w:ind w:left="720"/>
+      </w:pPr>
+      <w:r>
+        <w:rPr>
+          <w:lang w:val="zh_TW" w:bidi="zh_TW"/>
+        </w:rPr>
+      </w:r>
+      <w:r>
+        <w:rPr>
+          <w:lang w:val="zh_TW" w:bidi="zh_TW"/>
+        </w:rPr>
+        <w:t>使徒行傳21:23</w:t>
+      </w:r>
+    </w:p>
+    <w:p>
+      <w:pPr>
+        <w:pStyle w:val="ListBullet"/>
+        <w:spacing w:line="240" w:lineRule="auto"/>
+        <w:ind w:left="720"/>
+      </w:pPr>
+      <w:r>
+        <w:rPr>
+          <w:lang w:val="zh_TW" w:bidi="zh_TW"/>
+        </w:rPr>
+      </w:r>
+      <w:r>
+        <w:rPr>
+          <w:lang w:val="zh_TW" w:bidi="zh_TW"/>
+        </w:rPr>
+        <w:t>創</w:t>
+      </w:r>
+      <w:r>
+        <w:rPr>
+          <w:lang w:val="zh_TW" w:bidi="zh_TW"/>
+        </w:rPr>
+        <w:t>世記</w:t>
+      </w:r>
+      <w:r>
+        <w:rPr>
+          <w:lang w:val="zh_TW" w:bidi="zh_TW"/>
+        </w:rPr>
+        <w:t>28:21</w:t>
+      </w:r>
+    </w:p>
+    <w:p>
+      <w:pPr>
+        <w:pStyle w:val="ListBullet"/>
+        <w:spacing w:line="240" w:lineRule="auto"/>
+        <w:ind w:left="720"/>
+      </w:pPr>
+      <w:r>
+        <w:rPr>
+          <w:lang w:val="zh_TW" w:bidi="zh_TW"/>
+        </w:rPr>
+      </w:r>
+      <w:r>
+        <w:rPr>
+          <w:lang w:val="zh_TW" w:bidi="zh_TW"/>
+        </w:rPr>
+        <w:t>創</w:t>
+      </w:r>
+      <w:r>
+        <w:rPr>
+          <w:lang w:val="zh_TW" w:bidi="zh_TW"/>
+        </w:rPr>
+        <w:t>世記</w:t>
+      </w:r>
+      <w:r>
+        <w:rPr>
+          <w:lang w:val="zh_TW" w:bidi="zh_TW"/>
+        </w:rPr>
+        <w:t>31:12–13</w:t>
+      </w:r>
+    </w:p>
+    <w:p>
+      <w:pPr>
+        <w:pStyle w:val="ListBullet"/>
+        <w:spacing w:line="240" w:lineRule="auto"/>
+        <w:ind w:left="720"/>
+      </w:pPr>
+      <w:r>
+        <w:rPr>
+          <w:lang w:val="zh_TW" w:bidi="zh_TW"/>
+        </w:rPr>
+      </w:r>
+      <w:r>
+        <w:rPr>
+          <w:lang w:val="zh_TW" w:bidi="zh_TW"/>
+        </w:rPr>
+        <w:t>約拿書1:14–16</w:t>
+      </w:r>
+    </w:p>
+    <w:p>
+      <w:pPr>
+        <w:pStyle w:val="ListBullet"/>
+        <w:spacing w:line="240" w:lineRule="auto"/>
+        <w:ind w:left="720"/>
+      </w:pPr>
+      <w:r>
+        <w:rPr>
+          <w:lang w:val="zh_TW" w:bidi="zh_TW"/>
+        </w:rPr>
+      </w:r>
+      <w:r>
+        <w:rPr>
+          <w:lang w:val="zh_TW" w:bidi="zh_TW"/>
+        </w:rPr>
+        <w:t>約拿書2:9–10</w:t>
+      </w:r>
+    </w:p>
+    <w:p>
+      <w:pPr>
+        <w:pStyle w:val="ListBullet"/>
+        <w:spacing w:line="240" w:lineRule="auto"/>
+        <w:ind w:left="720"/>
+      </w:pPr>
+      <w:r>
+        <w:rPr>
+          <w:lang w:val="zh_TW" w:bidi="zh_TW"/>
+        </w:rPr>
+      </w:r>
+      <w:r>
+        <w:rPr>
+          <w:lang w:val="zh_TW" w:bidi="zh_TW"/>
+        </w:rPr>
+        <w:t>箴言7:14</w:t>
+      </w:r>
     </w:p>
     <w:p>
       <w:pPr>
@@ -14702,114 +13664,84 @@
           <w:lang w:val="zh_TW" w:bidi="zh_TW"/>
         </w:rPr>
       </w:r>
-      <w:hyperlink r:id="rId175">
-        <w:r>
-          <w:rPr>
-            <w:lang w:val="zh_TW" w:bidi="zh_TW"/>
-          </w:rPr>
-          <w:rPr>
-            <w:color w:val="0000EE"/>
-            <w:u w:val="single"/>
-          </w:rPr>
-          <w:t>加拉太書4:26</w:t>
-        </w:r>
-      </w:hyperlink>
-    </w:p>
-    <w:p>
-      <w:pPr>
-        <w:pStyle w:val="ListBullet"/>
-        <w:spacing w:line="240" w:lineRule="auto"/>
-        <w:ind w:left="720"/>
-      </w:pPr>
-      <w:r>
-        <w:rPr>
-          <w:lang w:val="zh_TW" w:bidi="zh_TW"/>
-        </w:rPr>
-      </w:r>
-      <w:hyperlink r:id="rId176">
-        <w:r>
-          <w:rPr>
-            <w:lang w:val="zh_TW" w:bidi="zh_TW"/>
-          </w:rPr>
-          <w:rPr>
-            <w:color w:val="0000EE"/>
-            <w:u w:val="single"/>
-          </w:rPr>
-          <w:t>加拉太書5:1</w:t>
-        </w:r>
-      </w:hyperlink>
-    </w:p>
-    <w:p>
-      <w:pPr>
-        <w:pStyle w:val="ListBullet"/>
-        <w:spacing w:line="240" w:lineRule="auto"/>
-        <w:ind w:left="720"/>
-      </w:pPr>
-      <w:r>
-        <w:rPr>
-          <w:lang w:val="zh_TW" w:bidi="zh_TW"/>
-        </w:rPr>
-      </w:r>
-      <w:hyperlink r:id="rId177">
-        <w:r>
-          <w:rPr>
-            <w:lang w:val="zh_TW" w:bidi="zh_TW"/>
-          </w:rPr>
-          <w:rPr>
-            <w:color w:val="0000EE"/>
-            <w:u w:val="single"/>
-          </w:rPr>
-          <w:t>以賽亞書61:1</w:t>
-        </w:r>
-      </w:hyperlink>
-    </w:p>
-    <w:p>
-      <w:pPr>
-        <w:pStyle w:val="ListBullet"/>
-        <w:spacing w:line="240" w:lineRule="auto"/>
-        <w:ind w:left="720"/>
-      </w:pPr>
-      <w:r>
-        <w:rPr>
-          <w:lang w:val="zh_TW" w:bidi="zh_TW"/>
-        </w:rPr>
-      </w:r>
-      <w:hyperlink r:id="rId178">
-        <w:r>
-          <w:rPr>
-            <w:lang w:val="zh_TW" w:bidi="zh_TW"/>
-          </w:rPr>
-          <w:rPr>
-            <w:color w:val="0000EE"/>
-            <w:u w:val="single"/>
-          </w:rPr>
-          <w:t>利未記25:10</w:t>
-        </w:r>
-      </w:hyperlink>
-    </w:p>
-    <w:p>
-      <w:pPr>
-        <w:pStyle w:val="ListBullet"/>
-        <w:spacing w:line="240" w:lineRule="auto"/>
-        <w:ind w:left="720"/>
-      </w:pPr>
-      <w:r>
-        <w:rPr>
-          <w:lang w:val="zh_TW" w:bidi="zh_TW"/>
-        </w:rPr>
-      </w:r>
-      <w:hyperlink r:id="rId179">
-        <w:r>
-          <w:rPr>
-            <w:lang w:val="zh_TW" w:bidi="zh_TW"/>
-          </w:rPr>
-          <w:rPr>
-            <w:color w:val="0000EE"/>
-            <w:u w:val="single"/>
-          </w:rPr>
-          <w:t>羅馬書6:18</w:t>
-        </w:r>
-      </w:hyperlink>
+      <w:r>
+        <w:rPr>
+          <w:lang w:val="zh_TW" w:bidi="zh_TW"/>
+        </w:rPr>
+        <w:t>加拉太書4:26</w:t>
+      </w:r>
+    </w:p>
+    <w:p>
+      <w:pPr>
+        <w:pStyle w:val="ListBullet"/>
+        <w:spacing w:line="240" w:lineRule="auto"/>
+        <w:ind w:left="720"/>
+      </w:pPr>
+      <w:r>
+        <w:rPr>
+          <w:lang w:val="zh_TW" w:bidi="zh_TW"/>
+        </w:rPr>
+      </w:r>
+      <w:r>
+        <w:rPr>
+          <w:lang w:val="zh_TW" w:bidi="zh_TW"/>
+        </w:rPr>
+        <w:t>加拉太書5:1</w:t>
+      </w:r>
+    </w:p>
+    <w:p>
+      <w:pPr>
+        <w:pStyle w:val="ListBullet"/>
+        <w:spacing w:line="240" w:lineRule="auto"/>
+        <w:ind w:left="720"/>
+      </w:pPr>
+      <w:r>
+        <w:rPr>
+          <w:lang w:val="zh_TW" w:bidi="zh_TW"/>
+        </w:rPr>
+      </w:r>
+      <w:r>
+        <w:rPr>
+          <w:lang w:val="zh_TW" w:bidi="zh_TW"/>
+        </w:rPr>
+        <w:t>以賽亞書61:1</w:t>
+      </w:r>
+    </w:p>
+    <w:p>
+      <w:pPr>
+        <w:pStyle w:val="ListBullet"/>
+        <w:spacing w:line="240" w:lineRule="auto"/>
+        <w:ind w:left="720"/>
+      </w:pPr>
+      <w:r>
+        <w:rPr>
+          <w:lang w:val="zh_TW" w:bidi="zh_TW"/>
+        </w:rPr>
+      </w:r>
+      <w:r>
+        <w:rPr>
+          <w:lang w:val="zh_TW" w:bidi="zh_TW"/>
+        </w:rPr>
+        <w:t>利未記25:10</w:t>
+      </w:r>
+    </w:p>
+    <w:p>
+      <w:pPr>
+        <w:pStyle w:val="ListBullet"/>
+        <w:spacing w:line="240" w:lineRule="auto"/>
+        <w:ind w:left="720"/>
+      </w:pPr>
+      <w:r>
+        <w:rPr>
+          <w:lang w:val="zh_TW" w:bidi="zh_TW"/>
+        </w:rPr>
+      </w:r>
+      <w:r>
+        <w:rPr>
+          <w:lang w:val="zh_TW" w:bidi="zh_TW"/>
+        </w:rPr>
+        <w:t>羅馬書6:18</w:t>
+      </w:r>
     </w:p>
     <w:p>
       <w:pPr>
